--- a/SQL/SQL_MCQ_Question_Bank_Numbered_No_Answers.docx
+++ b/SQL/SQL_MCQ_Question_Bank_Numbered_No_Answers.docx
@@ -122,11 +122,9 @@
         <w:spacing w:after="20"/>
         <w:ind w:left="360" w:hanging="72"/>
       </w:pPr>
-      <w:proofErr w:type="spellStart"/>
       <w:r>
         <w:t>Ans.C</w:t>
       </w:r>
-      <w:proofErr w:type="spellEnd"/>
     </w:p>
     <w:p>
       <w:pPr>
@@ -580,15 +578,7 @@
         <w:ind w:left="360" w:hanging="72"/>
       </w:pPr>
       <w:r>
-        <w:t xml:space="preserve">d. </w:t>
-      </w:r>
-      <w:proofErr w:type="gramStart"/>
-      <w:r>
-        <w:t>create</w:t>
-      </w:r>
-      <w:proofErr w:type="gramEnd"/>
-      <w:r>
-        <w:t xml:space="preserve"> table test</w:t>
+        <w:t>d. create table test</w:t>
       </w:r>
     </w:p>
     <w:p>
@@ -720,21 +710,7 @@
         <w:rPr>
           <w:b/>
         </w:rPr>
-        <w:t xml:space="preserve">13. Which among the following commands will add a </w:t>
-      </w:r>
-      <w:proofErr w:type="gramStart"/>
-      <w:r>
-        <w:rPr>
-          <w:b/>
-        </w:rPr>
-        <w:t>new column "marks"</w:t>
-      </w:r>
-      <w:proofErr w:type="gramEnd"/>
-      <w:r>
-        <w:rPr>
-          <w:b/>
-        </w:rPr>
-        <w:t xml:space="preserve"> to the student table?</w:t>
+        <w:t>13. Which among the following commands will add a new column "marks" to the student table?</w:t>
       </w:r>
     </w:p>
     <w:p>
@@ -770,15 +746,7 @@
         <w:ind w:left="360" w:hanging="72"/>
       </w:pPr>
       <w:r>
-        <w:t xml:space="preserve">d. </w:t>
-      </w:r>
-      <w:proofErr w:type="gramStart"/>
-      <w:r>
-        <w:t>alter</w:t>
-      </w:r>
-      <w:proofErr w:type="gramEnd"/>
-      <w:r>
-        <w:t xml:space="preserve"> table student insert marks int</w:t>
+        <w:t>d. alter table student insert marks int</w:t>
       </w:r>
     </w:p>
     <w:p>
@@ -899,11 +867,9 @@
         <w:spacing w:after="20"/>
         <w:ind w:left="360" w:hanging="72"/>
       </w:pPr>
-      <w:proofErr w:type="spellStart"/>
       <w:r>
         <w:t>Ans.A</w:t>
       </w:r>
-      <w:proofErr w:type="spellEnd"/>
     </w:p>
     <w:p>
       <w:pPr>
@@ -1117,15 +1083,7 @@
         <w:ind w:left="360" w:hanging="72"/>
       </w:pPr>
       <w:r>
-        <w:t xml:space="preserve">d. </w:t>
-      </w:r>
-      <w:proofErr w:type="gramStart"/>
-      <w:r>
-        <w:t>All of</w:t>
-      </w:r>
-      <w:proofErr w:type="gramEnd"/>
-      <w:r>
-        <w:t xml:space="preserve"> the Mentioned</w:t>
+        <w:t>d. All of the Mentioned</w:t>
       </w:r>
     </w:p>
     <w:p>
@@ -1529,11 +1487,9 @@
         <w:spacing w:after="20"/>
         <w:ind w:left="360" w:hanging="72"/>
       </w:pPr>
-      <w:proofErr w:type="spellStart"/>
       <w:r>
         <w:t>Ans.C</w:t>
       </w:r>
-      <w:proofErr w:type="spellEnd"/>
     </w:p>
     <w:p>
       <w:pPr>
@@ -1935,55 +1891,7 @@
       </w:pPr>
       <w:r>
         <w:lastRenderedPageBreak/>
-        <w:t xml:space="preserve">Ans. C  </w:t>
-      </w:r>
-      <w:proofErr w:type="spellStart"/>
-      <w:r>
-        <w:t>mei</w:t>
-      </w:r>
-      <w:proofErr w:type="spellEnd"/>
-      <w:r>
-        <w:t xml:space="preserve"> </w:t>
-      </w:r>
-      <w:proofErr w:type="spellStart"/>
-      <w:r>
-        <w:t>galti</w:t>
-      </w:r>
-      <w:proofErr w:type="spellEnd"/>
-      <w:r>
-        <w:t xml:space="preserve"> </w:t>
-      </w:r>
-      <w:proofErr w:type="spellStart"/>
-      <w:r>
-        <w:t>hamesha</w:t>
-      </w:r>
-      <w:proofErr w:type="spellEnd"/>
-      <w:r>
-        <w:t xml:space="preserve"> </w:t>
-      </w:r>
-      <w:proofErr w:type="spellStart"/>
-      <w:r>
-        <w:t>chote</w:t>
-      </w:r>
-      <w:proofErr w:type="spellEnd"/>
-      <w:r>
-        <w:t xml:space="preserve"> questions me </w:t>
-      </w:r>
-      <w:proofErr w:type="spellStart"/>
-      <w:r>
-        <w:t>karta</w:t>
-      </w:r>
-      <w:proofErr w:type="spellEnd"/>
-      <w:r>
-        <w:t xml:space="preserve"> hu jo </w:t>
-      </w:r>
-      <w:proofErr w:type="spellStart"/>
-      <w:r>
-        <w:t>pta</w:t>
-      </w:r>
-      <w:proofErr w:type="spellEnd"/>
-      <w:r>
-        <w:t xml:space="preserve"> bhi </w:t>
+        <w:t xml:space="preserve">Ans. C  mei galti hamesha chote questions me karta hu jo pta bhi </w:t>
       </w:r>
     </w:p>
     <w:p>
@@ -2033,15 +1941,7 @@
         <w:ind w:left="360" w:hanging="72"/>
       </w:pPr>
       <w:r>
-        <w:t xml:space="preserve">d. </w:t>
-      </w:r>
-      <w:proofErr w:type="gramStart"/>
-      <w:r>
-        <w:t>All of</w:t>
-      </w:r>
-      <w:proofErr w:type="gramEnd"/>
-      <w:r>
-        <w:t xml:space="preserve"> the Mentioned</w:t>
+        <w:t>d. All of the Mentioned</w:t>
       </w:r>
     </w:p>
     <w:p>
@@ -2714,15 +2614,7 @@
         <w:ind w:left="360" w:hanging="72"/>
       </w:pPr>
       <w:r>
-        <w:t>d. insert into student (</w:t>
-      </w:r>
-      <w:proofErr w:type="spellStart"/>
-      <w:r>
-        <w:t>name,mark</w:t>
-      </w:r>
-      <w:proofErr w:type="spellEnd"/>
-      <w:r>
-        <w:t>) values ("abc",70);</w:t>
+        <w:t>d. insert into student (name,mark) values ("abc",70);</w:t>
       </w:r>
     </w:p>
     <w:p>
@@ -2835,13 +2727,8 @@
         <w:ind w:left="360" w:hanging="72"/>
       </w:pPr>
       <w:r>
-        <w:t xml:space="preserve">d. A new primary key is </w:t>
-      </w:r>
-      <w:proofErr w:type="gramStart"/>
-      <w:r>
-        <w:t>auto-generated</w:t>
-      </w:r>
-      <w:proofErr w:type="gramEnd"/>
+        <w:t>d. A new primary key is auto-generated</w:t>
+      </w:r>
     </w:p>
     <w:p>
       <w:pPr>
@@ -2902,15 +2789,7 @@
         <w:ind w:left="360" w:hanging="72"/>
       </w:pPr>
       <w:r>
-        <w:t xml:space="preserve">d. </w:t>
-      </w:r>
-      <w:proofErr w:type="gramStart"/>
-      <w:r>
-        <w:t>All of</w:t>
-      </w:r>
-      <w:proofErr w:type="gramEnd"/>
-      <w:r>
-        <w:t xml:space="preserve"> the above</w:t>
+        <w:t>d. All of the above</w:t>
       </w:r>
     </w:p>
     <w:p>
@@ -3036,14 +2915,12 @@
         <w:spacing w:after="20"/>
         <w:ind w:left="360" w:hanging="72"/>
       </w:pPr>
-      <w:proofErr w:type="spellStart"/>
       <w:r>
         <w:t>Ans.</w:t>
       </w:r>
       <w:r>
         <w:t>C</w:t>
       </w:r>
-      <w:proofErr w:type="spellEnd"/>
     </w:p>
     <w:p>
       <w:pPr>
@@ -3222,171 +3099,157 @@
         <w:rPr>
           <w:b/>
         </w:rPr>
-        <w:t xml:space="preserve">55. Which statement is TRUE about </w:t>
-      </w:r>
-      <w:proofErr w:type="gramStart"/>
+        <w:t>55. Which statement is TRUE about the WHERE Clause?</w:t>
+      </w:r>
+    </w:p>
+    <w:p>
+      <w:pPr>
+        <w:spacing w:after="20"/>
+        <w:ind w:left="360" w:hanging="72"/>
+      </w:pPr>
+      <w:r>
+        <w:t>a. In order to retrieve rows, WHERE Clause is used.</w:t>
+      </w:r>
+    </w:p>
+    <w:p>
+      <w:pPr>
+        <w:spacing w:after="20"/>
+        <w:ind w:left="360" w:hanging="72"/>
+      </w:pPr>
+      <w:r>
+        <w:t>b. In order to group the rows, WHERE Clause is used.</w:t>
+      </w:r>
+    </w:p>
+    <w:p>
+      <w:pPr>
+        <w:spacing w:after="20"/>
+        <w:ind w:left="360" w:hanging="72"/>
+      </w:pPr>
+      <w:r>
+        <w:t>c. In order to select the defined groups, WHERE Clause is used.</w:t>
+      </w:r>
+    </w:p>
+    <w:p>
+      <w:pPr>
+        <w:spacing w:after="20"/>
+        <w:ind w:left="360" w:hanging="72"/>
+      </w:pPr>
+      <w:r>
+        <w:t>d. In order to return the rows, WHERE Clause is used. Which clause filters groups after aggregation?</w:t>
+      </w:r>
+    </w:p>
+    <w:p>
+      <w:pPr>
+        <w:spacing w:after="20"/>
+        <w:ind w:left="360" w:hanging="72"/>
+      </w:pPr>
+      <w:r>
+        <w:t>e. WHERE</w:t>
+      </w:r>
+    </w:p>
+    <w:p>
+      <w:pPr>
+        <w:spacing w:after="20"/>
+        <w:ind w:left="360" w:hanging="72"/>
+      </w:pPr>
+      <w:r>
+        <w:t>f. HAVING</w:t>
+      </w:r>
+    </w:p>
+    <w:p>
+      <w:pPr>
+        <w:spacing w:after="20"/>
+        <w:ind w:left="360" w:hanging="72"/>
+      </w:pPr>
+      <w:r>
+        <w:t>g. GROUP BY</w:t>
+      </w:r>
+    </w:p>
+    <w:p>
+      <w:pPr>
+        <w:spacing w:after="20"/>
+        <w:ind w:left="360" w:hanging="72"/>
+      </w:pPr>
+      <w:r>
+        <w:t>h. FILTER</w:t>
+      </w:r>
+    </w:p>
+    <w:p>
+      <w:pPr>
+        <w:spacing w:after="20"/>
+        <w:ind w:left="360" w:hanging="72"/>
+      </w:pPr>
+      <w:r>
+        <w:t>Ans. A</w:t>
+      </w:r>
+      <w:r>
+        <w:t>,F</w:t>
+      </w:r>
+    </w:p>
+    <w:p>
+      <w:pPr>
+        <w:spacing w:before="120" w:after="40"/>
+      </w:pPr>
       <w:r>
         <w:rPr>
           <w:b/>
         </w:rPr>
-        <w:t>the WHERE</w:t>
-      </w:r>
-      <w:proofErr w:type="gramEnd"/>
+        <w:t>56. Which clause filters rows before aggregation?</w:t>
+      </w:r>
+    </w:p>
+    <w:p>
+      <w:pPr>
+        <w:spacing w:after="20"/>
+        <w:ind w:left="360" w:hanging="72"/>
+      </w:pPr>
+      <w:r>
+        <w:t>a. HAVING</w:t>
+      </w:r>
+    </w:p>
+    <w:p>
+      <w:pPr>
+        <w:spacing w:after="20"/>
+        <w:ind w:left="360" w:hanging="72"/>
+      </w:pPr>
+      <w:r>
+        <w:t>b. WHERE</w:t>
+      </w:r>
+    </w:p>
+    <w:p>
+      <w:pPr>
+        <w:spacing w:after="20"/>
+        <w:ind w:left="360" w:hanging="72"/>
+      </w:pPr>
+      <w:r>
+        <w:t>c. GROUP BY</w:t>
+      </w:r>
+    </w:p>
+    <w:p>
+      <w:pPr>
+        <w:spacing w:after="20"/>
+        <w:ind w:left="360" w:hanging="72"/>
+      </w:pPr>
+      <w:r>
+        <w:t>d. ORDER BY</w:t>
+      </w:r>
+    </w:p>
+    <w:p>
+      <w:pPr>
+        <w:spacing w:after="20"/>
+        <w:ind w:left="360" w:hanging="72"/>
+      </w:pPr>
+      <w:r>
+        <w:t>Ans. B</w:t>
+      </w:r>
+    </w:p>
+    <w:p>
+      <w:pPr>
+        <w:spacing w:before="120" w:after="40"/>
+      </w:pPr>
       <w:r>
         <w:rPr>
           <w:b/>
         </w:rPr>
-        <w:t xml:space="preserve"> Clause?</w:t>
-      </w:r>
-    </w:p>
-    <w:p>
-      <w:pPr>
-        <w:spacing w:after="20"/>
-        <w:ind w:left="360" w:hanging="72"/>
-      </w:pPr>
-      <w:r>
-        <w:t>a. In order to retrieve rows, WHERE Clause is used.</w:t>
-      </w:r>
-    </w:p>
-    <w:p>
-      <w:pPr>
-        <w:spacing w:after="20"/>
-        <w:ind w:left="360" w:hanging="72"/>
-      </w:pPr>
-      <w:r>
-        <w:t>b. In order to group the rows, WHERE Clause is used.</w:t>
-      </w:r>
-    </w:p>
-    <w:p>
-      <w:pPr>
-        <w:spacing w:after="20"/>
-        <w:ind w:left="360" w:hanging="72"/>
-      </w:pPr>
-      <w:r>
-        <w:t>c. In order to select the defined groups, WHERE Clause is used.</w:t>
-      </w:r>
-    </w:p>
-    <w:p>
-      <w:pPr>
-        <w:spacing w:after="20"/>
-        <w:ind w:left="360" w:hanging="72"/>
-      </w:pPr>
-      <w:r>
-        <w:t>d. In order to return the rows, WHERE Clause is used. Which clause filters groups after aggregation?</w:t>
-      </w:r>
-    </w:p>
-    <w:p>
-      <w:pPr>
-        <w:spacing w:after="20"/>
-        <w:ind w:left="360" w:hanging="72"/>
-      </w:pPr>
-      <w:r>
-        <w:t>e. WHERE</w:t>
-      </w:r>
-    </w:p>
-    <w:p>
-      <w:pPr>
-        <w:spacing w:after="20"/>
-        <w:ind w:left="360" w:hanging="72"/>
-      </w:pPr>
-      <w:r>
-        <w:t>f. HAVING</w:t>
-      </w:r>
-    </w:p>
-    <w:p>
-      <w:pPr>
-        <w:spacing w:after="20"/>
-        <w:ind w:left="360" w:hanging="72"/>
-      </w:pPr>
-      <w:r>
-        <w:t>g. GROUP BY</w:t>
-      </w:r>
-    </w:p>
-    <w:p>
-      <w:pPr>
-        <w:spacing w:after="20"/>
-        <w:ind w:left="360" w:hanging="72"/>
-      </w:pPr>
-      <w:r>
-        <w:t>h. FILTER</w:t>
-      </w:r>
-    </w:p>
-    <w:p>
-      <w:pPr>
-        <w:spacing w:after="20"/>
-        <w:ind w:left="360" w:hanging="72"/>
-      </w:pPr>
-      <w:r>
-        <w:t>Ans. A</w:t>
-      </w:r>
-      <w:r>
-        <w:t>,F</w:t>
-      </w:r>
-    </w:p>
-    <w:p>
-      <w:pPr>
-        <w:spacing w:before="120" w:after="40"/>
-      </w:pPr>
-      <w:r>
-        <w:rPr>
-          <w:b/>
-        </w:rPr>
-        <w:t>56. Which clause filters rows before aggregation?</w:t>
-      </w:r>
-    </w:p>
-    <w:p>
-      <w:pPr>
-        <w:spacing w:after="20"/>
-        <w:ind w:left="360" w:hanging="72"/>
-      </w:pPr>
-      <w:r>
-        <w:t>a. HAVING</w:t>
-      </w:r>
-    </w:p>
-    <w:p>
-      <w:pPr>
-        <w:spacing w:after="20"/>
-        <w:ind w:left="360" w:hanging="72"/>
-      </w:pPr>
-      <w:r>
-        <w:t>b. WHERE</w:t>
-      </w:r>
-    </w:p>
-    <w:p>
-      <w:pPr>
-        <w:spacing w:after="20"/>
-        <w:ind w:left="360" w:hanging="72"/>
-      </w:pPr>
-      <w:r>
-        <w:t>c. GROUP BY</w:t>
-      </w:r>
-    </w:p>
-    <w:p>
-      <w:pPr>
-        <w:spacing w:after="20"/>
-        <w:ind w:left="360" w:hanging="72"/>
-      </w:pPr>
-      <w:r>
-        <w:t>d. ORDER BY</w:t>
-      </w:r>
-    </w:p>
-    <w:p>
-      <w:pPr>
-        <w:spacing w:after="20"/>
-        <w:ind w:left="360" w:hanging="72"/>
-      </w:pPr>
-      <w:r>
-        <w:t>Ans. B</w:t>
-      </w:r>
-    </w:p>
-    <w:p>
-      <w:pPr>
-        <w:spacing w:before="120" w:after="40"/>
-      </w:pPr>
-      <w:r>
-        <w:rPr>
-          <w:b/>
-        </w:rPr>
         <w:t>57. Which statement is TRUE about the GROUP BY Clause?</w:t>
       </w:r>
     </w:p>
@@ -3423,15 +3286,7 @@
         <w:ind w:left="360" w:hanging="72"/>
       </w:pPr>
       <w:r>
-        <w:t xml:space="preserve">d. </w:t>
-      </w:r>
-      <w:proofErr w:type="gramStart"/>
-      <w:r>
-        <w:t>In order to</w:t>
-      </w:r>
-      <w:proofErr w:type="gramEnd"/>
-      <w:r>
-        <w:t xml:space="preserve"> return the rows, GROUP BY Clause is used.</w:t>
+        <w:t>d. In order to return the rows, GROUP BY Clause is used.</w:t>
       </w:r>
     </w:p>
     <w:p>
@@ -3780,13 +3635,8 @@
         <w:ind w:left="360" w:hanging="72"/>
       </w:pPr>
       <w:r>
-        <w:t xml:space="preserve">d. From, </w:t>
-      </w:r>
-      <w:proofErr w:type="gramStart"/>
-      <w:r>
-        <w:t>where</w:t>
-      </w:r>
-      <w:proofErr w:type="gramEnd"/>
+        <w:t>d. From, where</w:t>
+      </w:r>
     </w:p>
     <w:p>
       <w:pPr>
@@ -3900,15 +3750,7 @@
         <w:ind w:left="360" w:hanging="72"/>
       </w:pPr>
       <w:r>
-        <w:t xml:space="preserve">d. To </w:t>
-      </w:r>
-      <w:proofErr w:type="gramStart"/>
-      <w:r>
-        <w:t>sort</w:t>
-      </w:r>
-      <w:proofErr w:type="gramEnd"/>
-      <w:r>
-        <w:t xml:space="preserve"> results</w:t>
+        <w:t>d. To sort results</w:t>
       </w:r>
     </w:p>
     <w:p>
@@ -3941,13 +3783,8 @@
         <w:ind w:left="360" w:hanging="72"/>
       </w:pPr>
       <w:r>
-        <w:t xml:space="preserve">a. </w:t>
-      </w:r>
-      <w:proofErr w:type="gramStart"/>
-      <w:r>
-        <w:t>Where</w:t>
-      </w:r>
-      <w:proofErr w:type="gramEnd"/>
+        <w:t>a. Where</w:t>
+      </w:r>
     </w:p>
     <w:p>
       <w:pPr>
@@ -4161,57 +3998,99 @@
         <w:rPr>
           <w:b/>
         </w:rPr>
-        <w:t xml:space="preserve">70. Arrange these clauses in correct order: HAVING, SELECT, </w:t>
-      </w:r>
-      <w:proofErr w:type="gramStart"/>
+        <w:t>70. Arrange these clauses in correct order: HAVING, SELECT, WHERE, GROUP BY.</w:t>
+      </w:r>
+    </w:p>
+    <w:p>
+      <w:pPr>
+        <w:spacing w:after="20"/>
+        <w:ind w:left="360" w:hanging="72"/>
+      </w:pPr>
+      <w:r>
+        <w:t>a. HAVING, SELECT, WHERE, GROUP BY</w:t>
+      </w:r>
+    </w:p>
+    <w:p>
+      <w:pPr>
+        <w:spacing w:after="20"/>
+        <w:ind w:left="360" w:hanging="72"/>
+      </w:pPr>
+      <w:r>
+        <w:t>b. SELECT, WHERE, GROUP BY, HAVING</w:t>
+      </w:r>
+    </w:p>
+    <w:p>
+      <w:pPr>
+        <w:spacing w:after="20"/>
+        <w:ind w:left="360" w:hanging="72"/>
+      </w:pPr>
+      <w:r>
+        <w:t>c. SELECT, GROUP BY, HAVING, WHERE</w:t>
+      </w:r>
+    </w:p>
+    <w:p>
+      <w:pPr>
+        <w:spacing w:after="20"/>
+        <w:ind w:left="360" w:hanging="72"/>
+      </w:pPr>
+      <w:r>
+        <w:t>d. WHERE, SELECT, GROUP BY, HAVING</w:t>
+      </w:r>
+    </w:p>
+    <w:p>
+      <w:pPr>
+        <w:spacing w:after="20"/>
+        <w:ind w:left="360" w:hanging="72"/>
+      </w:pPr>
+      <w:r>
+        <w:t>Ans. B</w:t>
+      </w:r>
+    </w:p>
+    <w:p>
+      <w:pPr>
+        <w:spacing w:before="120" w:after="40"/>
+      </w:pPr>
       <w:r>
         <w:rPr>
           <w:b/>
         </w:rPr>
-        <w:t>WHERE,</w:t>
-      </w:r>
-      <w:proofErr w:type="gramEnd"/>
-      <w:r>
-        <w:rPr>
-          <w:b/>
-        </w:rPr>
-        <w:t xml:space="preserve"> GROUP BY.</w:t>
-      </w:r>
-    </w:p>
-    <w:p>
-      <w:pPr>
-        <w:spacing w:after="20"/>
-        <w:ind w:left="360" w:hanging="72"/>
-      </w:pPr>
-      <w:r>
-        <w:t>a. HAVING, SELECT, WHERE, GROUP BY</w:t>
-      </w:r>
-    </w:p>
-    <w:p>
-      <w:pPr>
-        <w:spacing w:after="20"/>
-        <w:ind w:left="360" w:hanging="72"/>
-      </w:pPr>
-      <w:r>
-        <w:t>b. SELECT, WHERE, GROUP BY, HAVING</w:t>
-      </w:r>
-    </w:p>
-    <w:p>
-      <w:pPr>
-        <w:spacing w:after="20"/>
-        <w:ind w:left="360" w:hanging="72"/>
-      </w:pPr>
-      <w:r>
-        <w:t>c. SELECT, GROUP BY, HAVING, WHERE</w:t>
-      </w:r>
-    </w:p>
-    <w:p>
-      <w:pPr>
-        <w:spacing w:after="20"/>
-        <w:ind w:left="360" w:hanging="72"/>
-      </w:pPr>
-      <w:r>
-        <w:t>d. WHERE, SELECT, GROUP BY, HAVING</w:t>
+        <w:t>71. What happens if HAVING is placed before GROUP BY?</w:t>
+      </w:r>
+    </w:p>
+    <w:p>
+      <w:pPr>
+        <w:spacing w:after="20"/>
+        <w:ind w:left="360" w:hanging="72"/>
+      </w:pPr>
+      <w:r>
+        <w:t>a. It works the same way</w:t>
+      </w:r>
+    </w:p>
+    <w:p>
+      <w:pPr>
+        <w:spacing w:after="20"/>
+        <w:ind w:left="360" w:hanging="72"/>
+      </w:pPr>
+      <w:r>
+        <w:t>b. Syntax error occurs</w:t>
+      </w:r>
+    </w:p>
+    <w:p>
+      <w:pPr>
+        <w:spacing w:after="20"/>
+        <w:ind w:left="360" w:hanging="72"/>
+      </w:pPr>
+      <w:r>
+        <w:t>c. It filters before grouping automatically</w:t>
+      </w:r>
+    </w:p>
+    <w:p>
+      <w:pPr>
+        <w:spacing w:after="20"/>
+        <w:ind w:left="360" w:hanging="72"/>
+      </w:pPr>
+      <w:r>
+        <w:t>d. It is treated as WHERE</w:t>
       </w:r>
     </w:p>
     <w:p>
@@ -4226,67 +4105,6 @@
     <w:p>
       <w:pPr>
         <w:spacing w:before="120" w:after="40"/>
-      </w:pPr>
-      <w:r>
-        <w:rPr>
-          <w:b/>
-        </w:rPr>
-        <w:t>71. What happens if HAVING is placed before GROUP BY?</w:t>
-      </w:r>
-    </w:p>
-    <w:p>
-      <w:pPr>
-        <w:spacing w:after="20"/>
-        <w:ind w:left="360" w:hanging="72"/>
-      </w:pPr>
-      <w:r>
-        <w:t>a. It works the same way</w:t>
-      </w:r>
-    </w:p>
-    <w:p>
-      <w:pPr>
-        <w:spacing w:after="20"/>
-        <w:ind w:left="360" w:hanging="72"/>
-      </w:pPr>
-      <w:r>
-        <w:t>b. Syntax error occurs</w:t>
-      </w:r>
-    </w:p>
-    <w:p>
-      <w:pPr>
-        <w:spacing w:after="20"/>
-        <w:ind w:left="360" w:hanging="72"/>
-      </w:pPr>
-      <w:r>
-        <w:t>c. It filters before grouping automatically</w:t>
-      </w:r>
-    </w:p>
-    <w:p>
-      <w:pPr>
-        <w:spacing w:after="20"/>
-        <w:ind w:left="360" w:hanging="72"/>
-      </w:pPr>
-      <w:r>
-        <w:t xml:space="preserve">d. It is treated as </w:t>
-      </w:r>
-      <w:proofErr w:type="gramStart"/>
-      <w:r>
-        <w:t>WHERE</w:t>
-      </w:r>
-      <w:proofErr w:type="gramEnd"/>
-    </w:p>
-    <w:p>
-      <w:pPr>
-        <w:spacing w:after="20"/>
-        <w:ind w:left="360" w:hanging="72"/>
-      </w:pPr>
-      <w:r>
-        <w:t>Ans. B</w:t>
-      </w:r>
-    </w:p>
-    <w:p>
-      <w:pPr>
-        <w:spacing w:before="120" w:after="40"/>
         <w:rPr>
           <w:bCs/>
         </w:rPr>
@@ -4332,15 +4150,7 @@
       </w:pPr>
       <w:r>
         <w:lastRenderedPageBreak/>
-        <w:t xml:space="preserve">d. </w:t>
-      </w:r>
-      <w:proofErr w:type="gramStart"/>
-      <w:r>
-        <w:t>All of</w:t>
-      </w:r>
-      <w:proofErr w:type="gramEnd"/>
-      <w:r>
-        <w:t xml:space="preserve"> the above</w:t>
+        <w:t>d. All of the above</w:t>
       </w:r>
     </w:p>
     <w:p>
@@ -4824,164 +4634,122 @@
         <w:rPr>
           <w:bCs/>
         </w:rPr>
-        <w:t xml:space="preserve">81. In MySQL, ___ function </w:t>
-      </w:r>
-      <w:proofErr w:type="gramStart"/>
-      <w:r>
+        <w:t>81. In MySQL, ___ function returns current date and time.</w:t>
+      </w:r>
+    </w:p>
+    <w:p>
+      <w:pPr>
+        <w:spacing w:after="20"/>
+        <w:ind w:left="360" w:hanging="72"/>
+      </w:pPr>
+      <w:r>
+        <w:t>a. sysdate()</w:t>
+      </w:r>
+    </w:p>
+    <w:p>
+      <w:pPr>
+        <w:spacing w:after="20"/>
+        <w:ind w:left="360" w:hanging="72"/>
+      </w:pPr>
+      <w:r>
+        <w:t>b. now()</w:t>
+      </w:r>
+    </w:p>
+    <w:p>
+      <w:pPr>
+        <w:spacing w:after="20"/>
+        <w:ind w:left="360" w:hanging="72"/>
+      </w:pPr>
+      <w:r>
+        <w:t>c. getdate()</w:t>
+      </w:r>
+    </w:p>
+    <w:p>
+      <w:pPr>
+        <w:spacing w:after="20"/>
+        <w:ind w:left="360" w:hanging="72"/>
+      </w:pPr>
+      <w:r>
+        <w:t>d. both 1 and 2</w:t>
+      </w:r>
+    </w:p>
+    <w:p>
+      <w:pPr>
+        <w:spacing w:after="20"/>
+        <w:ind w:left="360" w:hanging="72"/>
+      </w:pPr>
+      <w:r>
+        <w:t>Ans. D</w:t>
+      </w:r>
+    </w:p>
+    <w:p>
+      <w:pPr>
+        <w:spacing w:before="120" w:after="40"/>
+      </w:pPr>
+      <w:r>
+        <w:rPr>
+          <w:b/>
+        </w:rPr>
+        <w:t>82. Which MySQL function returns only the current date?</w:t>
+      </w:r>
+    </w:p>
+    <w:p>
+      <w:pPr>
+        <w:spacing w:after="20"/>
+        <w:ind w:left="360" w:hanging="72"/>
+      </w:pPr>
+      <w:r>
+        <w:t>a. CURDATE()</w:t>
+      </w:r>
+    </w:p>
+    <w:p>
+      <w:pPr>
+        <w:spacing w:after="20"/>
+        <w:ind w:left="360" w:hanging="72"/>
+      </w:pPr>
+      <w:r>
+        <w:t>b. TODAY()</w:t>
+      </w:r>
+    </w:p>
+    <w:p>
+      <w:pPr>
+        <w:spacing w:after="20"/>
+        <w:ind w:left="360" w:hanging="72"/>
+      </w:pPr>
+      <w:r>
+        <w:t>c. GETDATE()</w:t>
+      </w:r>
+    </w:p>
+    <w:p>
+      <w:pPr>
+        <w:spacing w:after="20"/>
+        <w:ind w:left="360" w:hanging="72"/>
+      </w:pPr>
+      <w:r>
+        <w:t>d. CURRENT_TIME()</w:t>
+      </w:r>
+    </w:p>
+    <w:p>
+      <w:pPr>
+        <w:spacing w:after="20"/>
+        <w:ind w:left="360" w:hanging="72"/>
+      </w:pPr>
+      <w:r>
+        <w:t>Ans. A</w:t>
+      </w:r>
+    </w:p>
+    <w:p>
+      <w:pPr>
+        <w:spacing w:before="120" w:after="40"/>
         <w:rPr>
           <w:bCs/>
         </w:rPr>
-        <w:t>returns</w:t>
-      </w:r>
-      <w:proofErr w:type="gramEnd"/>
+      </w:pPr>
       <w:r>
         <w:rPr>
           <w:bCs/>
         </w:rPr>
-        <w:t xml:space="preserve"> current date and time.</w:t>
-      </w:r>
-    </w:p>
-    <w:p>
-      <w:pPr>
-        <w:spacing w:after="20"/>
-        <w:ind w:left="360" w:hanging="72"/>
-      </w:pPr>
-      <w:r>
-        <w:t>a. sysdate()</w:t>
-      </w:r>
-    </w:p>
-    <w:p>
-      <w:pPr>
-        <w:spacing w:after="20"/>
-        <w:ind w:left="360" w:hanging="72"/>
-      </w:pPr>
-      <w:r>
-        <w:t>b. now()</w:t>
-      </w:r>
-    </w:p>
-    <w:p>
-      <w:pPr>
-        <w:spacing w:after="20"/>
-        <w:ind w:left="360" w:hanging="72"/>
-      </w:pPr>
-      <w:r>
-        <w:t>c. getdate()</w:t>
-      </w:r>
-    </w:p>
-    <w:p>
-      <w:pPr>
-        <w:spacing w:after="20"/>
-        <w:ind w:left="360" w:hanging="72"/>
-      </w:pPr>
-      <w:r>
-        <w:t>d. both 1 and 2</w:t>
-      </w:r>
-    </w:p>
-    <w:p>
-      <w:pPr>
-        <w:spacing w:after="20"/>
-        <w:ind w:left="360" w:hanging="72"/>
-      </w:pPr>
-      <w:r>
-        <w:t>Ans. D</w:t>
-      </w:r>
-    </w:p>
-    <w:p>
-      <w:pPr>
-        <w:spacing w:before="120" w:after="40"/>
-      </w:pPr>
-      <w:r>
-        <w:rPr>
-          <w:b/>
-        </w:rPr>
-        <w:t xml:space="preserve">82. Which MySQL function returns </w:t>
-      </w:r>
-      <w:proofErr w:type="gramStart"/>
-      <w:r>
-        <w:rPr>
-          <w:b/>
-        </w:rPr>
-        <w:t>only</w:t>
-      </w:r>
-      <w:proofErr w:type="gramEnd"/>
-      <w:r>
-        <w:rPr>
-          <w:b/>
-        </w:rPr>
-        <w:t xml:space="preserve"> the current date?</w:t>
-      </w:r>
-    </w:p>
-    <w:p>
-      <w:pPr>
-        <w:spacing w:after="20"/>
-        <w:ind w:left="360" w:hanging="72"/>
-      </w:pPr>
-      <w:r>
-        <w:t>a. CURDATE()</w:t>
-      </w:r>
-    </w:p>
-    <w:p>
-      <w:pPr>
-        <w:spacing w:after="20"/>
-        <w:ind w:left="360" w:hanging="72"/>
-      </w:pPr>
-      <w:r>
-        <w:t>b. TODAY()</w:t>
-      </w:r>
-    </w:p>
-    <w:p>
-      <w:pPr>
-        <w:spacing w:after="20"/>
-        <w:ind w:left="360" w:hanging="72"/>
-      </w:pPr>
-      <w:r>
-        <w:t>c. GETDATE()</w:t>
-      </w:r>
-    </w:p>
-    <w:p>
-      <w:pPr>
-        <w:spacing w:after="20"/>
-        <w:ind w:left="360" w:hanging="72"/>
-      </w:pPr>
-      <w:r>
-        <w:t>d. CURRENT_TIME()</w:t>
-      </w:r>
-    </w:p>
-    <w:p>
-      <w:pPr>
-        <w:spacing w:after="20"/>
-        <w:ind w:left="360" w:hanging="72"/>
-      </w:pPr>
-      <w:r>
-        <w:t>Ans. A</w:t>
-      </w:r>
-    </w:p>
-    <w:p>
-      <w:pPr>
-        <w:spacing w:before="120" w:after="40"/>
-        <w:rPr>
-          <w:bCs/>
-        </w:rPr>
-      </w:pPr>
-      <w:r>
-        <w:rPr>
-          <w:bCs/>
-        </w:rPr>
-        <w:t xml:space="preserve">83. Which function </w:t>
-      </w:r>
-      <w:proofErr w:type="gramStart"/>
-      <w:r>
-        <w:rPr>
-          <w:bCs/>
-        </w:rPr>
-        <w:t>returns</w:t>
-      </w:r>
-      <w:proofErr w:type="gramEnd"/>
-      <w:r>
-        <w:rPr>
-          <w:bCs/>
-        </w:rPr>
-        <w:t xml:space="preserve"> the current time in MySQL?</w:t>
+        <w:t>83. Which function returns the current time in MySQL?</w:t>
       </w:r>
     </w:p>
     <w:p>
@@ -5017,15 +4785,7 @@
         <w:ind w:left="360" w:hanging="72"/>
       </w:pPr>
       <w:r>
-        <w:t xml:space="preserve">d. </w:t>
-      </w:r>
-      <w:proofErr w:type="gramStart"/>
-      <w:r>
-        <w:t>All of</w:t>
-      </w:r>
-      <w:proofErr w:type="gramEnd"/>
-      <w:r>
-        <w:t xml:space="preserve"> the above</w:t>
+        <w:t>d. All of the above</w:t>
       </w:r>
     </w:p>
     <w:p>
@@ -5849,15 +5609,7 @@
         <w:ind w:left="360" w:hanging="72"/>
       </w:pPr>
       <w:r>
-        <w:t xml:space="preserve">a. Because </w:t>
-      </w:r>
-      <w:proofErr w:type="gramStart"/>
-      <w:r>
-        <w:t>WHERE</w:t>
-      </w:r>
-      <w:proofErr w:type="gramEnd"/>
-      <w:r>
-        <w:t xml:space="preserve"> filters rows before aggregation</w:t>
+        <w:t>a. Because WHERE filters rows before aggregation</w:t>
       </w:r>
     </w:p>
     <w:p>
@@ -5884,13 +5636,8 @@
         <w:ind w:left="360" w:hanging="72"/>
       </w:pPr>
       <w:r>
-        <w:t xml:space="preserve">d. Because aggregates are too slow for </w:t>
-      </w:r>
-      <w:proofErr w:type="gramStart"/>
-      <w:r>
-        <w:t>WHERE</w:t>
-      </w:r>
-      <w:proofErr w:type="gramEnd"/>
+        <w:t>d. Because aggregates are too slow for WHERE</w:t>
+      </w:r>
     </w:p>
     <w:p>
       <w:pPr>
@@ -5961,21 +5708,8 @@
         <w:t xml:space="preserve">Ans. </w:t>
       </w:r>
       <w:r>
-        <w:t xml:space="preserve">C Doubt logic </w:t>
-      </w:r>
-      <w:proofErr w:type="spellStart"/>
-      <w:r>
-        <w:t>nhi</w:t>
-      </w:r>
-      <w:proofErr w:type="spellEnd"/>
-      <w:r>
-        <w:t xml:space="preserve"> </w:t>
-      </w:r>
-      <w:proofErr w:type="spellStart"/>
-      <w:r>
-        <w:t>samjha</w:t>
-      </w:r>
-      <w:proofErr w:type="spellEnd"/>
+        <w:t>C Doubt logic nhi samjha</w:t>
+      </w:r>
     </w:p>
     <w:p>
       <w:pPr>
@@ -6097,99 +5831,63 @@
         <w:rPr>
           <w:b/>
         </w:rPr>
-        <w:t xml:space="preserve">102. Which </w:t>
-      </w:r>
-      <w:proofErr w:type="gramStart"/>
+        <w:t>102. Which join returns all records from the right table and the matching records from the left table?</w:t>
+      </w:r>
+    </w:p>
+    <w:p>
+      <w:pPr>
+        <w:spacing w:after="20"/>
+        <w:ind w:left="360" w:hanging="72"/>
+      </w:pPr>
+      <w:r>
+        <w:t>a. Left Join</w:t>
+      </w:r>
+    </w:p>
+    <w:p>
+      <w:pPr>
+        <w:spacing w:after="20"/>
+        <w:ind w:left="360" w:hanging="72"/>
+      </w:pPr>
+      <w:r>
+        <w:t>b. Right Join</w:t>
+      </w:r>
+    </w:p>
+    <w:p>
+      <w:pPr>
+        <w:spacing w:after="20"/>
+        <w:ind w:left="360" w:hanging="72"/>
+      </w:pPr>
+      <w:r>
+        <w:t>c. Full Outer Join</w:t>
+      </w:r>
+    </w:p>
+    <w:p>
+      <w:pPr>
+        <w:spacing w:after="20"/>
+        <w:ind w:left="360" w:hanging="72"/>
+      </w:pPr>
+      <w:r>
+        <w:t>d. All of the above</w:t>
+      </w:r>
+    </w:p>
+    <w:p>
+      <w:pPr>
+        <w:spacing w:after="20"/>
+        <w:ind w:left="360" w:hanging="72"/>
+      </w:pPr>
+      <w:r>
+        <w:t>Ans. B</w:t>
+      </w:r>
+    </w:p>
+    <w:p>
+      <w:pPr>
+        <w:spacing w:before="120" w:after="40"/>
+      </w:pPr>
       <w:r>
         <w:rPr>
           <w:b/>
         </w:rPr>
-        <w:t>join</w:t>
-      </w:r>
-      <w:proofErr w:type="gramEnd"/>
-      <w:r>
-        <w:rPr>
-          <w:b/>
-        </w:rPr>
-        <w:t xml:space="preserve"> returns all records from the right table and the matching records from the left table?</w:t>
-      </w:r>
-    </w:p>
-    <w:p>
-      <w:pPr>
-        <w:spacing w:after="20"/>
-        <w:ind w:left="360" w:hanging="72"/>
-      </w:pPr>
-      <w:r>
-        <w:t>a. Left Join</w:t>
-      </w:r>
-    </w:p>
-    <w:p>
-      <w:pPr>
-        <w:spacing w:after="20"/>
-        <w:ind w:left="360" w:hanging="72"/>
-      </w:pPr>
-      <w:r>
-        <w:t>b. Right Join</w:t>
-      </w:r>
-    </w:p>
-    <w:p>
-      <w:pPr>
-        <w:spacing w:after="20"/>
-        <w:ind w:left="360" w:hanging="72"/>
-      </w:pPr>
-      <w:r>
-        <w:t>c. Full Outer Join</w:t>
-      </w:r>
-    </w:p>
-    <w:p>
-      <w:pPr>
-        <w:spacing w:after="20"/>
-        <w:ind w:left="360" w:hanging="72"/>
-      </w:pPr>
-      <w:r>
-        <w:t xml:space="preserve">d. </w:t>
-      </w:r>
-      <w:proofErr w:type="gramStart"/>
-      <w:r>
-        <w:t>All of</w:t>
-      </w:r>
-      <w:proofErr w:type="gramEnd"/>
-      <w:r>
-        <w:t xml:space="preserve"> the above</w:t>
-      </w:r>
-    </w:p>
-    <w:p>
-      <w:pPr>
-        <w:spacing w:after="20"/>
-        <w:ind w:left="360" w:hanging="72"/>
-      </w:pPr>
-      <w:r>
-        <w:t>Ans. B</w:t>
-      </w:r>
-    </w:p>
-    <w:p>
-      <w:pPr>
-        <w:spacing w:before="120" w:after="40"/>
-      </w:pPr>
-      <w:r>
-        <w:rPr>
-          <w:b/>
-        </w:rPr>
-        <w:t xml:space="preserve">103. Which </w:t>
-      </w:r>
-      <w:proofErr w:type="gramStart"/>
-      <w:r>
-        <w:rPr>
-          <w:b/>
-        </w:rPr>
-        <w:t>join</w:t>
-      </w:r>
-      <w:proofErr w:type="gramEnd"/>
-      <w:r>
-        <w:rPr>
-          <w:b/>
-        </w:rPr>
-        <w:t xml:space="preserve"> returns all records from the left table and matching records from the right table?</w:t>
+        <w:t>103. Which join returns all records from the left table and matching records from the right table?</w:t>
       </w:r>
     </w:p>
     <w:p>
@@ -6485,21 +6183,7 @@
         <w:rPr>
           <w:b/>
         </w:rPr>
-        <w:t xml:space="preserve">108. In inner </w:t>
-      </w:r>
-      <w:proofErr w:type="gramStart"/>
-      <w:r>
-        <w:rPr>
-          <w:b/>
-        </w:rPr>
-        <w:t>join</w:t>
-      </w:r>
-      <w:proofErr w:type="gramEnd"/>
-      <w:r>
-        <w:rPr>
-          <w:b/>
-        </w:rPr>
-        <w:t>, the result is produced by matching rows in one table with rows in another table.</w:t>
+        <w:t>108. In inner join, the result is produced by matching rows in one table with rows in another table.</w:t>
       </w:r>
     </w:p>
     <w:p>
@@ -7907,66 +7591,164 @@
         <w:rPr>
           <w:b/>
         </w:rPr>
-        <w:t xml:space="preserve">132. What is </w:t>
-      </w:r>
-      <w:proofErr w:type="gramStart"/>
+        <w:t>132. What is a primary key?</w:t>
+      </w:r>
+    </w:p>
+    <w:p>
+      <w:pPr>
+        <w:spacing w:after="20"/>
+        <w:ind w:left="360" w:hanging="72"/>
+      </w:pPr>
+      <w:r>
+        <w:t>a. A key that allows NULL values</w:t>
+      </w:r>
+    </w:p>
+    <w:p>
+      <w:pPr>
+        <w:spacing w:after="20"/>
+        <w:ind w:left="360" w:hanging="72"/>
+      </w:pPr>
+      <w:r>
+        <w:t>b. A key that uniquely identifies each row</w:t>
+      </w:r>
+    </w:p>
+    <w:p>
+      <w:pPr>
+        <w:spacing w:after="20"/>
+        <w:ind w:left="360" w:hanging="72"/>
+      </w:pPr>
+      <w:r>
+        <w:t>c. A key that references another table</w:t>
+      </w:r>
+    </w:p>
+    <w:p>
+      <w:pPr>
+        <w:spacing w:after="20"/>
+        <w:ind w:left="360" w:hanging="72"/>
+      </w:pPr>
+      <w:r>
+        <w:t>d. A key that can have duplicate values</w:t>
+      </w:r>
+    </w:p>
+    <w:p>
+      <w:pPr>
+        <w:spacing w:after="20"/>
+        <w:ind w:left="360" w:hanging="72"/>
+      </w:pPr>
+      <w:r>
+        <w:t>Ans. B</w:t>
+      </w:r>
+    </w:p>
+    <w:p>
+      <w:pPr>
+        <w:spacing w:before="120" w:after="40"/>
+      </w:pPr>
       <w:r>
         <w:rPr>
           <w:b/>
         </w:rPr>
-        <w:t>a primary</w:t>
-      </w:r>
-      <w:proofErr w:type="gramEnd"/>
+        <w:t>133. What is a composite key?</w:t>
+      </w:r>
+    </w:p>
+    <w:p>
+      <w:pPr>
+        <w:spacing w:after="20"/>
+        <w:ind w:left="360" w:hanging="72"/>
+      </w:pPr>
+      <w:r>
+        <w:t>a. A key with a single column</w:t>
+      </w:r>
+    </w:p>
+    <w:p>
+      <w:pPr>
+        <w:spacing w:after="20"/>
+        <w:ind w:left="360" w:hanging="72"/>
+      </w:pPr>
+      <w:r>
+        <w:t>b. A key with two or more columns</w:t>
+      </w:r>
+    </w:p>
+    <w:p>
+      <w:pPr>
+        <w:spacing w:after="20"/>
+        <w:ind w:left="360" w:hanging="72"/>
+      </w:pPr>
+      <w:r>
+        <w:t>c. A key that is also a foreign key</w:t>
+      </w:r>
+    </w:p>
+    <w:p>
+      <w:pPr>
+        <w:spacing w:after="20"/>
+        <w:ind w:left="360" w:hanging="72"/>
+      </w:pPr>
+      <w:r>
+        <w:t>d. A key that allows NULLs</w:t>
+      </w:r>
+    </w:p>
+    <w:p>
+      <w:pPr>
+        <w:spacing w:after="20"/>
+        <w:ind w:left="360" w:hanging="72"/>
+      </w:pPr>
+      <w:r>
+        <w:t>Ans. B</w:t>
+      </w:r>
+    </w:p>
+    <w:p>
+      <w:pPr>
+        <w:spacing w:before="120" w:after="40"/>
+      </w:pPr>
       <w:r>
         <w:rPr>
           <w:b/>
         </w:rPr>
-        <w:t xml:space="preserve"> key?</w:t>
-      </w:r>
-    </w:p>
-    <w:p>
-      <w:pPr>
-        <w:spacing w:after="20"/>
-        <w:ind w:left="360" w:hanging="72"/>
-      </w:pPr>
-      <w:r>
-        <w:t>a. A key that allows NULL values</w:t>
-      </w:r>
-    </w:p>
-    <w:p>
-      <w:pPr>
-        <w:spacing w:after="20"/>
-        <w:ind w:left="360" w:hanging="72"/>
-      </w:pPr>
-      <w:r>
-        <w:t>b. A key that uniquely identifies each row</w:t>
-      </w:r>
-    </w:p>
-    <w:p>
-      <w:pPr>
-        <w:spacing w:after="20"/>
-        <w:ind w:left="360" w:hanging="72"/>
-      </w:pPr>
-      <w:r>
-        <w:t>c. A key that references another table</w:t>
-      </w:r>
-    </w:p>
-    <w:p>
-      <w:pPr>
-        <w:spacing w:after="20"/>
-        <w:ind w:left="360" w:hanging="72"/>
-      </w:pPr>
-      <w:r>
-        <w:t>d. A key that can have duplicate values</w:t>
-      </w:r>
-    </w:p>
-    <w:p>
-      <w:pPr>
-        <w:spacing w:after="20"/>
-        <w:ind w:left="360" w:hanging="72"/>
-      </w:pPr>
-      <w:r>
-        <w:t>Ans. B</w:t>
+        <w:t>134. Which SQL statement is used to remove rows from a table?</w:t>
+      </w:r>
+    </w:p>
+    <w:p>
+      <w:pPr>
+        <w:spacing w:after="20"/>
+        <w:ind w:left="360" w:hanging="72"/>
+      </w:pPr>
+      <w:r>
+        <w:t>a. REMOVE</w:t>
+      </w:r>
+    </w:p>
+    <w:p>
+      <w:pPr>
+        <w:spacing w:after="20"/>
+        <w:ind w:left="360" w:hanging="72"/>
+      </w:pPr>
+      <w:r>
+        <w:t>b. DROP</w:t>
+      </w:r>
+    </w:p>
+    <w:p>
+      <w:pPr>
+        <w:spacing w:after="20"/>
+        <w:ind w:left="360" w:hanging="72"/>
+      </w:pPr>
+      <w:r>
+        <w:t>c. DELETE</w:t>
+      </w:r>
+    </w:p>
+    <w:p>
+      <w:pPr>
+        <w:spacing w:after="20"/>
+        <w:ind w:left="360" w:hanging="72"/>
+      </w:pPr>
+      <w:r>
+        <w:t>d. ERASE</w:t>
+      </w:r>
+    </w:p>
+    <w:p>
+      <w:pPr>
+        <w:spacing w:after="20"/>
+        <w:ind w:left="360" w:hanging="72"/>
+      </w:pPr>
+      <w:r>
+        <w:t>Ans. C</w:t>
       </w:r>
     </w:p>
     <w:p>
@@ -7977,118 +7759,6 @@
         <w:rPr>
           <w:b/>
         </w:rPr>
-        <w:t>133. What is a composite key?</w:t>
-      </w:r>
-    </w:p>
-    <w:p>
-      <w:pPr>
-        <w:spacing w:after="20"/>
-        <w:ind w:left="360" w:hanging="72"/>
-      </w:pPr>
-      <w:r>
-        <w:t>a. A key with a single column</w:t>
-      </w:r>
-    </w:p>
-    <w:p>
-      <w:pPr>
-        <w:spacing w:after="20"/>
-        <w:ind w:left="360" w:hanging="72"/>
-      </w:pPr>
-      <w:r>
-        <w:t>b. A key with two or more columns</w:t>
-      </w:r>
-    </w:p>
-    <w:p>
-      <w:pPr>
-        <w:spacing w:after="20"/>
-        <w:ind w:left="360" w:hanging="72"/>
-      </w:pPr>
-      <w:r>
-        <w:t>c. A key that is also a foreign key</w:t>
-      </w:r>
-    </w:p>
-    <w:p>
-      <w:pPr>
-        <w:spacing w:after="20"/>
-        <w:ind w:left="360" w:hanging="72"/>
-      </w:pPr>
-      <w:r>
-        <w:t>d. A key that allows NULLs</w:t>
-      </w:r>
-    </w:p>
-    <w:p>
-      <w:pPr>
-        <w:spacing w:after="20"/>
-        <w:ind w:left="360" w:hanging="72"/>
-      </w:pPr>
-      <w:r>
-        <w:t>Ans. B</w:t>
-      </w:r>
-    </w:p>
-    <w:p>
-      <w:pPr>
-        <w:spacing w:before="120" w:after="40"/>
-      </w:pPr>
-      <w:r>
-        <w:rPr>
-          <w:b/>
-        </w:rPr>
-        <w:t>134. Which SQL statement is used to remove rows from a table?</w:t>
-      </w:r>
-    </w:p>
-    <w:p>
-      <w:pPr>
-        <w:spacing w:after="20"/>
-        <w:ind w:left="360" w:hanging="72"/>
-      </w:pPr>
-      <w:r>
-        <w:t>a. REMOVE</w:t>
-      </w:r>
-    </w:p>
-    <w:p>
-      <w:pPr>
-        <w:spacing w:after="20"/>
-        <w:ind w:left="360" w:hanging="72"/>
-      </w:pPr>
-      <w:r>
-        <w:t>b. DROP</w:t>
-      </w:r>
-    </w:p>
-    <w:p>
-      <w:pPr>
-        <w:spacing w:after="20"/>
-        <w:ind w:left="360" w:hanging="72"/>
-      </w:pPr>
-      <w:r>
-        <w:t>c. DELETE</w:t>
-      </w:r>
-    </w:p>
-    <w:p>
-      <w:pPr>
-        <w:spacing w:after="20"/>
-        <w:ind w:left="360" w:hanging="72"/>
-      </w:pPr>
-      <w:r>
-        <w:t>d. ERASE</w:t>
-      </w:r>
-    </w:p>
-    <w:p>
-      <w:pPr>
-        <w:spacing w:after="20"/>
-        <w:ind w:left="360" w:hanging="72"/>
-      </w:pPr>
-      <w:r>
-        <w:t>Ans. C</w:t>
-      </w:r>
-    </w:p>
-    <w:p>
-      <w:pPr>
-        <w:spacing w:before="120" w:after="40"/>
-      </w:pPr>
-      <w:r>
-        <w:rPr>
-          <w:b/>
-        </w:rPr>
         <w:t>135. Which SQL statement removes the entire table structure?</w:t>
       </w:r>
     </w:p>
@@ -8133,11 +7803,9 @@
         <w:spacing w:after="20"/>
         <w:ind w:left="360" w:hanging="72"/>
       </w:pPr>
-      <w:proofErr w:type="spellStart"/>
       <w:r>
         <w:t>Ans.C</w:t>
       </w:r>
-      <w:proofErr w:type="spellEnd"/>
     </w:p>
     <w:p>
       <w:pPr>
@@ -8408,15 +8076,7 @@
         <w:ind w:left="360" w:hanging="72"/>
       </w:pPr>
       <w:r>
-        <w:t xml:space="preserve">d. DELETE </w:t>
-      </w:r>
-      <w:proofErr w:type="gramStart"/>
-      <w:r>
-        <w:t>students</w:t>
-      </w:r>
-      <w:proofErr w:type="gramEnd"/>
-      <w:r>
-        <w:t xml:space="preserve"> grade='F';</w:t>
+        <w:t>d. DELETE students grade='F';</w:t>
       </w:r>
     </w:p>
     <w:p>
@@ -8789,15 +8449,7 @@
         <w:ind w:left="360" w:hanging="72"/>
       </w:pPr>
       <w:r>
-        <w:t xml:space="preserve">h. CHANGE </w:t>
-      </w:r>
-      <w:proofErr w:type="gramStart"/>
-      <w:r>
-        <w:t>employees</w:t>
-      </w:r>
-      <w:proofErr w:type="gramEnd"/>
-      <w:r>
-        <w:t xml:space="preserve"> salary = salary * 1.10</w:t>
+        <w:t>h. CHANGE employees salary = salary * 1.10</w:t>
       </w:r>
     </w:p>
     <w:p>
@@ -9041,21 +8693,7 @@
         <w:rPr>
           <w:b/>
         </w:rPr>
-        <w:t xml:space="preserve">151. Which of the following is </w:t>
-      </w:r>
-      <w:proofErr w:type="gramStart"/>
-      <w:r>
-        <w:rPr>
-          <w:b/>
-        </w:rPr>
-        <w:t>a correct</w:t>
-      </w:r>
-      <w:proofErr w:type="gramEnd"/>
-      <w:r>
-        <w:rPr>
-          <w:b/>
-        </w:rPr>
-        <w:t xml:space="preserve"> way to insert values into all columns?</w:t>
+        <w:t>151. Which of the following is a correct way to insert values into all columns?</w:t>
       </w:r>
     </w:p>
     <w:p>
@@ -9092,15 +8730,7 @@
         <w:ind w:left="360" w:hanging="72"/>
       </w:pPr>
       <w:r>
-        <w:t xml:space="preserve">d. APPEND </w:t>
-      </w:r>
-      <w:proofErr w:type="spellStart"/>
-      <w:r>
-        <w:t>table_name</w:t>
-      </w:r>
-      <w:proofErr w:type="spellEnd"/>
-      <w:r>
-        <w:t xml:space="preserve"> (value1, value2);</w:t>
+        <w:t>d. APPEND table_name (value1, value2);</w:t>
       </w:r>
     </w:p>
     <w:p>
@@ -9164,11 +8794,9 @@
         <w:spacing w:after="20"/>
         <w:ind w:left="360" w:hanging="72"/>
       </w:pPr>
-      <w:proofErr w:type="spellStart"/>
       <w:r>
         <w:t>Ans.A</w:t>
       </w:r>
-      <w:proofErr w:type="spellEnd"/>
     </w:p>
     <w:p>
       <w:pPr>
@@ -9281,14 +8909,12 @@
         <w:spacing w:after="20"/>
         <w:ind w:left="360" w:hanging="72"/>
       </w:pPr>
-      <w:proofErr w:type="spellStart"/>
       <w:r>
         <w:t>Ans.</w:t>
       </w:r>
       <w:r>
         <w:t>C</w:t>
       </w:r>
-      <w:proofErr w:type="spellEnd"/>
     </w:p>
     <w:p>
       <w:pPr>
@@ -9316,15 +8942,7 @@
         <w:ind w:left="360" w:hanging="72"/>
       </w:pPr>
       <w:r>
-        <w:t xml:space="preserve">a. NULL means no </w:t>
-      </w:r>
-      <w:proofErr w:type="gramStart"/>
-      <w:r>
-        <w:t>value,</w:t>
-      </w:r>
-      <w:proofErr w:type="gramEnd"/>
-      <w:r>
-        <w:t xml:space="preserve"> empty string means a value that is blank</w:t>
+        <w:t>a. NULL means no value, empty string means a value that is blank</w:t>
       </w:r>
     </w:p>
     <w:p>
@@ -9568,23 +9186,7 @@
         <w:ind w:left="360" w:hanging="72"/>
       </w:pPr>
       <w:r>
-        <w:t xml:space="preserve">d. CREATE </w:t>
-      </w:r>
-      <w:proofErr w:type="spellStart"/>
-      <w:r>
-        <w:t>new_table</w:t>
-      </w:r>
-      <w:proofErr w:type="spellEnd"/>
-      <w:r>
-        <w:t xml:space="preserve"> LIKE </w:t>
-      </w:r>
-      <w:proofErr w:type="spellStart"/>
-      <w:r>
-        <w:t>old_table</w:t>
-      </w:r>
-      <w:proofErr w:type="spellEnd"/>
-      <w:r>
-        <w:t xml:space="preserve"> WITH NO DATA</w:t>
+        <w:t>d. CREATE new_table LIKE old_table WITH NO DATA</w:t>
       </w:r>
     </w:p>
     <w:p>
@@ -9640,13 +9242,8 @@
         <w:ind w:left="360" w:hanging="72"/>
       </w:pPr>
       <w:r>
-        <w:t xml:space="preserve">d. </w:t>
-      </w:r>
-      <w:proofErr w:type="gramStart"/>
-      <w:r>
-        <w:t>rename</w:t>
-      </w:r>
-      <w:proofErr w:type="gramEnd"/>
+        <w:t>d. rename</w:t>
+      </w:r>
     </w:p>
     <w:p>
       <w:pPr>
@@ -9709,11 +9306,9 @@
         <w:spacing w:after="20"/>
         <w:ind w:left="360" w:hanging="72"/>
       </w:pPr>
-      <w:proofErr w:type="spellStart"/>
       <w:r>
         <w:t>Ans.A</w:t>
       </w:r>
-      <w:proofErr w:type="spellEnd"/>
     </w:p>
     <w:p>
       <w:pPr>
@@ -9886,11 +9481,9 @@
         <w:spacing w:after="20"/>
         <w:ind w:left="360" w:hanging="72"/>
       </w:pPr>
-      <w:proofErr w:type="spellStart"/>
       <w:r>
         <w:t>Ans.A</w:t>
       </w:r>
-      <w:proofErr w:type="spellEnd"/>
     </w:p>
     <w:p>
       <w:pPr>
@@ -9947,11 +9540,9 @@
         <w:spacing w:after="20"/>
         <w:ind w:left="360" w:hanging="72"/>
       </w:pPr>
-      <w:proofErr w:type="spellStart"/>
       <w:r>
         <w:t>Ans.B</w:t>
       </w:r>
-      <w:proofErr w:type="spellEnd"/>
     </w:p>
     <w:p>
       <w:pPr>
@@ -10005,11 +9596,9 @@
         <w:spacing w:after="20"/>
         <w:ind w:left="360" w:hanging="72"/>
       </w:pPr>
-      <w:proofErr w:type="spellStart"/>
       <w:r>
         <w:t>Ans.C</w:t>
       </w:r>
-      <w:proofErr w:type="spellEnd"/>
     </w:p>
     <w:p>
       <w:pPr>
@@ -10063,11 +9652,9 @@
         <w:spacing w:after="20"/>
         <w:ind w:left="360" w:hanging="72"/>
       </w:pPr>
-      <w:proofErr w:type="spellStart"/>
       <w:r>
         <w:t>Ans.B</w:t>
       </w:r>
-      <w:proofErr w:type="spellEnd"/>
     </w:p>
     <w:p>
       <w:pPr>
@@ -10121,11 +9708,9 @@
         <w:spacing w:after="20"/>
         <w:ind w:left="360" w:hanging="72"/>
       </w:pPr>
-      <w:proofErr w:type="spellStart"/>
       <w:r>
         <w:t>Ans.A</w:t>
       </w:r>
-      <w:proofErr w:type="spellEnd"/>
     </w:p>
     <w:p>
       <w:pPr>
@@ -10179,11 +9764,9 @@
         <w:spacing w:after="20"/>
         <w:ind w:left="360" w:hanging="72"/>
       </w:pPr>
-      <w:proofErr w:type="spellStart"/>
       <w:r>
         <w:t>Ans.B</w:t>
       </w:r>
-      <w:proofErr w:type="spellEnd"/>
     </w:p>
     <w:p>
       <w:pPr>
@@ -10294,11 +9877,9 @@
         <w:spacing w:after="20"/>
         <w:ind w:left="360" w:hanging="72"/>
       </w:pPr>
-      <w:proofErr w:type="spellStart"/>
       <w:r>
         <w:t>Ans.C</w:t>
       </w:r>
-      <w:proofErr w:type="spellEnd"/>
     </w:p>
     <w:p>
       <w:pPr>
@@ -10447,11 +10028,9 @@
         <w:spacing w:after="20"/>
         <w:ind w:left="360" w:hanging="72"/>
       </w:pPr>
-      <w:proofErr w:type="spellStart"/>
       <w:r>
         <w:t>Ans.B</w:t>
       </w:r>
-      <w:proofErr w:type="spellEnd"/>
     </w:p>
     <w:p>
       <w:pPr>
@@ -10497,27 +10076,17 @@
         <w:ind w:left="360" w:hanging="72"/>
       </w:pPr>
       <w:r>
-        <w:t xml:space="preserve">d. </w:t>
-      </w:r>
-      <w:proofErr w:type="gramStart"/>
-      <w:r>
-        <w:t>All of</w:t>
-      </w:r>
-      <w:proofErr w:type="gramEnd"/>
-      <w:r>
-        <w:t xml:space="preserve"> the above</w:t>
-      </w:r>
-    </w:p>
-    <w:p>
-      <w:pPr>
-        <w:spacing w:after="20"/>
-        <w:ind w:left="360" w:hanging="72"/>
-      </w:pPr>
-      <w:proofErr w:type="spellStart"/>
+        <w:t>d. All of the above</w:t>
+      </w:r>
+    </w:p>
+    <w:p>
+      <w:pPr>
+        <w:spacing w:after="20"/>
+        <w:ind w:left="360" w:hanging="72"/>
+      </w:pPr>
       <w:r>
         <w:t>Ans.D</w:t>
       </w:r>
-      <w:proofErr w:type="spellEnd"/>
     </w:p>
     <w:p>
       <w:pPr>
@@ -10676,15 +10245,7 @@
         <w:ind w:left="360" w:hanging="72"/>
       </w:pPr>
       <w:r>
-        <w:t xml:space="preserve">d. </w:t>
-      </w:r>
-      <w:proofErr w:type="gramStart"/>
-      <w:r>
-        <w:t>All of</w:t>
-      </w:r>
-      <w:proofErr w:type="gramEnd"/>
-      <w:r>
-        <w:t xml:space="preserve"> the mentioned</w:t>
+        <w:t>d. All of the mentioned</w:t>
       </w:r>
     </w:p>
     <w:p>
@@ -10751,14 +10312,12 @@
         <w:spacing w:after="20"/>
         <w:ind w:left="360" w:hanging="72"/>
       </w:pPr>
-      <w:proofErr w:type="spellStart"/>
       <w:r>
         <w:t>Ans.</w:t>
       </w:r>
       <w:r>
         <w:t>B</w:t>
       </w:r>
-      <w:proofErr w:type="spellEnd"/>
     </w:p>
     <w:p>
       <w:pPr>
@@ -11321,21 +10880,7 @@
         <w:rPr>
           <w:b/>
         </w:rPr>
-        <w:t xml:space="preserve">187. Which keyword creates a natural join based on same column </w:t>
-      </w:r>
-      <w:proofErr w:type="gramStart"/>
-      <w:r>
-        <w:rPr>
-          <w:b/>
-        </w:rPr>
-        <w:t>names</w:t>
-      </w:r>
-      <w:proofErr w:type="gramEnd"/>
-      <w:r>
-        <w:rPr>
-          <w:b/>
-        </w:rPr>
-        <w:t>?</w:t>
+        <w:t>187. Which keyword creates a natural join based on same column names?</w:t>
       </w:r>
     </w:p>
     <w:p>
@@ -11394,21 +10939,7 @@
         <w:rPr>
           <w:bCs/>
         </w:rPr>
-        <w:t xml:space="preserve">188. Which of the following conditions </w:t>
-      </w:r>
-      <w:proofErr w:type="gramStart"/>
-      <w:r>
-        <w:rPr>
-          <w:bCs/>
-        </w:rPr>
-        <w:t>has to</w:t>
-      </w:r>
-      <w:proofErr w:type="gramEnd"/>
-      <w:r>
-        <w:rPr>
-          <w:bCs/>
-        </w:rPr>
-        <w:t xml:space="preserve"> be satisfied for INNER JOIN to work?</w:t>
+        <w:t>188. Which of the following conditions has to be satisfied for INNER JOIN to work?</w:t>
       </w:r>
     </w:p>
     <w:p>
@@ -11512,11 +11043,9 @@
         <w:spacing w:after="20"/>
         <w:ind w:left="360" w:hanging="72"/>
       </w:pPr>
-      <w:proofErr w:type="spellStart"/>
       <w:r>
         <w:t>Ans.B</w:t>
       </w:r>
-      <w:proofErr w:type="spellEnd"/>
     </w:p>
     <w:p>
       <w:pPr>
@@ -11585,21 +11114,7 @@
         <w:rPr>
           <w:bCs/>
         </w:rPr>
-        <w:t xml:space="preserve">191. ___ is a </w:t>
-      </w:r>
-      <w:proofErr w:type="gramStart"/>
-      <w:r>
-        <w:rPr>
-          <w:bCs/>
-        </w:rPr>
-        <w:t>join</w:t>
-      </w:r>
-      <w:proofErr w:type="gramEnd"/>
-      <w:r>
-        <w:rPr>
-          <w:bCs/>
-        </w:rPr>
-        <w:t xml:space="preserve"> of every row of one table to every row of another table.</w:t>
+        <w:t>191. ___ is a join of every row of one table to every row of another table.</w:t>
       </w:r>
     </w:p>
     <w:p>
@@ -11714,21 +11229,7 @@
         <w:rPr>
           <w:b/>
         </w:rPr>
-        <w:t xml:space="preserve">193. If Table A has 5 rows and Table B has 3 rows, how many rows does a </w:t>
-      </w:r>
-      <w:proofErr w:type="gramStart"/>
-      <w:r>
-        <w:rPr>
-          <w:b/>
-        </w:rPr>
-        <w:t>CROSS JOIN</w:t>
-      </w:r>
-      <w:proofErr w:type="gramEnd"/>
-      <w:r>
-        <w:rPr>
-          <w:b/>
-        </w:rPr>
-        <w:t xml:space="preserve"> produce?</w:t>
+        <w:t>193. If Table A has 5 rows and Table B has 3 rows, how many rows does a CROSS JOIN produce?</w:t>
       </w:r>
     </w:p>
     <w:p>
@@ -11959,57 +11460,276 @@
         <w:rPr>
           <w:b/>
         </w:rPr>
-        <w:t xml:space="preserve">197. Which </w:t>
-      </w:r>
-      <w:proofErr w:type="gramStart"/>
+        <w:t>197. Which join is used between two tables A and B when the resultant table needs rows from A and B  that match the condition and rows from A that do not match the condition?</w:t>
+      </w:r>
+    </w:p>
+    <w:p>
+      <w:pPr>
+        <w:spacing w:after="20"/>
+        <w:ind w:left="360" w:hanging="72"/>
+      </w:pPr>
+      <w:r>
+        <w:t>a. Left Outer Join</w:t>
+      </w:r>
+    </w:p>
+    <w:p>
+      <w:pPr>
+        <w:spacing w:after="20"/>
+        <w:ind w:left="360" w:hanging="72"/>
+      </w:pPr>
+      <w:r>
+        <w:t>b. Cross Join</w:t>
+      </w:r>
+    </w:p>
+    <w:p>
+      <w:pPr>
+        <w:spacing w:after="20"/>
+        <w:ind w:left="360" w:hanging="72"/>
+      </w:pPr>
+      <w:r>
+        <w:t>c. Inner Join</w:t>
+      </w:r>
+    </w:p>
+    <w:p>
+      <w:pPr>
+        <w:spacing w:after="20"/>
+        <w:ind w:left="360" w:hanging="72"/>
+      </w:pPr>
+      <w:r>
+        <w:t>d. None of the above</w:t>
+      </w:r>
+    </w:p>
+    <w:p>
+      <w:pPr>
+        <w:spacing w:after="20"/>
+        <w:ind w:left="360" w:hanging="72"/>
+      </w:pPr>
+      <w:r>
+        <w:t>Ans. A</w:t>
+      </w:r>
+    </w:p>
+    <w:p>
+      <w:pPr>
+        <w:spacing w:before="120" w:after="40"/>
+      </w:pPr>
       <w:r>
         <w:rPr>
           <w:b/>
         </w:rPr>
-        <w:t>join</w:t>
-      </w:r>
-      <w:proofErr w:type="gramEnd"/>
+        <w:t>198. Which join returns all rows from the right table and matching rows from the left table?</w:t>
+      </w:r>
+    </w:p>
+    <w:p>
+      <w:pPr>
+        <w:spacing w:after="20"/>
+        <w:ind w:left="360" w:hanging="72"/>
+      </w:pPr>
+      <w:r>
+        <w:t>a. Left Outer Join</w:t>
+      </w:r>
+    </w:p>
+    <w:p>
+      <w:pPr>
+        <w:spacing w:after="20"/>
+        <w:ind w:left="360" w:hanging="72"/>
+      </w:pPr>
+      <w:r>
+        <w:t>b. Right Outer Join</w:t>
+      </w:r>
+    </w:p>
+    <w:p>
+      <w:pPr>
+        <w:spacing w:after="20"/>
+        <w:ind w:left="360" w:hanging="72"/>
+      </w:pPr>
+      <w:r>
+        <w:t>c. Full Outer Join</w:t>
+      </w:r>
+    </w:p>
+    <w:p>
+      <w:pPr>
+        <w:spacing w:after="20"/>
+        <w:ind w:left="360" w:hanging="72"/>
+      </w:pPr>
+      <w:r>
+        <w:t>d. Inner Join</w:t>
+      </w:r>
+    </w:p>
+    <w:p>
+      <w:pPr>
+        <w:spacing w:after="20"/>
+        <w:ind w:left="360" w:hanging="72"/>
+      </w:pPr>
+      <w:r>
+        <w:t>Ans. B</w:t>
+      </w:r>
+    </w:p>
+    <w:p>
+      <w:pPr>
+        <w:spacing w:before="120" w:after="40"/>
+        <w:rPr>
+          <w:bCs/>
+        </w:rPr>
+      </w:pPr>
+      <w:r>
+        <w:rPr>
+          <w:bCs/>
+        </w:rPr>
+        <w:t>199. Which join returns all rows from both tables, matching where possible?</w:t>
+      </w:r>
+    </w:p>
+    <w:p>
+      <w:pPr>
+        <w:spacing w:after="20"/>
+        <w:ind w:left="360" w:hanging="72"/>
+      </w:pPr>
+      <w:r>
+        <w:t>a. Left Join</w:t>
+      </w:r>
+    </w:p>
+    <w:p>
+      <w:pPr>
+        <w:spacing w:after="20"/>
+        <w:ind w:left="360" w:hanging="72"/>
+      </w:pPr>
+      <w:r>
+        <w:t>b. Right Join</w:t>
+      </w:r>
+    </w:p>
+    <w:p>
+      <w:pPr>
+        <w:spacing w:after="20"/>
+        <w:ind w:left="360" w:hanging="72"/>
+      </w:pPr>
+      <w:r>
+        <w:t>c. Full Outer Join</w:t>
+      </w:r>
+    </w:p>
+    <w:p>
+      <w:pPr>
+        <w:spacing w:after="20"/>
+        <w:ind w:left="360" w:hanging="72"/>
+      </w:pPr>
+      <w:r>
+        <w:t>d. Inner Join</w:t>
+      </w:r>
+    </w:p>
+    <w:p>
+      <w:pPr>
+        <w:spacing w:after="20"/>
+        <w:ind w:left="360" w:hanging="72"/>
+      </w:pPr>
+      <w:r>
+        <w:t xml:space="preserve">Ans. </w:t>
+      </w:r>
+      <w:r>
+        <w:t>C</w:t>
+      </w:r>
+    </w:p>
+    <w:p>
+      <w:pPr>
+        <w:spacing w:before="120" w:after="40"/>
+      </w:pPr>
       <w:r>
         <w:rPr>
           <w:b/>
         </w:rPr>
-        <w:t xml:space="preserve"> is used between two tables A and B when the resultant table needs rows from A and B  that match the condition and rows from A that do not match the condition?</w:t>
-      </w:r>
-    </w:p>
-    <w:p>
-      <w:pPr>
-        <w:spacing w:after="20"/>
-        <w:ind w:left="360" w:hanging="72"/>
-      </w:pPr>
-      <w:r>
-        <w:t>a. Left Outer Join</w:t>
-      </w:r>
-    </w:p>
-    <w:p>
-      <w:pPr>
-        <w:spacing w:after="20"/>
-        <w:ind w:left="360" w:hanging="72"/>
-      </w:pPr>
-      <w:r>
-        <w:t>b. Cross Join</w:t>
-      </w:r>
-    </w:p>
-    <w:p>
-      <w:pPr>
-        <w:spacing w:after="20"/>
-        <w:ind w:left="360" w:hanging="72"/>
-      </w:pPr>
-      <w:r>
-        <w:t>c. Inner Join</w:t>
-      </w:r>
-    </w:p>
-    <w:p>
-      <w:pPr>
-        <w:spacing w:after="20"/>
-        <w:ind w:left="360" w:hanging="72"/>
-      </w:pPr>
-      <w:r>
-        <w:t>d. None of the above</w:t>
+        <w:t>200. What is joining a table to itself called?</w:t>
+      </w:r>
+    </w:p>
+    <w:p>
+      <w:pPr>
+        <w:spacing w:after="20"/>
+        <w:ind w:left="360" w:hanging="72"/>
+      </w:pPr>
+      <w:r>
+        <w:t>a. COMPLETE</w:t>
+      </w:r>
+    </w:p>
+    <w:p>
+      <w:pPr>
+        <w:spacing w:after="20"/>
+        <w:ind w:left="360" w:hanging="72"/>
+      </w:pPr>
+      <w:r>
+        <w:t>b. SELF</w:t>
+      </w:r>
+    </w:p>
+    <w:p>
+      <w:pPr>
+        <w:spacing w:after="20"/>
+        <w:ind w:left="360" w:hanging="72"/>
+      </w:pPr>
+      <w:r>
+        <w:t>c. OBSOLETE</w:t>
+      </w:r>
+    </w:p>
+    <w:p>
+      <w:pPr>
+        <w:spacing w:after="20"/>
+        <w:ind w:left="360" w:hanging="72"/>
+      </w:pPr>
+      <w:r>
+        <w:t>d. CROSS</w:t>
+      </w:r>
+    </w:p>
+    <w:p>
+      <w:pPr>
+        <w:spacing w:after="20"/>
+        <w:ind w:left="360" w:hanging="72"/>
+      </w:pPr>
+      <w:r>
+        <w:t>Ans. B</w:t>
+      </w:r>
+    </w:p>
+    <w:p>
+      <w:pPr>
+        <w:spacing w:before="120" w:after="40"/>
+        <w:rPr>
+          <w:bCs/>
+        </w:rPr>
+      </w:pPr>
+      <w:r>
+        <w:rPr>
+          <w:bCs/>
+        </w:rPr>
+        <w:t>201. What is a common use case for a SELF JOIN?</w:t>
+      </w:r>
+    </w:p>
+    <w:p>
+      <w:pPr>
+        <w:spacing w:after="20"/>
+        <w:ind w:left="360" w:hanging="72"/>
+      </w:pPr>
+      <w:r>
+        <w:t>a. Finding duplicate records</w:t>
+      </w:r>
+    </w:p>
+    <w:p>
+      <w:pPr>
+        <w:spacing w:after="20"/>
+        <w:ind w:left="360" w:hanging="72"/>
+      </w:pPr>
+      <w:r>
+        <w:t>b. Joining unrelated tables</w:t>
+      </w:r>
+    </w:p>
+    <w:p>
+      <w:pPr>
+        <w:spacing w:after="20"/>
+        <w:ind w:left="360" w:hanging="72"/>
+      </w:pPr>
+      <w:r>
+        <w:t>c. Creating cross products</w:t>
+      </w:r>
+    </w:p>
+    <w:p>
+      <w:pPr>
+        <w:spacing w:after="20"/>
+        <w:ind w:left="360" w:hanging="72"/>
+      </w:pPr>
+      <w:r>
+        <w:t>d. Filtering by aggregate functions</w:t>
       </w:r>
     </w:p>
     <w:p>
@@ -12029,43 +11749,44 @@
         <w:rPr>
           <w:b/>
         </w:rPr>
-        <w:t>198. Which join returns all rows from the right table and matching rows from the left table?</w:t>
-      </w:r>
-    </w:p>
-    <w:p>
-      <w:pPr>
-        <w:spacing w:after="20"/>
-        <w:ind w:left="360" w:hanging="72"/>
-      </w:pPr>
-      <w:r>
-        <w:t>a. Left Outer Join</w:t>
-      </w:r>
-    </w:p>
-    <w:p>
-      <w:pPr>
-        <w:spacing w:after="20"/>
-        <w:ind w:left="360" w:hanging="72"/>
-      </w:pPr>
-      <w:r>
-        <w:t>b. Right Outer Join</w:t>
-      </w:r>
-    </w:p>
-    <w:p>
-      <w:pPr>
-        <w:spacing w:after="20"/>
-        <w:ind w:left="360" w:hanging="72"/>
-      </w:pPr>
-      <w:r>
-        <w:t>c. Full Outer Join</w:t>
-      </w:r>
-    </w:p>
-    <w:p>
-      <w:pPr>
-        <w:spacing w:after="20"/>
-        <w:ind w:left="360" w:hanging="72"/>
-      </w:pPr>
-      <w:r>
-        <w:t>d. Inner Join</w:t>
+        <w:t>202. How do you perform a SELF JOIN?</w:t>
+      </w:r>
+    </w:p>
+    <w:p>
+      <w:pPr>
+        <w:spacing w:after="20"/>
+        <w:ind w:left="360" w:hanging="72"/>
+      </w:pPr>
+      <w:r>
+        <w:t>a. Join the table with a different table</w:t>
+      </w:r>
+    </w:p>
+    <w:p>
+      <w:pPr>
+        <w:spacing w:after="20"/>
+        <w:ind w:left="360" w:hanging="72"/>
+      </w:pPr>
+      <w:r>
+        <w:lastRenderedPageBreak/>
+        <w:t>b. Join the table with itself using aliases</w:t>
+      </w:r>
+    </w:p>
+    <w:p>
+      <w:pPr>
+        <w:spacing w:after="20"/>
+        <w:ind w:left="360" w:hanging="72"/>
+      </w:pPr>
+      <w:r>
+        <w:t>c. Join the table with a view</w:t>
+      </w:r>
+    </w:p>
+    <w:p>
+      <w:pPr>
+        <w:spacing w:after="20"/>
+        <w:ind w:left="360" w:hanging="72"/>
+      </w:pPr>
+      <w:r>
+        <w:t>d. Join the table with a subquery</w:t>
       </w:r>
     </w:p>
     <w:p>
@@ -12088,57 +11809,498 @@
         <w:rPr>
           <w:bCs/>
         </w:rPr>
-        <w:t xml:space="preserve">199. Which </w:t>
-      </w:r>
-      <w:proofErr w:type="gramStart"/>
-      <w:r>
+        <w:t>203. What is the main difference between VARCHAR and TEXT data types?</w:t>
+      </w:r>
+    </w:p>
+    <w:p>
+      <w:pPr>
+        <w:spacing w:after="20"/>
+        <w:ind w:left="360" w:hanging="72"/>
+      </w:pPr>
+      <w:r>
+        <w:t>a. VARCHAR can store longer text than TEXT</w:t>
+      </w:r>
+    </w:p>
+    <w:p>
+      <w:pPr>
+        <w:spacing w:after="20"/>
+        <w:ind w:left="360" w:hanging="72"/>
+      </w:pPr>
+      <w:r>
+        <w:t>b. TEXT supports indexing, VARCHAR does not</w:t>
+      </w:r>
+    </w:p>
+    <w:p>
+      <w:pPr>
+        <w:spacing w:after="20"/>
+        <w:ind w:left="360" w:hanging="72"/>
+      </w:pPr>
+      <w:r>
+        <w:t>c. VARCHAR supports indexing, TEXT is used for large blocks of text</w:t>
+      </w:r>
+    </w:p>
+    <w:p>
+      <w:pPr>
+        <w:spacing w:after="20"/>
+        <w:ind w:left="360" w:hanging="72"/>
+      </w:pPr>
+      <w:r>
+        <w:t>d. TEXT is fixed-length, VARCHAR is variable-length</w:t>
+      </w:r>
+    </w:p>
+    <w:p>
+      <w:pPr>
+        <w:spacing w:after="20"/>
+        <w:ind w:left="360" w:hanging="72"/>
+      </w:pPr>
+      <w:r>
+        <w:t>Ans. C</w:t>
+      </w:r>
+    </w:p>
+    <w:p>
+      <w:pPr>
+        <w:spacing w:before="120" w:after="40"/>
         <w:rPr>
           <w:bCs/>
         </w:rPr>
-        <w:t>join</w:t>
-      </w:r>
-      <w:proofErr w:type="gramEnd"/>
+      </w:pPr>
       <w:r>
         <w:rPr>
           <w:bCs/>
         </w:rPr>
-        <w:t xml:space="preserve"> returns all rows from both tables, matching where possible?</w:t>
-      </w:r>
-    </w:p>
-    <w:p>
-      <w:pPr>
-        <w:spacing w:after="20"/>
-        <w:ind w:left="360" w:hanging="72"/>
-      </w:pPr>
-      <w:r>
-        <w:t>a. Left Join</w:t>
-      </w:r>
-    </w:p>
-    <w:p>
-      <w:pPr>
-        <w:spacing w:after="20"/>
-        <w:ind w:left="360" w:hanging="72"/>
-      </w:pPr>
-      <w:r>
-        <w:t>b. Right Join</w:t>
-      </w:r>
-    </w:p>
-    <w:p>
-      <w:pPr>
-        <w:spacing w:after="20"/>
-        <w:ind w:left="360" w:hanging="72"/>
-      </w:pPr>
-      <w:r>
-        <w:t>c. Full Outer Join</w:t>
-      </w:r>
-    </w:p>
-    <w:p>
-      <w:pPr>
-        <w:spacing w:after="20"/>
-        <w:ind w:left="360" w:hanging="72"/>
-      </w:pPr>
-      <w:r>
-        <w:t>d. Inner Join</w:t>
+        <w:t>204. What is the maximum length of VARCHAR in MySQL?</w:t>
+      </w:r>
+    </w:p>
+    <w:p>
+      <w:pPr>
+        <w:spacing w:after="20"/>
+        <w:ind w:left="360" w:hanging="72"/>
+      </w:pPr>
+      <w:r>
+        <w:t>a. 255 characters</w:t>
+      </w:r>
+    </w:p>
+    <w:p>
+      <w:pPr>
+        <w:spacing w:after="20"/>
+        <w:ind w:left="360" w:hanging="72"/>
+      </w:pPr>
+      <w:r>
+        <w:t>b. 65,535 characters</w:t>
+      </w:r>
+    </w:p>
+    <w:p>
+      <w:pPr>
+        <w:spacing w:after="20"/>
+        <w:ind w:left="360" w:hanging="72"/>
+      </w:pPr>
+      <w:r>
+        <w:t>c. 255 bytes</w:t>
+      </w:r>
+    </w:p>
+    <w:p>
+      <w:pPr>
+        <w:spacing w:after="20"/>
+        <w:ind w:left="360" w:hanging="72"/>
+      </w:pPr>
+      <w:r>
+        <w:t>d. 65,535 bytes</w:t>
+      </w:r>
+    </w:p>
+    <w:p>
+      <w:pPr>
+        <w:spacing w:after="20"/>
+        <w:ind w:left="360" w:hanging="72"/>
+      </w:pPr>
+      <w:r>
+        <w:t>Ans. D</w:t>
+      </w:r>
+    </w:p>
+    <w:p>
+      <w:pPr>
+        <w:spacing w:before="120" w:after="40"/>
+      </w:pPr>
+      <w:r>
+        <w:rPr>
+          <w:b/>
+        </w:rPr>
+        <w:t>205. Which data type is best for storing very long text like articles or blog posts?</w:t>
+      </w:r>
+    </w:p>
+    <w:p>
+      <w:pPr>
+        <w:spacing w:after="20"/>
+        <w:ind w:left="360" w:hanging="72"/>
+      </w:pPr>
+      <w:r>
+        <w:t>a. VARCHAR</w:t>
+      </w:r>
+    </w:p>
+    <w:p>
+      <w:pPr>
+        <w:spacing w:after="20"/>
+        <w:ind w:left="360" w:hanging="72"/>
+      </w:pPr>
+      <w:r>
+        <w:t>b. CHAR</w:t>
+      </w:r>
+    </w:p>
+    <w:p>
+      <w:pPr>
+        <w:spacing w:after="20"/>
+        <w:ind w:left="360" w:hanging="72"/>
+      </w:pPr>
+      <w:r>
+        <w:t>c. TEXT</w:t>
+      </w:r>
+    </w:p>
+    <w:p>
+      <w:pPr>
+        <w:spacing w:after="20"/>
+        <w:ind w:left="360" w:hanging="72"/>
+      </w:pPr>
+      <w:r>
+        <w:t>d. BLOB</w:t>
+      </w:r>
+    </w:p>
+    <w:p>
+      <w:pPr>
+        <w:spacing w:after="20"/>
+        <w:ind w:left="360" w:hanging="72"/>
+      </w:pPr>
+      <w:r>
+        <w:t>Ans. C</w:t>
+      </w:r>
+    </w:p>
+    <w:p>
+      <w:pPr>
+        <w:spacing w:before="120" w:after="40"/>
+      </w:pPr>
+      <w:r>
+        <w:rPr>
+          <w:b/>
+        </w:rPr>
+        <w:t>206. What is the primary role of a primary key in a database table?</w:t>
+      </w:r>
+    </w:p>
+    <w:p>
+      <w:pPr>
+        <w:spacing w:after="20"/>
+        <w:ind w:left="360" w:hanging="72"/>
+      </w:pPr>
+      <w:r>
+        <w:t>a. Allows duplicate entries</w:t>
+      </w:r>
+    </w:p>
+    <w:p>
+      <w:pPr>
+        <w:spacing w:after="20"/>
+        <w:ind w:left="360" w:hanging="72"/>
+      </w:pPr>
+      <w:r>
+        <w:t>b. Uniquely identifies each row</w:t>
+      </w:r>
+    </w:p>
+    <w:p>
+      <w:pPr>
+        <w:spacing w:after="20"/>
+        <w:ind w:left="360" w:hanging="72"/>
+      </w:pPr>
+      <w:r>
+        <w:t>c. Stores metadata</w:t>
+      </w:r>
+    </w:p>
+    <w:p>
+      <w:pPr>
+        <w:spacing w:after="20"/>
+        <w:ind w:left="360" w:hanging="72"/>
+      </w:pPr>
+      <w:r>
+        <w:t>d. Acts as a backup column</w:t>
+      </w:r>
+    </w:p>
+    <w:p>
+      <w:pPr>
+        <w:spacing w:after="20"/>
+        <w:ind w:left="360" w:hanging="72"/>
+      </w:pPr>
+      <w:r>
+        <w:t>Ans. B</w:t>
+      </w:r>
+    </w:p>
+    <w:p>
+      <w:pPr>
+        <w:spacing w:before="120" w:after="40"/>
+      </w:pPr>
+      <w:r>
+        <w:rPr>
+          <w:b/>
+        </w:rPr>
+        <w:t>207. How many primary keys can a table have?</w:t>
+      </w:r>
+    </w:p>
+    <w:p>
+      <w:pPr>
+        <w:spacing w:after="20"/>
+        <w:ind w:left="360" w:hanging="72"/>
+      </w:pPr>
+      <w:r>
+        <w:t>a. None</w:t>
+      </w:r>
+    </w:p>
+    <w:p>
+      <w:pPr>
+        <w:spacing w:after="20"/>
+        <w:ind w:left="360" w:hanging="72"/>
+      </w:pPr>
+      <w:r>
+        <w:t>b. Exactly one</w:t>
+      </w:r>
+    </w:p>
+    <w:p>
+      <w:pPr>
+        <w:spacing w:after="20"/>
+        <w:ind w:left="360" w:hanging="72"/>
+      </w:pPr>
+      <w:r>
+        <w:t>c. Up to two</w:t>
+      </w:r>
+    </w:p>
+    <w:p>
+      <w:pPr>
+        <w:spacing w:after="20"/>
+        <w:ind w:left="360" w:hanging="72"/>
+      </w:pPr>
+      <w:r>
+        <w:t>d. As many as needed</w:t>
+      </w:r>
+    </w:p>
+    <w:p>
+      <w:pPr>
+        <w:spacing w:after="20"/>
+        <w:ind w:left="360" w:hanging="72"/>
+      </w:pPr>
+      <w:r>
+        <w:t>Ans. B</w:t>
+      </w:r>
+    </w:p>
+    <w:p>
+      <w:pPr>
+        <w:spacing w:before="120" w:after="40"/>
+      </w:pPr>
+      <w:r>
+        <w:rPr>
+          <w:b/>
+        </w:rPr>
+        <w:t>208. Can a primary key contain NULL values?</w:t>
+      </w:r>
+    </w:p>
+    <w:p>
+      <w:pPr>
+        <w:spacing w:after="20"/>
+        <w:ind w:left="360" w:hanging="72"/>
+      </w:pPr>
+      <w:r>
+        <w:t>a. Yes</w:t>
+      </w:r>
+    </w:p>
+    <w:p>
+      <w:pPr>
+        <w:spacing w:after="20"/>
+        <w:ind w:left="360" w:hanging="72"/>
+      </w:pPr>
+      <w:r>
+        <w:t>b. No</w:t>
+      </w:r>
+    </w:p>
+    <w:p>
+      <w:pPr>
+        <w:spacing w:after="20"/>
+        <w:ind w:left="360" w:hanging="72"/>
+      </w:pPr>
+      <w:r>
+        <w:t>c. Only one NULL allowed</w:t>
+      </w:r>
+    </w:p>
+    <w:p>
+      <w:pPr>
+        <w:spacing w:after="20"/>
+        <w:ind w:left="360" w:hanging="72"/>
+      </w:pPr>
+      <w:r>
+        <w:t>d. Depends on the database</w:t>
+      </w:r>
+    </w:p>
+    <w:p>
+      <w:pPr>
+        <w:spacing w:after="20"/>
+        <w:ind w:left="360" w:hanging="72"/>
+      </w:pPr>
+      <w:r>
+        <w:t>Ans. B</w:t>
+      </w:r>
+    </w:p>
+    <w:p>
+      <w:pPr>
+        <w:spacing w:before="120" w:after="40"/>
+      </w:pPr>
+      <w:r>
+        <w:rPr>
+          <w:b/>
+        </w:rPr>
+        <w:lastRenderedPageBreak/>
+        <w:t>209. What does the UPDATE statement do in SQL?</w:t>
+      </w:r>
+    </w:p>
+    <w:p>
+      <w:pPr>
+        <w:spacing w:after="20"/>
+        <w:ind w:left="360" w:hanging="72"/>
+      </w:pPr>
+      <w:r>
+        <w:t>a. Deletes rows from a table</w:t>
+      </w:r>
+    </w:p>
+    <w:p>
+      <w:pPr>
+        <w:spacing w:after="20"/>
+        <w:ind w:left="360" w:hanging="72"/>
+      </w:pPr>
+      <w:r>
+        <w:t>b. Adds new rows to a table</w:t>
+      </w:r>
+    </w:p>
+    <w:p>
+      <w:pPr>
+        <w:spacing w:after="20"/>
+        <w:ind w:left="360" w:hanging="72"/>
+      </w:pPr>
+      <w:r>
+        <w:t>c. Modifies existing data in a table</w:t>
+      </w:r>
+    </w:p>
+    <w:p>
+      <w:pPr>
+        <w:spacing w:after="20"/>
+        <w:ind w:left="360" w:hanging="72"/>
+      </w:pPr>
+      <w:r>
+        <w:t>d. Creates a new table</w:t>
+      </w:r>
+    </w:p>
+    <w:p>
+      <w:pPr>
+        <w:spacing w:after="20"/>
+        <w:ind w:left="360" w:hanging="72"/>
+      </w:pPr>
+      <w:r>
+        <w:t>Ans. C</w:t>
+      </w:r>
+    </w:p>
+    <w:p>
+      <w:pPr>
+        <w:spacing w:before="120" w:after="40"/>
+      </w:pPr>
+      <w:r>
+        <w:rPr>
+          <w:b/>
+        </w:rPr>
+        <w:t>210. Which statement changes multiple columns in a single UPDATE?</w:t>
+      </w:r>
+    </w:p>
+    <w:p>
+      <w:pPr>
+        <w:spacing w:after="20"/>
+        <w:ind w:left="360" w:hanging="72"/>
+      </w:pPr>
+      <w:r>
+        <w:t>a. UPDATE table SET col1=val1, col2=val2 WHERE condition</w:t>
+      </w:r>
+    </w:p>
+    <w:p>
+      <w:pPr>
+        <w:spacing w:after="20"/>
+        <w:ind w:left="360" w:hanging="72"/>
+      </w:pPr>
+      <w:r>
+        <w:t>b. UPDATE table SET col1=val1 AND col2=val2 WHERE condition</w:t>
+      </w:r>
+    </w:p>
+    <w:p>
+      <w:pPr>
+        <w:spacing w:after="20"/>
+        <w:ind w:left="360" w:hanging="72"/>
+      </w:pPr>
+      <w:r>
+        <w:t>c. UPDATE table (col1, col2) VALUES (val1, val2) WHERE condition</w:t>
+      </w:r>
+    </w:p>
+    <w:p>
+      <w:pPr>
+        <w:spacing w:after="20"/>
+        <w:ind w:left="360" w:hanging="72"/>
+      </w:pPr>
+      <w:r>
+        <w:t>d. UPDATE table col1=val1, col2=val2 WHERE condition</w:t>
+      </w:r>
+    </w:p>
+    <w:p>
+      <w:pPr>
+        <w:spacing w:after="20"/>
+        <w:ind w:left="360" w:hanging="72"/>
+      </w:pPr>
+      <w:r>
+        <w:t>Ans. A</w:t>
+      </w:r>
+    </w:p>
+    <w:p>
+      <w:pPr>
+        <w:spacing w:before="120" w:after="40"/>
+        <w:rPr>
+          <w:bCs/>
+        </w:rPr>
+      </w:pPr>
+      <w:r>
+        <w:rPr>
+          <w:bCs/>
+        </w:rPr>
+        <w:t>211. Can UPDATE be used with a JOIN to modify rows based on another table?</w:t>
+      </w:r>
+    </w:p>
+    <w:p>
+      <w:pPr>
+        <w:spacing w:after="20"/>
+        <w:ind w:left="360" w:hanging="72"/>
+      </w:pPr>
+      <w:r>
+        <w:t>a. Yes, in most databases</w:t>
+      </w:r>
+    </w:p>
+    <w:p>
+      <w:pPr>
+        <w:spacing w:after="20"/>
+        <w:ind w:left="360" w:hanging="72"/>
+      </w:pPr>
+      <w:r>
+        <w:t>b. No, UPDATE cannot use JOINs</w:t>
+      </w:r>
+    </w:p>
+    <w:p>
+      <w:pPr>
+        <w:spacing w:after="20"/>
+        <w:ind w:left="360" w:hanging="72"/>
+      </w:pPr>
+      <w:r>
+        <w:t>c. Only with subqueries</w:t>
+      </w:r>
+    </w:p>
+    <w:p>
+      <w:pPr>
+        <w:spacing w:after="20"/>
+        <w:ind w:left="360" w:hanging="72"/>
+      </w:pPr>
+      <w:r>
+        <w:t>d. Only in MySQL</w:t>
       </w:r>
     </w:p>
     <w:p>
@@ -12150,6 +12312,388 @@
         <w:t xml:space="preserve">Ans. </w:t>
       </w:r>
       <w:r>
+        <w:t>A</w:t>
+      </w:r>
+    </w:p>
+    <w:p>
+      <w:pPr>
+        <w:spacing w:before="120" w:after="40"/>
+      </w:pPr>
+      <w:r>
+        <w:rPr>
+          <w:b/>
+        </w:rPr>
+        <w:t>212. What happens if you execute UPDATE products SET stock = 0; without a WHERE clause?</w:t>
+      </w:r>
+    </w:p>
+    <w:p>
+      <w:pPr>
+        <w:spacing w:after="20"/>
+        <w:ind w:left="360" w:hanging="72"/>
+      </w:pPr>
+      <w:r>
+        <w:t>a. No rows will be updated</w:t>
+      </w:r>
+    </w:p>
+    <w:p>
+      <w:pPr>
+        <w:spacing w:after="20"/>
+        <w:ind w:left="360" w:hanging="72"/>
+      </w:pPr>
+      <w:r>
+        <w:t>b. Only one row is updated</w:t>
+      </w:r>
+    </w:p>
+    <w:p>
+      <w:pPr>
+        <w:spacing w:after="20"/>
+        <w:ind w:left="360" w:hanging="72"/>
+      </w:pPr>
+      <w:r>
+        <w:t>c. All rows will have stock set to 0</w:t>
+      </w:r>
+    </w:p>
+    <w:p>
+      <w:pPr>
+        <w:spacing w:after="20"/>
+        <w:ind w:left="360" w:hanging="72"/>
+      </w:pPr>
+      <w:r>
+        <w:t>d. It will throw a syntax error</w:t>
+      </w:r>
+    </w:p>
+    <w:p>
+      <w:pPr>
+        <w:spacing w:after="20"/>
+        <w:ind w:left="360" w:hanging="72"/>
+      </w:pPr>
+      <w:r>
+        <w:t>Ans. C</w:t>
+      </w:r>
+    </w:p>
+    <w:p>
+      <w:pPr>
+        <w:spacing w:before="120" w:after="40"/>
+      </w:pPr>
+      <w:r>
+        <w:rPr>
+          <w:b/>
+        </w:rPr>
+        <w:t>213. How would you update only the first 10 rows in MySQL?</w:t>
+      </w:r>
+    </w:p>
+    <w:p>
+      <w:pPr>
+        <w:spacing w:after="20"/>
+        <w:ind w:left="360" w:hanging="72"/>
+      </w:pPr>
+      <w:r>
+        <w:t>a. UPDATE table SET col=val LIMIT 10</w:t>
+      </w:r>
+    </w:p>
+    <w:p>
+      <w:pPr>
+        <w:spacing w:after="20"/>
+        <w:ind w:left="360" w:hanging="72"/>
+      </w:pPr>
+      <w:r>
+        <w:t>b. UPDATE TOP 10 table SET col=val</w:t>
+      </w:r>
+    </w:p>
+    <w:p>
+      <w:pPr>
+        <w:spacing w:after="20"/>
+        <w:ind w:left="360" w:hanging="72"/>
+      </w:pPr>
+      <w:r>
+        <w:t>c. UPDATE table SET col=val WHERE ROWNUM &lt;= 10</w:t>
+      </w:r>
+    </w:p>
+    <w:p>
+      <w:pPr>
+        <w:spacing w:after="20"/>
+        <w:ind w:left="360" w:hanging="72"/>
+      </w:pPr>
+      <w:r>
+        <w:t>d. UPDATE FIRST 10 table SET col=val</w:t>
+      </w:r>
+    </w:p>
+    <w:p>
+      <w:pPr>
+        <w:spacing w:after="20"/>
+        <w:ind w:left="360" w:hanging="72"/>
+      </w:pPr>
+      <w:r>
+        <w:t>Ans. A</w:t>
+      </w:r>
+    </w:p>
+    <w:p>
+      <w:pPr>
+        <w:spacing w:before="120" w:after="40"/>
+        <w:rPr>
+          <w:bCs/>
+        </w:rPr>
+      </w:pPr>
+      <w:r>
+        <w:rPr>
+          <w:bCs/>
+        </w:rPr>
+        <w:t>214. How can you preview which rows will be updated before running UPDATE?</w:t>
+      </w:r>
+    </w:p>
+    <w:p>
+      <w:pPr>
+        <w:spacing w:after="20"/>
+        <w:ind w:left="360" w:hanging="72"/>
+      </w:pPr>
+      <w:r>
+        <w:t>a. Run a SELECT with the same WHERE clause</w:t>
+      </w:r>
+    </w:p>
+    <w:p>
+      <w:pPr>
+        <w:spacing w:after="20"/>
+        <w:ind w:left="360" w:hanging="72"/>
+      </w:pPr>
+      <w:r>
+        <w:t>b. Use a PREVIEW UPDATE command</w:t>
+      </w:r>
+    </w:p>
+    <w:p>
+      <w:pPr>
+        <w:spacing w:after="20"/>
+        <w:ind w:left="360" w:hanging="72"/>
+      </w:pPr>
+      <w:r>
+        <w:t>c. Use the CHECK UPDATE clause</w:t>
+      </w:r>
+    </w:p>
+    <w:p>
+      <w:pPr>
+        <w:spacing w:after="20"/>
+        <w:ind w:left="360" w:hanging="72"/>
+      </w:pPr>
+      <w:r>
+        <w:t>d. It is not possible</w:t>
+      </w:r>
+    </w:p>
+    <w:p>
+      <w:pPr>
+        <w:spacing w:after="20"/>
+        <w:ind w:left="360" w:hanging="72"/>
+      </w:pPr>
+      <w:r>
+        <w:t xml:space="preserve">Ans. </w:t>
+      </w:r>
+      <w:r>
+        <w:t>A</w:t>
+      </w:r>
+    </w:p>
+    <w:p>
+      <w:pPr>
+        <w:spacing w:before="120" w:after="40"/>
+      </w:pPr>
+      <w:r>
+        <w:rPr>
+          <w:b/>
+        </w:rPr>
+        <w:t>215. Which query correctly deletes customers who have placed orders with zero total?</w:t>
+      </w:r>
+    </w:p>
+    <w:p>
+      <w:pPr>
+        <w:spacing w:after="20"/>
+        <w:ind w:left="360" w:hanging="72"/>
+      </w:pPr>
+      <w:r>
+        <w:t>a. DELETE FROM customers WHERE orders.total=0;</w:t>
+      </w:r>
+    </w:p>
+    <w:p>
+      <w:pPr>
+        <w:spacing w:after="20"/>
+        <w:ind w:left="360" w:hanging="72"/>
+      </w:pPr>
+      <w:r>
+        <w:t>b. DELETE customers WHERE IN orders total=0;</w:t>
+      </w:r>
+    </w:p>
+    <w:p>
+      <w:pPr>
+        <w:spacing w:after="20"/>
+        <w:ind w:left="360" w:hanging="72"/>
+      </w:pPr>
+      <w:r>
+        <w:lastRenderedPageBreak/>
+        <w:t>c. DELETE FROM customers WHERE customer_id IN (SELECT customer_id FROM orders  WHERE order_total = 0);</w:t>
+      </w:r>
+    </w:p>
+    <w:p>
+      <w:pPr>
+        <w:spacing w:after="20"/>
+        <w:ind w:left="360" w:hanging="72"/>
+      </w:pPr>
+      <w:r>
+        <w:t>d. DELETE customers WITH order_total=0;</w:t>
+      </w:r>
+    </w:p>
+    <w:p>
+      <w:pPr>
+        <w:spacing w:after="20"/>
+        <w:ind w:left="360" w:hanging="72"/>
+      </w:pPr>
+      <w:r>
+        <w:t>Ans. C</w:t>
+      </w:r>
+    </w:p>
+    <w:p>
+      <w:pPr>
+        <w:spacing w:before="120" w:after="40"/>
+      </w:pPr>
+      <w:r>
+        <w:rPr>
+          <w:b/>
+        </w:rPr>
+        <w:t>216. How would you delete all customers who have no orders?</w:t>
+      </w:r>
+    </w:p>
+    <w:p>
+      <w:pPr>
+        <w:spacing w:after="20"/>
+        <w:ind w:left="360" w:hanging="72"/>
+      </w:pPr>
+      <w:r>
+        <w:t>a. DELETE FROM customers WHERE customer_id NOT IN (SELECT customer_id FROM orders)</w:t>
+      </w:r>
+    </w:p>
+    <w:p>
+      <w:pPr>
+        <w:spacing w:after="20"/>
+        <w:ind w:left="360" w:hanging="72"/>
+      </w:pPr>
+      <w:r>
+        <w:t>b. DELETE FROM customers WHERE orders IS NULL</w:t>
+      </w:r>
+    </w:p>
+    <w:p>
+      <w:pPr>
+        <w:spacing w:after="20"/>
+        <w:ind w:left="360" w:hanging="72"/>
+      </w:pPr>
+      <w:r>
+        <w:t>c. DELETE customers WITHOUT orders</w:t>
+      </w:r>
+    </w:p>
+    <w:p>
+      <w:pPr>
+        <w:spacing w:after="20"/>
+        <w:ind w:left="360" w:hanging="72"/>
+      </w:pPr>
+      <w:r>
+        <w:t>d. DELETE FROM customers WHERE customer_id IN (SELECT customer_id FROM orders) What is the risk of using a subquery in a DELETE statement?</w:t>
+      </w:r>
+    </w:p>
+    <w:p>
+      <w:pPr>
+        <w:spacing w:after="20"/>
+        <w:ind w:left="360" w:hanging="72"/>
+      </w:pPr>
+      <w:r>
+        <w:t>e. Subqueries are not allowed in DELETE</w:t>
+      </w:r>
+    </w:p>
+    <w:p>
+      <w:pPr>
+        <w:spacing w:after="20"/>
+        <w:ind w:left="360" w:hanging="72"/>
+      </w:pPr>
+      <w:r>
+        <w:t>f. The subquery is executed for each row, which can be slow</w:t>
+      </w:r>
+    </w:p>
+    <w:p>
+      <w:pPr>
+        <w:spacing w:after="20"/>
+        <w:ind w:left="360" w:hanging="72"/>
+      </w:pPr>
+      <w:r>
+        <w:t>g. DELETE always ignores subqueries</w:t>
+      </w:r>
+    </w:p>
+    <w:p>
+      <w:pPr>
+        <w:spacing w:after="20"/>
+        <w:ind w:left="360" w:hanging="72"/>
+      </w:pPr>
+      <w:r>
+        <w:t>h. Subqueries can only be used with SELECT</w:t>
+      </w:r>
+    </w:p>
+    <w:p>
+      <w:pPr>
+        <w:spacing w:after="20"/>
+        <w:ind w:left="360" w:hanging="72"/>
+      </w:pPr>
+      <w:r>
+        <w:t>Ans. A,F</w:t>
+      </w:r>
+    </w:p>
+    <w:p>
+      <w:pPr>
+        <w:spacing w:before="120" w:after="40"/>
+      </w:pPr>
+      <w:r>
+        <w:rPr>
+          <w:b/>
+        </w:rPr>
+        <w:t>217. Which SQL data type automatically stores the current date and time?</w:t>
+      </w:r>
+    </w:p>
+    <w:p>
+      <w:pPr>
+        <w:spacing w:after="20"/>
+        <w:ind w:left="360" w:hanging="72"/>
+      </w:pPr>
+      <w:r>
+        <w:t>a. TIME</w:t>
+      </w:r>
+    </w:p>
+    <w:p>
+      <w:pPr>
+        <w:spacing w:after="20"/>
+        <w:ind w:left="360" w:hanging="72"/>
+      </w:pPr>
+      <w:r>
+        <w:t>b. DATE</w:t>
+      </w:r>
+    </w:p>
+    <w:p>
+      <w:pPr>
+        <w:spacing w:after="20"/>
+        <w:ind w:left="360" w:hanging="72"/>
+      </w:pPr>
+      <w:r>
+        <w:t>c. TIMESTAMP</w:t>
+      </w:r>
+    </w:p>
+    <w:p>
+      <w:pPr>
+        <w:spacing w:after="20"/>
+        <w:ind w:left="360" w:hanging="72"/>
+      </w:pPr>
+      <w:r>
+        <w:t>d. CHAR</w:t>
+      </w:r>
+    </w:p>
+    <w:p>
+      <w:pPr>
+        <w:spacing w:after="20"/>
+        <w:ind w:left="360" w:hanging="72"/>
+      </w:pPr>
+      <w:r>
+        <w:t xml:space="preserve">Ans. </w:t>
+      </w:r>
+      <w:r>
         <w:t>C</w:t>
       </w:r>
     </w:p>
@@ -12161,43 +12705,155 @@
         <w:rPr>
           <w:b/>
         </w:rPr>
-        <w:t>200. What is joining a table to itself called?</w:t>
-      </w:r>
-    </w:p>
-    <w:p>
-      <w:pPr>
-        <w:spacing w:after="20"/>
-        <w:ind w:left="360" w:hanging="72"/>
-      </w:pPr>
-      <w:r>
-        <w:t>a. COMPLETE</w:t>
-      </w:r>
-    </w:p>
-    <w:p>
-      <w:pPr>
-        <w:spacing w:after="20"/>
-        <w:ind w:left="360" w:hanging="72"/>
-      </w:pPr>
-      <w:r>
-        <w:t>b. SELF</w:t>
-      </w:r>
-    </w:p>
-    <w:p>
-      <w:pPr>
-        <w:spacing w:after="20"/>
-        <w:ind w:left="360" w:hanging="72"/>
-      </w:pPr>
-      <w:r>
-        <w:t>c. OBSOLETE</w:t>
-      </w:r>
-    </w:p>
-    <w:p>
-      <w:pPr>
-        <w:spacing w:after="20"/>
-        <w:ind w:left="360" w:hanging="72"/>
-      </w:pPr>
-      <w:r>
-        <w:t>d. CROSS</w:t>
+        <w:t>218. Which data type stores only the date without time?</w:t>
+      </w:r>
+    </w:p>
+    <w:p>
+      <w:pPr>
+        <w:spacing w:after="20"/>
+        <w:ind w:left="360" w:hanging="72"/>
+      </w:pPr>
+      <w:r>
+        <w:t>a. DATETIME</w:t>
+      </w:r>
+    </w:p>
+    <w:p>
+      <w:pPr>
+        <w:spacing w:after="20"/>
+        <w:ind w:left="360" w:hanging="72"/>
+      </w:pPr>
+      <w:r>
+        <w:t>b. TIMESTAMP</w:t>
+      </w:r>
+    </w:p>
+    <w:p>
+      <w:pPr>
+        <w:spacing w:after="20"/>
+        <w:ind w:left="360" w:hanging="72"/>
+      </w:pPr>
+      <w:r>
+        <w:t>c. DATE</w:t>
+      </w:r>
+    </w:p>
+    <w:p>
+      <w:pPr>
+        <w:spacing w:after="20"/>
+        <w:ind w:left="360" w:hanging="72"/>
+      </w:pPr>
+      <w:r>
+        <w:t>d. TIME</w:t>
+      </w:r>
+    </w:p>
+    <w:p>
+      <w:pPr>
+        <w:spacing w:after="20"/>
+        <w:ind w:left="360" w:hanging="72"/>
+      </w:pPr>
+      <w:r>
+        <w:t>Ans. C</w:t>
+      </w:r>
+    </w:p>
+    <w:p>
+      <w:pPr>
+        <w:spacing w:before="120" w:after="40"/>
+      </w:pPr>
+      <w:r>
+        <w:rPr>
+          <w:b/>
+        </w:rPr>
+        <w:t>219. Which data type is best for storing a fixed-length string?</w:t>
+      </w:r>
+    </w:p>
+    <w:p>
+      <w:pPr>
+        <w:spacing w:after="20"/>
+        <w:ind w:left="360" w:hanging="72"/>
+      </w:pPr>
+      <w:r>
+        <w:t>a. VARCHAR</w:t>
+      </w:r>
+    </w:p>
+    <w:p>
+      <w:pPr>
+        <w:spacing w:after="20"/>
+        <w:ind w:left="360" w:hanging="72"/>
+      </w:pPr>
+      <w:r>
+        <w:t>b. TEXT</w:t>
+      </w:r>
+    </w:p>
+    <w:p>
+      <w:pPr>
+        <w:spacing w:after="20"/>
+        <w:ind w:left="360" w:hanging="72"/>
+      </w:pPr>
+      <w:r>
+        <w:t>c. CHAR</w:t>
+      </w:r>
+    </w:p>
+    <w:p>
+      <w:pPr>
+        <w:spacing w:after="20"/>
+        <w:ind w:left="360" w:hanging="72"/>
+      </w:pPr>
+      <w:r>
+        <w:t>d. BLOB</w:t>
+      </w:r>
+    </w:p>
+    <w:p>
+      <w:pPr>
+        <w:spacing w:after="20"/>
+        <w:ind w:left="360" w:hanging="72"/>
+      </w:pPr>
+      <w:r>
+        <w:t>Ans. C</w:t>
+      </w:r>
+    </w:p>
+    <w:p>
+      <w:pPr>
+        <w:spacing w:before="120" w:after="40"/>
+      </w:pPr>
+      <w:r>
+        <w:rPr>
+          <w:b/>
+        </w:rPr>
+        <w:t>220. Which component acts as the backend engine in a MySQL setup?</w:t>
+      </w:r>
+    </w:p>
+    <w:p>
+      <w:pPr>
+        <w:spacing w:after="20"/>
+        <w:ind w:left="360" w:hanging="72"/>
+      </w:pPr>
+      <w:r>
+        <w:t>a. MySQL Workbench</w:t>
+      </w:r>
+    </w:p>
+    <w:p>
+      <w:pPr>
+        <w:spacing w:after="20"/>
+        <w:ind w:left="360" w:hanging="72"/>
+      </w:pPr>
+      <w:r>
+        <w:t>b. MySQL Server</w:t>
+      </w:r>
+    </w:p>
+    <w:p>
+      <w:pPr>
+        <w:spacing w:after="20"/>
+        <w:ind w:left="360" w:hanging="72"/>
+      </w:pPr>
+      <w:r>
+        <w:t>c. phpMyAdmin</w:t>
+      </w:r>
+    </w:p>
+    <w:p>
+      <w:pPr>
+        <w:spacing w:after="20"/>
+        <w:ind w:left="360" w:hanging="72"/>
+      </w:pPr>
+      <w:r>
+        <w:t>d. SQL Developer</w:t>
       </w:r>
     </w:p>
     <w:p>
@@ -12217,43 +12873,56 @@
         <w:rPr>
           <w:b/>
         </w:rPr>
-        <w:t>201. What is a common use case for a SELF JOIN?</w:t>
-      </w:r>
-    </w:p>
-    <w:p>
-      <w:pPr>
-        <w:spacing w:after="20"/>
-        <w:ind w:left="360" w:hanging="72"/>
-      </w:pPr>
-      <w:r>
-        <w:t>a. Finding duplicate records</w:t>
-      </w:r>
-    </w:p>
-    <w:p>
-      <w:pPr>
-        <w:spacing w:after="20"/>
-        <w:ind w:left="360" w:hanging="72"/>
-      </w:pPr>
-      <w:r>
-        <w:t>b. Joining unrelated tables</w:t>
-      </w:r>
-    </w:p>
-    <w:p>
-      <w:pPr>
-        <w:spacing w:after="20"/>
-        <w:ind w:left="360" w:hanging="72"/>
-      </w:pPr>
-      <w:r>
-        <w:t>c. Creating cross products</w:t>
-      </w:r>
-    </w:p>
-    <w:p>
-      <w:pPr>
-        <w:spacing w:after="20"/>
-        <w:ind w:left="360" w:hanging="72"/>
-      </w:pPr>
-      <w:r>
-        <w:t>d. Filtering by aggregate functions</w:t>
+        <w:t>2</w:t>
+      </w:r>
+      <w:r>
+        <w:rPr>
+          <w:b/>
+        </w:rPr>
+        <w:t>21</w:t>
+      </w:r>
+      <w:r>
+        <w:rPr>
+          <w:b/>
+        </w:rPr>
+        <w:t>.Which command permanently saves changes to the database?</w:t>
+      </w:r>
+    </w:p>
+    <w:p>
+      <w:pPr>
+        <w:spacing w:after="20"/>
+        <w:ind w:left="360" w:hanging="72"/>
+      </w:pPr>
+      <w:r>
+        <w:t>a. SAVE</w:t>
+      </w:r>
+    </w:p>
+    <w:p>
+      <w:pPr>
+        <w:spacing w:after="20"/>
+        <w:ind w:left="360" w:hanging="72"/>
+      </w:pPr>
+      <w:r>
+        <w:lastRenderedPageBreak/>
+        <w:t>b. STORE</w:t>
+      </w:r>
+    </w:p>
+    <w:p>
+      <w:pPr>
+        <w:spacing w:after="20"/>
+        <w:ind w:left="360" w:hanging="72"/>
+      </w:pPr>
+      <w:r>
+        <w:t>c. COMMIT</w:t>
+      </w:r>
+    </w:p>
+    <w:p>
+      <w:pPr>
+        <w:spacing w:after="20"/>
+        <w:ind w:left="360" w:hanging="72"/>
+      </w:pPr>
+      <w:r>
+        <w:t>d. APPLY</w:t>
       </w:r>
     </w:p>
     <w:p>
@@ -12264,44 +12933,55 @@
         <w:rPr>
           <w:b/>
         </w:rPr>
-        <w:t>202. How do you perform a SELF JOIN?</w:t>
-      </w:r>
-    </w:p>
-    <w:p>
-      <w:pPr>
-        <w:spacing w:after="20"/>
-        <w:ind w:left="360" w:hanging="72"/>
-      </w:pPr>
-      <w:r>
-        <w:t>a. Join the table with a different table</w:t>
-      </w:r>
-    </w:p>
-    <w:p>
-      <w:pPr>
-        <w:spacing w:after="20"/>
-        <w:ind w:left="360" w:hanging="72"/>
-      </w:pPr>
-      <w:r>
-        <w:t>b. Join the table with itself using aliases</w:t>
-      </w:r>
-    </w:p>
-    <w:p>
-      <w:pPr>
-        <w:spacing w:after="20"/>
-        <w:ind w:left="360" w:hanging="72"/>
-      </w:pPr>
-      <w:r>
-        <w:lastRenderedPageBreak/>
-        <w:t>c. Join the table with a view</w:t>
-      </w:r>
-    </w:p>
-    <w:p>
-      <w:pPr>
-        <w:spacing w:after="20"/>
-        <w:ind w:left="360" w:hanging="72"/>
-      </w:pPr>
-      <w:r>
-        <w:t>d. Join the table with a subquery</w:t>
+        <w:t>2</w:t>
+      </w:r>
+      <w:r>
+        <w:rPr>
+          <w:b/>
+        </w:rPr>
+        <w:t>22</w:t>
+      </w:r>
+      <w:r>
+        <w:rPr>
+          <w:b/>
+        </w:rPr>
+        <w:t>. What is the difference between COMMIT and ROLLBACK?</w:t>
+      </w:r>
+    </w:p>
+    <w:p>
+      <w:pPr>
+        <w:spacing w:after="20"/>
+        <w:ind w:left="360" w:hanging="72"/>
+      </w:pPr>
+      <w:r>
+        <w:t>a. COMMIT saves, ROLLBACK undoes</w:t>
+      </w:r>
+    </w:p>
+    <w:p>
+      <w:pPr>
+        <w:spacing w:after="20"/>
+        <w:ind w:left="360" w:hanging="72"/>
+      </w:pPr>
+      <w:r>
+        <w:t>b. ROLLBACK saves, COMMIT undoes</w:t>
+      </w:r>
+    </w:p>
+    <w:p>
+      <w:pPr>
+        <w:spacing w:after="20"/>
+        <w:ind w:left="360" w:hanging="72"/>
+      </w:pPr>
+      <w:r>
+        <w:t>c. Both save changes</w:t>
+      </w:r>
+    </w:p>
+    <w:p>
+      <w:pPr>
+        <w:spacing w:after="20"/>
+        <w:ind w:left="360" w:hanging="72"/>
+      </w:pPr>
+      <w:r>
+        <w:t>d. Both undo changes</w:t>
       </w:r>
     </w:p>
     <w:p>
@@ -12312,2247 +12992,19 @@
         <w:rPr>
           <w:b/>
         </w:rPr>
-        <w:t>203. What is the main difference between VARCHAR and TEXT data types?</w:t>
-      </w:r>
-    </w:p>
-    <w:p>
-      <w:pPr>
-        <w:spacing w:after="20"/>
-        <w:ind w:left="360" w:hanging="72"/>
-      </w:pPr>
-      <w:r>
-        <w:t>a. VARCHAR can store longer text than TEXT</w:t>
-      </w:r>
-    </w:p>
-    <w:p>
-      <w:pPr>
-        <w:spacing w:after="20"/>
-        <w:ind w:left="360" w:hanging="72"/>
-      </w:pPr>
-      <w:r>
-        <w:t>b. TEXT supports indexing, VARCHAR does not</w:t>
-      </w:r>
-    </w:p>
-    <w:p>
-      <w:pPr>
-        <w:spacing w:after="20"/>
-        <w:ind w:left="360" w:hanging="72"/>
-      </w:pPr>
-      <w:r>
-        <w:t>c. VARCHAR supports indexing, TEXT is used for large blocks of text</w:t>
-      </w:r>
-    </w:p>
-    <w:p>
-      <w:pPr>
-        <w:spacing w:after="20"/>
-        <w:ind w:left="360" w:hanging="72"/>
-      </w:pPr>
-      <w:r>
-        <w:t>d. TEXT is fixed-length, VARCHAR is variable-length</w:t>
-      </w:r>
-    </w:p>
-    <w:p>
-      <w:pPr>
-        <w:spacing w:before="120" w:after="40"/>
-      </w:pPr>
+        <w:t>2</w:t>
+      </w:r>
       <w:r>
         <w:rPr>
           <w:b/>
         </w:rPr>
-        <w:t>204. What is the maximum length of VARCHAR in MySQL?</w:t>
-      </w:r>
-    </w:p>
-    <w:p>
-      <w:pPr>
-        <w:spacing w:after="20"/>
-        <w:ind w:left="360" w:hanging="72"/>
-      </w:pPr>
-      <w:r>
-        <w:t>a. 255 characters</w:t>
-      </w:r>
-    </w:p>
-    <w:p>
-      <w:pPr>
-        <w:spacing w:after="20"/>
-        <w:ind w:left="360" w:hanging="72"/>
-      </w:pPr>
-      <w:r>
-        <w:t>b. 65,535 characters</w:t>
-      </w:r>
-    </w:p>
-    <w:p>
-      <w:pPr>
-        <w:spacing w:after="20"/>
-        <w:ind w:left="360" w:hanging="72"/>
-      </w:pPr>
-      <w:r>
-        <w:t>c. 255 bytes</w:t>
-      </w:r>
-    </w:p>
-    <w:p>
-      <w:pPr>
-        <w:spacing w:after="20"/>
-        <w:ind w:left="360" w:hanging="72"/>
-      </w:pPr>
-      <w:r>
-        <w:t>d. 65,535 bytes</w:t>
-      </w:r>
-    </w:p>
-    <w:p>
-      <w:pPr>
-        <w:spacing w:before="120" w:after="40"/>
-      </w:pPr>
+        <w:t>23</w:t>
+      </w:r>
       <w:r>
         <w:rPr>
           <w:b/>
         </w:rPr>
-        <w:t>205. Which data type is best for storing very long text like articles or blog posts?</w:t>
-      </w:r>
-    </w:p>
-    <w:p>
-      <w:pPr>
-        <w:spacing w:after="20"/>
-        <w:ind w:left="360" w:hanging="72"/>
-      </w:pPr>
-      <w:r>
-        <w:t>a. VARCHAR</w:t>
-      </w:r>
-    </w:p>
-    <w:p>
-      <w:pPr>
-        <w:spacing w:after="20"/>
-        <w:ind w:left="360" w:hanging="72"/>
-      </w:pPr>
-      <w:r>
-        <w:t>b. CHAR</w:t>
-      </w:r>
-    </w:p>
-    <w:p>
-      <w:pPr>
-        <w:spacing w:after="20"/>
-        <w:ind w:left="360" w:hanging="72"/>
-      </w:pPr>
-      <w:r>
-        <w:t>c. TEXT</w:t>
-      </w:r>
-    </w:p>
-    <w:p>
-      <w:pPr>
-        <w:spacing w:after="20"/>
-        <w:ind w:left="360" w:hanging="72"/>
-      </w:pPr>
-      <w:r>
-        <w:t>d. BLOB</w:t>
-      </w:r>
-    </w:p>
-    <w:p>
-      <w:pPr>
-        <w:spacing w:before="120" w:after="40"/>
-      </w:pPr>
-      <w:r>
-        <w:rPr>
-          <w:b/>
-        </w:rPr>
-        <w:t>206. What is the primary role of a primary key in a database table?</w:t>
-      </w:r>
-    </w:p>
-    <w:p>
-      <w:pPr>
-        <w:spacing w:after="20"/>
-        <w:ind w:left="360" w:hanging="72"/>
-      </w:pPr>
-      <w:r>
-        <w:t>a. Allows duplicate entries</w:t>
-      </w:r>
-    </w:p>
-    <w:p>
-      <w:pPr>
-        <w:spacing w:after="20"/>
-        <w:ind w:left="360" w:hanging="72"/>
-      </w:pPr>
-      <w:r>
-        <w:t>b. Uniquely identifies each row</w:t>
-      </w:r>
-    </w:p>
-    <w:p>
-      <w:pPr>
-        <w:spacing w:after="20"/>
-        <w:ind w:left="360" w:hanging="72"/>
-      </w:pPr>
-      <w:r>
-        <w:t>c. Stores metadata</w:t>
-      </w:r>
-    </w:p>
-    <w:p>
-      <w:pPr>
-        <w:spacing w:after="20"/>
-        <w:ind w:left="360" w:hanging="72"/>
-      </w:pPr>
-      <w:r>
-        <w:t>d. Acts as a backup column</w:t>
-      </w:r>
-    </w:p>
-    <w:p>
-      <w:pPr>
-        <w:spacing w:before="120" w:after="40"/>
-      </w:pPr>
-      <w:r>
-        <w:rPr>
-          <w:b/>
-        </w:rPr>
-        <w:t>207. How many primary keys can a table have?</w:t>
-      </w:r>
-    </w:p>
-    <w:p>
-      <w:pPr>
-        <w:spacing w:after="20"/>
-        <w:ind w:left="360" w:hanging="72"/>
-      </w:pPr>
-      <w:r>
-        <w:t>a. None</w:t>
-      </w:r>
-    </w:p>
-    <w:p>
-      <w:pPr>
-        <w:spacing w:after="20"/>
-        <w:ind w:left="360" w:hanging="72"/>
-      </w:pPr>
-      <w:r>
-        <w:t>b. Exactly one</w:t>
-      </w:r>
-    </w:p>
-    <w:p>
-      <w:pPr>
-        <w:spacing w:after="20"/>
-        <w:ind w:left="360" w:hanging="72"/>
-      </w:pPr>
-      <w:r>
-        <w:t>c. Up to two</w:t>
-      </w:r>
-    </w:p>
-    <w:p>
-      <w:pPr>
-        <w:spacing w:after="20"/>
-        <w:ind w:left="360" w:hanging="72"/>
-      </w:pPr>
-      <w:r>
-        <w:t>d. As many as needed</w:t>
-      </w:r>
-    </w:p>
-    <w:p>
-      <w:pPr>
-        <w:spacing w:before="120" w:after="40"/>
-      </w:pPr>
-      <w:r>
-        <w:rPr>
-          <w:b/>
-        </w:rPr>
-        <w:t>208. Can a primary key contain NULL values?</w:t>
-      </w:r>
-    </w:p>
-    <w:p>
-      <w:pPr>
-        <w:spacing w:after="20"/>
-        <w:ind w:left="360" w:hanging="72"/>
-      </w:pPr>
-      <w:r>
-        <w:t>a. Yes</w:t>
-      </w:r>
-    </w:p>
-    <w:p>
-      <w:pPr>
-        <w:spacing w:after="20"/>
-        <w:ind w:left="360" w:hanging="72"/>
-      </w:pPr>
-      <w:r>
-        <w:t>b. No</w:t>
-      </w:r>
-    </w:p>
-    <w:p>
-      <w:pPr>
-        <w:spacing w:after="20"/>
-        <w:ind w:left="360" w:hanging="72"/>
-      </w:pPr>
-      <w:r>
-        <w:t>c. Only one NULL allowed</w:t>
-      </w:r>
-    </w:p>
-    <w:p>
-      <w:pPr>
-        <w:spacing w:after="20"/>
-        <w:ind w:left="360" w:hanging="72"/>
-      </w:pPr>
-      <w:r>
-        <w:t>d. Depends on the database</w:t>
-      </w:r>
-    </w:p>
-    <w:p>
-      <w:pPr>
-        <w:spacing w:before="120" w:after="40"/>
-      </w:pPr>
-      <w:r>
-        <w:rPr>
-          <w:b/>
-        </w:rPr>
-        <w:t>209. What does the UPDATE statement do in SQL?</w:t>
-      </w:r>
-    </w:p>
-    <w:p>
-      <w:pPr>
-        <w:spacing w:after="20"/>
-        <w:ind w:left="360" w:hanging="72"/>
-      </w:pPr>
-      <w:r>
-        <w:t>a. Deletes rows from a table</w:t>
-      </w:r>
-    </w:p>
-    <w:p>
-      <w:pPr>
-        <w:spacing w:after="20"/>
-        <w:ind w:left="360" w:hanging="72"/>
-      </w:pPr>
-      <w:r>
-        <w:t>b. Adds new rows to a table</w:t>
-      </w:r>
-    </w:p>
-    <w:p>
-      <w:pPr>
-        <w:spacing w:after="20"/>
-        <w:ind w:left="360" w:hanging="72"/>
-      </w:pPr>
-      <w:r>
-        <w:t>c. Modifies existing data in a table</w:t>
-      </w:r>
-    </w:p>
-    <w:p>
-      <w:pPr>
-        <w:spacing w:after="20"/>
-        <w:ind w:left="360" w:hanging="72"/>
-      </w:pPr>
-      <w:r>
-        <w:t>d. Creates a new table</w:t>
-      </w:r>
-    </w:p>
-    <w:p>
-      <w:pPr>
-        <w:spacing w:before="120" w:after="40"/>
-      </w:pPr>
-      <w:r>
-        <w:rPr>
-          <w:b/>
-        </w:rPr>
-        <w:t>210. Which statement changes multiple columns in a single UPDATE?</w:t>
-      </w:r>
-    </w:p>
-    <w:p>
-      <w:pPr>
-        <w:spacing w:after="20"/>
-        <w:ind w:left="360" w:hanging="72"/>
-      </w:pPr>
-      <w:r>
-        <w:t>a. UPDATE table SET col1=val1, col2=val2 WHERE condition</w:t>
-      </w:r>
-    </w:p>
-    <w:p>
-      <w:pPr>
-        <w:spacing w:after="20"/>
-        <w:ind w:left="360" w:hanging="72"/>
-      </w:pPr>
-      <w:r>
-        <w:t>b. UPDATE table SET col1=val1 AND col2=val2 WHERE condition</w:t>
-      </w:r>
-    </w:p>
-    <w:p>
-      <w:pPr>
-        <w:spacing w:after="20"/>
-        <w:ind w:left="360" w:hanging="72"/>
-      </w:pPr>
-      <w:r>
-        <w:lastRenderedPageBreak/>
-        <w:t>c. UPDATE table (col1, col2) VALUES (val1, val2) WHERE condition</w:t>
-      </w:r>
-    </w:p>
-    <w:p>
-      <w:pPr>
-        <w:spacing w:after="20"/>
-        <w:ind w:left="360" w:hanging="72"/>
-      </w:pPr>
-      <w:r>
-        <w:t>d. UPDATE table col1=val1, col2=val2 WHERE condition</w:t>
-      </w:r>
-    </w:p>
-    <w:p>
-      <w:pPr>
-        <w:spacing w:before="120" w:after="40"/>
-      </w:pPr>
-      <w:r>
-        <w:rPr>
-          <w:b/>
-        </w:rPr>
-        <w:t>211. Can UPDATE be used with a JOIN to modify rows based on another table?</w:t>
-      </w:r>
-    </w:p>
-    <w:p>
-      <w:pPr>
-        <w:spacing w:after="20"/>
-        <w:ind w:left="360" w:hanging="72"/>
-      </w:pPr>
-      <w:r>
-        <w:t>a. Yes, in most databases</w:t>
-      </w:r>
-    </w:p>
-    <w:p>
-      <w:pPr>
-        <w:spacing w:after="20"/>
-        <w:ind w:left="360" w:hanging="72"/>
-      </w:pPr>
-      <w:r>
-        <w:t>b. No, UPDATE cannot use JOINs</w:t>
-      </w:r>
-    </w:p>
-    <w:p>
-      <w:pPr>
-        <w:spacing w:after="20"/>
-        <w:ind w:left="360" w:hanging="72"/>
-      </w:pPr>
-      <w:r>
-        <w:t>c. Only with subqueries</w:t>
-      </w:r>
-    </w:p>
-    <w:p>
-      <w:pPr>
-        <w:spacing w:after="20"/>
-        <w:ind w:left="360" w:hanging="72"/>
-      </w:pPr>
-      <w:r>
-        <w:t>d. Only in MySQL</w:t>
-      </w:r>
-    </w:p>
-    <w:p>
-      <w:pPr>
-        <w:spacing w:before="120" w:after="40"/>
-      </w:pPr>
-      <w:r>
-        <w:rPr>
-          <w:b/>
-        </w:rPr>
-        <w:t>212. What happens if you execute UPDATE products SET stock = 0; without a WHERE clause?</w:t>
-      </w:r>
-    </w:p>
-    <w:p>
-      <w:pPr>
-        <w:spacing w:after="20"/>
-        <w:ind w:left="360" w:hanging="72"/>
-      </w:pPr>
-      <w:r>
-        <w:t>a. No rows will be updated</w:t>
-      </w:r>
-    </w:p>
-    <w:p>
-      <w:pPr>
-        <w:spacing w:after="20"/>
-        <w:ind w:left="360" w:hanging="72"/>
-      </w:pPr>
-      <w:r>
-        <w:t>b. Only one row is updated</w:t>
-      </w:r>
-    </w:p>
-    <w:p>
-      <w:pPr>
-        <w:spacing w:after="20"/>
-        <w:ind w:left="360" w:hanging="72"/>
-      </w:pPr>
-      <w:r>
-        <w:t>c. All rows will have stock set to 0</w:t>
-      </w:r>
-    </w:p>
-    <w:p>
-      <w:pPr>
-        <w:spacing w:after="20"/>
-        <w:ind w:left="360" w:hanging="72"/>
-      </w:pPr>
-      <w:r>
-        <w:t>d. It will throw a syntax error</w:t>
-      </w:r>
-    </w:p>
-    <w:p>
-      <w:pPr>
-        <w:spacing w:before="120" w:after="40"/>
-      </w:pPr>
-      <w:r>
-        <w:rPr>
-          <w:b/>
-        </w:rPr>
-        <w:t>213. How would you update only the first 10 rows in MySQL?</w:t>
-      </w:r>
-    </w:p>
-    <w:p>
-      <w:pPr>
-        <w:spacing w:after="20"/>
-        <w:ind w:left="360" w:hanging="72"/>
-      </w:pPr>
-      <w:r>
-        <w:t>a. UPDATE table SET col=val LIMIT 10</w:t>
-      </w:r>
-    </w:p>
-    <w:p>
-      <w:pPr>
-        <w:spacing w:after="20"/>
-        <w:ind w:left="360" w:hanging="72"/>
-      </w:pPr>
-      <w:r>
-        <w:t>b. UPDATE TOP 10 table SET col=val</w:t>
-      </w:r>
-    </w:p>
-    <w:p>
-      <w:pPr>
-        <w:spacing w:after="20"/>
-        <w:ind w:left="360" w:hanging="72"/>
-      </w:pPr>
-      <w:r>
-        <w:t>c. UPDATE table SET col=val WHERE ROWNUM &lt;= 10</w:t>
-      </w:r>
-    </w:p>
-    <w:p>
-      <w:pPr>
-        <w:spacing w:after="20"/>
-        <w:ind w:left="360" w:hanging="72"/>
-      </w:pPr>
-      <w:r>
-        <w:t>d. UPDATE FIRST 10 table SET col=val</w:t>
-      </w:r>
-    </w:p>
-    <w:p>
-      <w:pPr>
-        <w:spacing w:before="120" w:after="40"/>
-      </w:pPr>
-      <w:r>
-        <w:rPr>
-          <w:b/>
-        </w:rPr>
-        <w:t>214. How can you preview which rows will be updated before running UPDATE?</w:t>
-      </w:r>
-    </w:p>
-    <w:p>
-      <w:pPr>
-        <w:spacing w:after="20"/>
-        <w:ind w:left="360" w:hanging="72"/>
-      </w:pPr>
-      <w:r>
-        <w:t>a. Run a SELECT with the same WHERE clause</w:t>
-      </w:r>
-    </w:p>
-    <w:p>
-      <w:pPr>
-        <w:spacing w:after="20"/>
-        <w:ind w:left="360" w:hanging="72"/>
-      </w:pPr>
-      <w:r>
-        <w:t>b. Use a PREVIEW UPDATE command</w:t>
-      </w:r>
-    </w:p>
-    <w:p>
-      <w:pPr>
-        <w:spacing w:after="20"/>
-        <w:ind w:left="360" w:hanging="72"/>
-      </w:pPr>
-      <w:r>
-        <w:t>c. Use the CHECK UPDATE clause</w:t>
-      </w:r>
-    </w:p>
-    <w:p>
-      <w:pPr>
-        <w:spacing w:after="20"/>
-        <w:ind w:left="360" w:hanging="72"/>
-      </w:pPr>
-      <w:r>
-        <w:t>d. It is not possible</w:t>
-      </w:r>
-    </w:p>
-    <w:p>
-      <w:pPr>
-        <w:spacing w:before="120" w:after="40"/>
-      </w:pPr>
-      <w:r>
-        <w:rPr>
-          <w:b/>
-        </w:rPr>
-        <w:t>215. Which query correctly deletes customers who have placed orders with zero total?</w:t>
-      </w:r>
-    </w:p>
-    <w:p>
-      <w:pPr>
-        <w:spacing w:after="20"/>
-        <w:ind w:left="360" w:hanging="72"/>
-      </w:pPr>
-      <w:r>
-        <w:t>a. DELETE FROM customers WHERE orders.total=0;</w:t>
-      </w:r>
-    </w:p>
-    <w:p>
-      <w:pPr>
-        <w:spacing w:after="20"/>
-        <w:ind w:left="360" w:hanging="72"/>
-      </w:pPr>
-      <w:r>
-        <w:t>b. DELETE customers WHERE IN orders total=0;</w:t>
-      </w:r>
-    </w:p>
-    <w:p>
-      <w:pPr>
-        <w:spacing w:after="20"/>
-        <w:ind w:left="360" w:hanging="72"/>
-      </w:pPr>
-      <w:r>
-        <w:t>c. DELETE FROM customers WHERE customer_id IN (SELECT customer_id FROM orders  WHERE order_total = 0);</w:t>
-      </w:r>
-    </w:p>
-    <w:p>
-      <w:pPr>
-        <w:spacing w:after="20"/>
-        <w:ind w:left="360" w:hanging="72"/>
-      </w:pPr>
-      <w:r>
-        <w:t>d. DELETE customers WITH order_total=0;</w:t>
-      </w:r>
-    </w:p>
-    <w:p>
-      <w:pPr>
-        <w:spacing w:before="120" w:after="40"/>
-      </w:pPr>
-      <w:r>
-        <w:rPr>
-          <w:b/>
-        </w:rPr>
-        <w:t>216. How would you delete all customers who have no orders?</w:t>
-      </w:r>
-    </w:p>
-    <w:p>
-      <w:pPr>
-        <w:spacing w:after="20"/>
-        <w:ind w:left="360" w:hanging="72"/>
-      </w:pPr>
-      <w:r>
-        <w:t>a. DELETE FROM customers WHERE customer_id NOT IN (SELECT customer_id FROM orders)</w:t>
-      </w:r>
-    </w:p>
-    <w:p>
-      <w:pPr>
-        <w:spacing w:after="20"/>
-        <w:ind w:left="360" w:hanging="72"/>
-      </w:pPr>
-      <w:r>
-        <w:t>b. DELETE FROM customers WHERE orders IS NULL</w:t>
-      </w:r>
-    </w:p>
-    <w:p>
-      <w:pPr>
-        <w:spacing w:after="20"/>
-        <w:ind w:left="360" w:hanging="72"/>
-      </w:pPr>
-      <w:r>
-        <w:t>c. DELETE customers WITHOUT orders</w:t>
-      </w:r>
-    </w:p>
-    <w:p>
-      <w:pPr>
-        <w:spacing w:after="20"/>
-        <w:ind w:left="360" w:hanging="72"/>
-      </w:pPr>
-      <w:r>
-        <w:t>d. DELETE FROM customers WHERE customer_id IN (SELECT customer_id FROM orders) What is the risk of using a subquery in a DELETE statement?</w:t>
-      </w:r>
-    </w:p>
-    <w:p>
-      <w:pPr>
-        <w:spacing w:after="20"/>
-        <w:ind w:left="360" w:hanging="72"/>
-      </w:pPr>
-      <w:r>
-        <w:t>e. Subqueries are not allowed in DELETE</w:t>
-      </w:r>
-    </w:p>
-    <w:p>
-      <w:pPr>
-        <w:spacing w:after="20"/>
-        <w:ind w:left="360" w:hanging="72"/>
-      </w:pPr>
-      <w:r>
-        <w:t>f. The subquery is executed for each row, which can be slow</w:t>
-      </w:r>
-    </w:p>
-    <w:p>
-      <w:pPr>
-        <w:spacing w:after="20"/>
-        <w:ind w:left="360" w:hanging="72"/>
-      </w:pPr>
-      <w:r>
-        <w:t>g. DELETE always ignores subqueries</w:t>
-      </w:r>
-    </w:p>
-    <w:p>
-      <w:pPr>
-        <w:spacing w:after="20"/>
-        <w:ind w:left="360" w:hanging="72"/>
-      </w:pPr>
-      <w:r>
-        <w:t>h. Subqueries can only be used with SELECT</w:t>
-      </w:r>
-    </w:p>
-    <w:p>
-      <w:pPr>
-        <w:spacing w:before="120" w:after="40"/>
-      </w:pPr>
-      <w:r>
-        <w:rPr>
-          <w:b/>
-        </w:rPr>
-        <w:t>217. Which SQL data type automatically stores the current date and time?</w:t>
-      </w:r>
-    </w:p>
-    <w:p>
-      <w:pPr>
-        <w:spacing w:after="20"/>
-        <w:ind w:left="360" w:hanging="72"/>
-      </w:pPr>
-      <w:r>
-        <w:t>a. TIME</w:t>
-      </w:r>
-    </w:p>
-    <w:p>
-      <w:pPr>
-        <w:spacing w:after="20"/>
-        <w:ind w:left="360" w:hanging="72"/>
-      </w:pPr>
-      <w:r>
-        <w:lastRenderedPageBreak/>
-        <w:t>b. DATE</w:t>
-      </w:r>
-    </w:p>
-    <w:p>
-      <w:pPr>
-        <w:spacing w:after="20"/>
-        <w:ind w:left="360" w:hanging="72"/>
-      </w:pPr>
-      <w:r>
-        <w:t>c. TIMESTAMP</w:t>
-      </w:r>
-    </w:p>
-    <w:p>
-      <w:pPr>
-        <w:spacing w:after="20"/>
-        <w:ind w:left="360" w:hanging="72"/>
-      </w:pPr>
-      <w:r>
-        <w:t>d. CHAR</w:t>
-      </w:r>
-    </w:p>
-    <w:p>
-      <w:pPr>
-        <w:spacing w:before="120" w:after="40"/>
-      </w:pPr>
-      <w:r>
-        <w:rPr>
-          <w:b/>
-        </w:rPr>
-        <w:t>218. Which data type stores only the date without time?</w:t>
-      </w:r>
-    </w:p>
-    <w:p>
-      <w:pPr>
-        <w:spacing w:after="20"/>
-        <w:ind w:left="360" w:hanging="72"/>
-      </w:pPr>
-      <w:r>
-        <w:t>a. DATETIME</w:t>
-      </w:r>
-    </w:p>
-    <w:p>
-      <w:pPr>
-        <w:spacing w:after="20"/>
-        <w:ind w:left="360" w:hanging="72"/>
-      </w:pPr>
-      <w:r>
-        <w:t>b. TIMESTAMP</w:t>
-      </w:r>
-    </w:p>
-    <w:p>
-      <w:pPr>
-        <w:spacing w:after="20"/>
-        <w:ind w:left="360" w:hanging="72"/>
-      </w:pPr>
-      <w:r>
-        <w:t>c. DATE</w:t>
-      </w:r>
-    </w:p>
-    <w:p>
-      <w:pPr>
-        <w:spacing w:after="20"/>
-        <w:ind w:left="360" w:hanging="72"/>
-      </w:pPr>
-      <w:r>
-        <w:t>d. TIME</w:t>
-      </w:r>
-    </w:p>
-    <w:p>
-      <w:pPr>
-        <w:spacing w:before="120" w:after="40"/>
-      </w:pPr>
-      <w:r>
-        <w:rPr>
-          <w:b/>
-        </w:rPr>
-        <w:t>219. Which data type is best for storing a fixed-length string?</w:t>
-      </w:r>
-    </w:p>
-    <w:p>
-      <w:pPr>
-        <w:spacing w:after="20"/>
-        <w:ind w:left="360" w:hanging="72"/>
-      </w:pPr>
-      <w:r>
-        <w:t>a. VARCHAR</w:t>
-      </w:r>
-    </w:p>
-    <w:p>
-      <w:pPr>
-        <w:spacing w:after="20"/>
-        <w:ind w:left="360" w:hanging="72"/>
-      </w:pPr>
-      <w:r>
-        <w:t>b. TEXT</w:t>
-      </w:r>
-    </w:p>
-    <w:p>
-      <w:pPr>
-        <w:spacing w:after="20"/>
-        <w:ind w:left="360" w:hanging="72"/>
-      </w:pPr>
-      <w:r>
-        <w:t>c. CHAR</w:t>
-      </w:r>
-    </w:p>
-    <w:p>
-      <w:pPr>
-        <w:spacing w:after="20"/>
-        <w:ind w:left="360" w:hanging="72"/>
-      </w:pPr>
-      <w:r>
-        <w:t>d. BLOB</w:t>
-      </w:r>
-    </w:p>
-    <w:p>
-      <w:pPr>
-        <w:spacing w:before="120" w:after="40"/>
-      </w:pPr>
-      <w:r>
-        <w:rPr>
-          <w:b/>
-        </w:rPr>
-        <w:t>220. Which component acts as the backend engine in a MySQL setup?</w:t>
-      </w:r>
-    </w:p>
-    <w:p>
-      <w:pPr>
-        <w:spacing w:after="20"/>
-        <w:ind w:left="360" w:hanging="72"/>
-      </w:pPr>
-      <w:r>
-        <w:t>a. MySQL Workbench</w:t>
-      </w:r>
-    </w:p>
-    <w:p>
-      <w:pPr>
-        <w:spacing w:after="20"/>
-        <w:ind w:left="360" w:hanging="72"/>
-      </w:pPr>
-      <w:r>
-        <w:t>b. MySQL Server</w:t>
-      </w:r>
-    </w:p>
-    <w:p>
-      <w:pPr>
-        <w:spacing w:after="20"/>
-        <w:ind w:left="360" w:hanging="72"/>
-      </w:pPr>
-      <w:r>
-        <w:t>c. phpMyAdmin</w:t>
-      </w:r>
-    </w:p>
-    <w:p>
-      <w:pPr>
-        <w:spacing w:after="20"/>
-        <w:ind w:left="360" w:hanging="72"/>
-      </w:pPr>
-      <w:r>
-        <w:t>d. SQL Developer</w:t>
-      </w:r>
-    </w:p>
-    <w:p>
-      <w:pPr>
-        <w:spacing w:before="120" w:after="40"/>
-      </w:pPr>
-      <w:r>
-        <w:rPr>
-          <w:b/>
-        </w:rPr>
-        <w:t>221. Which component is a graphical IDE for MySQL?</w:t>
-      </w:r>
-    </w:p>
-    <w:p>
-      <w:pPr>
-        <w:spacing w:after="20"/>
-        <w:ind w:left="360" w:hanging="72"/>
-      </w:pPr>
-      <w:r>
-        <w:t>a. MySQL Server</w:t>
-      </w:r>
-    </w:p>
-    <w:p>
-      <w:pPr>
-        <w:spacing w:after="20"/>
-        <w:ind w:left="360" w:hanging="72"/>
-      </w:pPr>
-      <w:r>
-        <w:t>b. MySQL Workbench</w:t>
-      </w:r>
-    </w:p>
-    <w:p>
-      <w:pPr>
-        <w:spacing w:after="20"/>
-        <w:ind w:left="360" w:hanging="72"/>
-      </w:pPr>
-      <w:r>
-        <w:t>c. MySQL Engine</w:t>
-      </w:r>
-    </w:p>
-    <w:p>
-      <w:pPr>
-        <w:spacing w:after="20"/>
-        <w:ind w:left="360" w:hanging="72"/>
-      </w:pPr>
-      <w:r>
-        <w:t>d. MySQL Shell</w:t>
-      </w:r>
-    </w:p>
-    <w:p>
-      <w:pPr>
-        <w:spacing w:before="120" w:after="40"/>
-      </w:pPr>
-      <w:r>
-        <w:rPr>
-          <w:b/>
-        </w:rPr>
-        <w:t>222. Which tool is commonly used to administer MySQL via a web interface?</w:t>
-      </w:r>
-    </w:p>
-    <w:p>
-      <w:pPr>
-        <w:spacing w:after="20"/>
-        <w:ind w:left="360" w:hanging="72"/>
-      </w:pPr>
-      <w:r>
-        <w:t>a. MySQL Workbench</w:t>
-      </w:r>
-    </w:p>
-    <w:p>
-      <w:pPr>
-        <w:spacing w:after="20"/>
-        <w:ind w:left="360" w:hanging="72"/>
-      </w:pPr>
-      <w:r>
-        <w:t>b. MySQL Server</w:t>
-      </w:r>
-    </w:p>
-    <w:p>
-      <w:pPr>
-        <w:spacing w:after="20"/>
-        <w:ind w:left="360" w:hanging="72"/>
-      </w:pPr>
-      <w:r>
-        <w:t>c. phpMyAdmin</w:t>
-      </w:r>
-    </w:p>
-    <w:p>
-      <w:pPr>
-        <w:spacing w:after="20"/>
-        <w:ind w:left="360" w:hanging="72"/>
-      </w:pPr>
-      <w:r>
-        <w:t>d. MySQL Connector</w:t>
-      </w:r>
-    </w:p>
-    <w:p>
-      <w:pPr>
-        <w:spacing w:before="120" w:after="40"/>
-      </w:pPr>
-      <w:r>
-        <w:rPr>
-          <w:b/>
-        </w:rPr>
-        <w:t>223. Which setup type is recommended for beginners during MySQL installation (when all setup  options are available)?</w:t>
-      </w:r>
-    </w:p>
-    <w:p>
-      <w:pPr>
-        <w:spacing w:after="20"/>
-        <w:ind w:left="360" w:hanging="72"/>
-      </w:pPr>
-      <w:r>
-        <w:t>a. Server Only</w:t>
-      </w:r>
-    </w:p>
-    <w:p>
-      <w:pPr>
-        <w:spacing w:after="20"/>
-        <w:ind w:left="360" w:hanging="72"/>
-      </w:pPr>
-      <w:r>
-        <w:t>b. Developer Default</w:t>
-      </w:r>
-    </w:p>
-    <w:p>
-      <w:pPr>
-        <w:spacing w:after="20"/>
-        <w:ind w:left="360" w:hanging="72"/>
-      </w:pPr>
-      <w:r>
-        <w:t>c. Custom</w:t>
-      </w:r>
-    </w:p>
-    <w:p>
-      <w:pPr>
-        <w:spacing w:after="20"/>
-        <w:ind w:left="360" w:hanging="72"/>
-      </w:pPr>
-      <w:r>
-        <w:t>d. Client Only</w:t>
-      </w:r>
-    </w:p>
-    <w:p>
-      <w:pPr>
-        <w:spacing w:before="120" w:after="40"/>
-      </w:pPr>
-      <w:r>
-        <w:rPr>
-          <w:b/>
-        </w:rPr>
-        <w:t>224. Which installation option installs only the MySQL server without any tools?</w:t>
-      </w:r>
-    </w:p>
-    <w:p>
-      <w:pPr>
-        <w:spacing w:after="20"/>
-        <w:ind w:left="360" w:hanging="72"/>
-      </w:pPr>
-      <w:r>
-        <w:t>a. Developer Default</w:t>
-      </w:r>
-    </w:p>
-    <w:p>
-      <w:pPr>
-        <w:spacing w:after="20"/>
-        <w:ind w:left="360" w:hanging="72"/>
-      </w:pPr>
-      <w:r>
-        <w:t>b. Server Only</w:t>
-      </w:r>
-    </w:p>
-    <w:p>
-      <w:pPr>
-        <w:spacing w:after="20"/>
-        <w:ind w:left="360" w:hanging="72"/>
-      </w:pPr>
-      <w:r>
-        <w:t>c. Client Only</w:t>
-      </w:r>
-    </w:p>
-    <w:p>
-      <w:pPr>
-        <w:spacing w:after="20"/>
-        <w:ind w:left="360" w:hanging="72"/>
-      </w:pPr>
-      <w:r>
-        <w:t>d. Full Installation</w:t>
-      </w:r>
-    </w:p>
-    <w:p>
-      <w:pPr>
-        <w:spacing w:before="120" w:after="40"/>
-      </w:pPr>
-      <w:r>
-        <w:rPr>
-          <w:b/>
-        </w:rPr>
-        <w:t>225. What does the "Custom" installation option allow?</w:t>
-      </w:r>
-    </w:p>
-    <w:p>
-      <w:pPr>
-        <w:spacing w:after="20"/>
-        <w:ind w:left="360" w:hanging="72"/>
-      </w:pPr>
-      <w:r>
-        <w:lastRenderedPageBreak/>
-        <w:t>a. Installation of all components automatically</w:t>
-      </w:r>
-    </w:p>
-    <w:p>
-      <w:pPr>
-        <w:spacing w:after="20"/>
-        <w:ind w:left="360" w:hanging="72"/>
-      </w:pPr>
-      <w:r>
-        <w:t>b. Selection of specific components to install</w:t>
-      </w:r>
-    </w:p>
-    <w:p>
-      <w:pPr>
-        <w:spacing w:after="20"/>
-        <w:ind w:left="360" w:hanging="72"/>
-      </w:pPr>
-      <w:r>
-        <w:t>c. Only server installation</w:t>
-      </w:r>
-    </w:p>
-    <w:p>
-      <w:pPr>
-        <w:spacing w:after="20"/>
-        <w:ind w:left="360" w:hanging="72"/>
-      </w:pPr>
-      <w:r>
-        <w:t>d. Only client tools installation</w:t>
-      </w:r>
-    </w:p>
-    <w:p>
-      <w:pPr>
-        <w:spacing w:before="120" w:after="40"/>
-      </w:pPr>
-      <w:r>
-        <w:rPr>
-          <w:b/>
-        </w:rPr>
-        <w:t>226. Which statement correctly differentiates MySQL Server from Workbench?</w:t>
-      </w:r>
-    </w:p>
-    <w:p>
-      <w:pPr>
-        <w:spacing w:after="20"/>
-        <w:ind w:left="360" w:hanging="72"/>
-      </w:pPr>
-      <w:r>
-        <w:t>a. MySQL Server is used for query writing; Workbench stores data</w:t>
-      </w:r>
-    </w:p>
-    <w:p>
-      <w:pPr>
-        <w:spacing w:after="20"/>
-        <w:ind w:left="360" w:hanging="72"/>
-      </w:pPr>
-      <w:r>
-        <w:t>b. Workbench is an IDE, Server processes and stores data</w:t>
-      </w:r>
-    </w:p>
-    <w:p>
-      <w:pPr>
-        <w:spacing w:after="20"/>
-        <w:ind w:left="360" w:hanging="72"/>
-      </w:pPr>
-      <w:r>
-        <w:t>c. Both are database servers</w:t>
-      </w:r>
-    </w:p>
-    <w:p>
-      <w:pPr>
-        <w:spacing w:after="20"/>
-        <w:ind w:left="360" w:hanging="72"/>
-      </w:pPr>
-      <w:r>
-        <w:t>d. Workbench handles data encryption; Server executes SQL commands What is the primary function of MySQL Server?</w:t>
-      </w:r>
-    </w:p>
-    <w:p>
-      <w:pPr>
-        <w:spacing w:after="20"/>
-        <w:ind w:left="360" w:hanging="72"/>
-      </w:pPr>
-      <w:r>
-        <w:t>e. To provide a graphical interface</w:t>
-      </w:r>
-    </w:p>
-    <w:p>
-      <w:pPr>
-        <w:spacing w:after="20"/>
-        <w:ind w:left="360" w:hanging="72"/>
-      </w:pPr>
-      <w:r>
-        <w:t>f. To store and process data</w:t>
-      </w:r>
-    </w:p>
-    <w:p>
-      <w:pPr>
-        <w:spacing w:after="20"/>
-        <w:ind w:left="360" w:hanging="72"/>
-      </w:pPr>
-      <w:r>
-        <w:t>g. To backup databases</w:t>
-      </w:r>
-    </w:p>
-    <w:p>
-      <w:pPr>
-        <w:spacing w:after="20"/>
-        <w:ind w:left="360" w:hanging="72"/>
-      </w:pPr>
-      <w:r>
-        <w:t>h. To encrypt data</w:t>
-      </w:r>
-    </w:p>
-    <w:p>
-      <w:pPr>
-        <w:spacing w:before="120" w:after="40"/>
-      </w:pPr>
-      <w:r>
-        <w:rPr>
-          <w:b/>
-        </w:rPr>
-        <w:t>227. Can MySQL Workbench connect to a remote MySQL Server?</w:t>
-      </w:r>
-    </w:p>
-    <w:p>
-      <w:pPr>
-        <w:spacing w:after="20"/>
-        <w:ind w:left="360" w:hanging="72"/>
-      </w:pPr>
-      <w:r>
-        <w:t>a. Yes</w:t>
-      </w:r>
-    </w:p>
-    <w:p>
-      <w:pPr>
-        <w:spacing w:after="20"/>
-        <w:ind w:left="360" w:hanging="72"/>
-      </w:pPr>
-      <w:r>
-        <w:t>b. No</w:t>
-      </w:r>
-    </w:p>
-    <w:p>
-      <w:pPr>
-        <w:spacing w:after="20"/>
-        <w:ind w:left="360" w:hanging="72"/>
-      </w:pPr>
-      <w:r>
-        <w:t>c. Only on the same machine</w:t>
-      </w:r>
-    </w:p>
-    <w:p>
-      <w:pPr>
-        <w:spacing w:after="20"/>
-        <w:ind w:left="360" w:hanging="72"/>
-      </w:pPr>
-      <w:r>
-        <w:t>d. Only with a license</w:t>
-      </w:r>
-    </w:p>
-    <w:p>
-      <w:pPr>
-        <w:spacing w:before="120" w:after="40"/>
-      </w:pPr>
-      <w:r>
-        <w:rPr>
-          <w:b/>
-        </w:rPr>
-        <w:t>228. Which of the following is an example of textual data?</w:t>
-      </w:r>
-    </w:p>
-    <w:p>
-      <w:pPr>
-        <w:spacing w:after="20"/>
-        <w:ind w:left="360" w:hanging="72"/>
-      </w:pPr>
-      <w:r>
-        <w:t>a. 34.6°C</w:t>
-      </w:r>
-    </w:p>
-    <w:p>
-      <w:pPr>
-        <w:spacing w:after="20"/>
-        <w:ind w:left="360" w:hanging="72"/>
-      </w:pPr>
-      <w:r>
-        <w:t>b. John Doe</w:t>
-      </w:r>
-    </w:p>
-    <w:p>
-      <w:pPr>
-        <w:spacing w:after="20"/>
-        <w:ind w:left="360" w:hanging="72"/>
-      </w:pPr>
-      <w:r>
-        <w:t>c. 150</w:t>
-      </w:r>
-    </w:p>
-    <w:p>
-      <w:pPr>
-        <w:spacing w:after="20"/>
-        <w:ind w:left="360" w:hanging="72"/>
-      </w:pPr>
-      <w:r>
-        <w:t>d. CCTV image</w:t>
-      </w:r>
-    </w:p>
-    <w:p>
-      <w:pPr>
-        <w:spacing w:before="120" w:after="40"/>
-      </w:pPr>
-      <w:r>
-        <w:rPr>
-          <w:b/>
-        </w:rPr>
-        <w:t>229. Which of the following is an example of numerical data?</w:t>
-      </w:r>
-    </w:p>
-    <w:p>
-      <w:pPr>
-        <w:spacing w:after="20"/>
-        <w:ind w:left="360" w:hanging="72"/>
-      </w:pPr>
-      <w:r>
-        <w:t>a. John Doe</w:t>
-      </w:r>
-    </w:p>
-    <w:p>
-      <w:pPr>
-        <w:spacing w:after="20"/>
-        <w:ind w:left="360" w:hanging="72"/>
-      </w:pPr>
-      <w:r>
-        <w:t>b. New York</w:t>
-      </w:r>
-    </w:p>
-    <w:p>
-      <w:pPr>
-        <w:spacing w:after="20"/>
-        <w:ind w:left="360" w:hanging="72"/>
-      </w:pPr>
-      <w:r>
-        <w:t>c. 42</w:t>
-      </w:r>
-    </w:p>
-    <w:p>
-      <w:pPr>
-        <w:spacing w:after="20"/>
-        <w:ind w:left="360" w:hanging="72"/>
-      </w:pPr>
-      <w:r>
-        <w:t>d. Photo.jpg</w:t>
-      </w:r>
-    </w:p>
-    <w:p>
-      <w:pPr>
-        <w:spacing w:before="120" w:after="40"/>
-      </w:pPr>
-      <w:r>
-        <w:rPr>
-          <w:b/>
-        </w:rPr>
-        <w:t>230. Which of the following is an example of binary data?</w:t>
-      </w:r>
-    </w:p>
-    <w:p>
-      <w:pPr>
-        <w:spacing w:after="20"/>
-        <w:ind w:left="360" w:hanging="72"/>
-      </w:pPr>
-      <w:r>
-        <w:t>a. Age 25</w:t>
-      </w:r>
-    </w:p>
-    <w:p>
-      <w:pPr>
-        <w:spacing w:after="20"/>
-        <w:ind w:left="360" w:hanging="72"/>
-      </w:pPr>
-      <w:r>
-        <w:t>b. City name</w:t>
-      </w:r>
-    </w:p>
-    <w:p>
-      <w:pPr>
-        <w:spacing w:after="20"/>
-        <w:ind w:left="360" w:hanging="72"/>
-      </w:pPr>
-      <w:r>
-        <w:t>c. Image file</w:t>
-      </w:r>
-    </w:p>
-    <w:p>
-      <w:pPr>
-        <w:spacing w:after="20"/>
-        <w:ind w:left="360" w:hanging="72"/>
-      </w:pPr>
-      <w:r>
-        <w:t>d. Date of birth</w:t>
-      </w:r>
-    </w:p>
-    <w:p>
-      <w:pPr>
-        <w:spacing w:before="120" w:after="40"/>
-      </w:pPr>
-      <w:r>
-        <w:rPr>
-          <w:b/>
-        </w:rPr>
-        <w:t>231. Which of the following is NOT a feature of RDBMS?</w:t>
-      </w:r>
-    </w:p>
-    <w:p>
-      <w:pPr>
-        <w:spacing w:after="20"/>
-        <w:ind w:left="360" w:hanging="72"/>
-      </w:pPr>
-      <w:r>
-        <w:t>a. Data integrity</w:t>
-      </w:r>
-    </w:p>
-    <w:p>
-      <w:pPr>
-        <w:spacing w:after="20"/>
-        <w:ind w:left="360" w:hanging="72"/>
-      </w:pPr>
-      <w:r>
-        <w:t>b. Multiple users support</w:t>
-      </w:r>
-    </w:p>
-    <w:p>
-      <w:pPr>
-        <w:spacing w:after="20"/>
-        <w:ind w:left="360" w:hanging="72"/>
-      </w:pPr>
-      <w:r>
-        <w:t>c. NoSQL querying</w:t>
-      </w:r>
-    </w:p>
-    <w:p>
-      <w:pPr>
-        <w:spacing w:after="20"/>
-        <w:ind w:left="360" w:hanging="72"/>
-      </w:pPr>
-      <w:r>
-        <w:t>d. Relationship enforcement</w:t>
-      </w:r>
-    </w:p>
-    <w:p>
-      <w:pPr>
-        <w:spacing w:before="120" w:after="40"/>
-      </w:pPr>
-      <w:r>
-        <w:rPr>
-          <w:b/>
-        </w:rPr>
-        <w:t>232. What does ACID stand for in RDBMS?</w:t>
-      </w:r>
-    </w:p>
-    <w:p>
-      <w:pPr>
-        <w:spacing w:after="20"/>
-        <w:ind w:left="360" w:hanging="72"/>
-      </w:pPr>
-      <w:r>
-        <w:lastRenderedPageBreak/>
-        <w:t>a. Atomicity, Consistency, Isolation, Durability</w:t>
-      </w:r>
-    </w:p>
-    <w:p>
-      <w:pPr>
-        <w:spacing w:after="20"/>
-        <w:ind w:left="360" w:hanging="72"/>
-      </w:pPr>
-      <w:r>
-        <w:t>b. Accuracy, Completeness, Isolation, Durability</w:t>
-      </w:r>
-    </w:p>
-    <w:p>
-      <w:pPr>
-        <w:spacing w:after="20"/>
-        <w:ind w:left="360" w:hanging="72"/>
-      </w:pPr>
-      <w:r>
-        <w:t>c. Atomicity, Consistency, Integrity, Durability</w:t>
-      </w:r>
-    </w:p>
-    <w:p>
-      <w:pPr>
-        <w:spacing w:after="20"/>
-        <w:ind w:left="360" w:hanging="72"/>
-      </w:pPr>
-      <w:r>
-        <w:t>d. Availability, Consistency, Isolation, Data</w:t>
-      </w:r>
-    </w:p>
-    <w:p>
-      <w:pPr>
-        <w:spacing w:before="120" w:after="40"/>
-      </w:pPr>
-      <w:r>
-        <w:rPr>
-          <w:b/>
-        </w:rPr>
-        <w:t>233. Which of the following is an example of an RDBMS?</w:t>
-      </w:r>
-    </w:p>
-    <w:p>
-      <w:pPr>
-        <w:spacing w:after="20"/>
-        <w:ind w:left="360" w:hanging="72"/>
-      </w:pPr>
-      <w:r>
-        <w:t>a. MongoDB</w:t>
-      </w:r>
-    </w:p>
-    <w:p>
-      <w:pPr>
-        <w:spacing w:after="20"/>
-        <w:ind w:left="360" w:hanging="72"/>
-      </w:pPr>
-      <w:r>
-        <w:t>b. Redis</w:t>
-      </w:r>
-    </w:p>
-    <w:p>
-      <w:pPr>
-        <w:spacing w:after="20"/>
-        <w:ind w:left="360" w:hanging="72"/>
-      </w:pPr>
-      <w:r>
-        <w:t>c. MySQL</w:t>
-      </w:r>
-    </w:p>
-    <w:p>
-      <w:pPr>
-        <w:spacing w:after="20"/>
-        <w:ind w:left="360" w:hanging="72"/>
-      </w:pPr>
-      <w:r>
-        <w:t>d. Cassandra</w:t>
-      </w:r>
-    </w:p>
-    <w:p>
-      <w:pPr>
-        <w:spacing w:before="120" w:after="40"/>
-      </w:pPr>
-      <w:r>
-        <w:rPr>
-          <w:b/>
-        </w:rPr>
-        <w:t>234. In a relational database, if Students.student_id is linked with Marks.student_id, what is student_id  in the Marks table?</w:t>
-      </w:r>
-    </w:p>
-    <w:p>
-      <w:pPr>
-        <w:spacing w:after="20"/>
-        <w:ind w:left="360" w:hanging="72"/>
-      </w:pPr>
-      <w:r>
-        <w:t>a. Primary Key</w:t>
-      </w:r>
-    </w:p>
-    <w:p>
-      <w:pPr>
-        <w:spacing w:after="20"/>
-        <w:ind w:left="360" w:hanging="72"/>
-      </w:pPr>
-      <w:r>
-        <w:t>b. Foreign Key</w:t>
-      </w:r>
-    </w:p>
-    <w:p>
-      <w:pPr>
-        <w:spacing w:after="20"/>
-        <w:ind w:left="360" w:hanging="72"/>
-      </w:pPr>
-      <w:r>
-        <w:t>c. Composite Key</w:t>
-      </w:r>
-    </w:p>
-    <w:p>
-      <w:pPr>
-        <w:spacing w:after="20"/>
-        <w:ind w:left="360" w:hanging="72"/>
-      </w:pPr>
-      <w:r>
-        <w:t>d. Candidate Key</w:t>
-      </w:r>
-    </w:p>
-    <w:p>
-      <w:pPr>
-        <w:spacing w:before="120" w:after="40"/>
-      </w:pPr>
-      <w:r>
-        <w:rPr>
-          <w:b/>
-        </w:rPr>
-        <w:t>235. What is a primary key?</w:t>
-      </w:r>
-    </w:p>
-    <w:p>
-      <w:pPr>
-        <w:spacing w:after="20"/>
-        <w:ind w:left="360" w:hanging="72"/>
-      </w:pPr>
-      <w:r>
-        <w:t>a. A key that allows NULL values</w:t>
-      </w:r>
-    </w:p>
-    <w:p>
-      <w:pPr>
-        <w:spacing w:after="20"/>
-        <w:ind w:left="360" w:hanging="72"/>
-      </w:pPr>
-      <w:r>
-        <w:t>b. A key that uniquely identifies each row</w:t>
-      </w:r>
-    </w:p>
-    <w:p>
-      <w:pPr>
-        <w:spacing w:after="20"/>
-        <w:ind w:left="360" w:hanging="72"/>
-      </w:pPr>
-      <w:r>
-        <w:t>c. A key that references another table</w:t>
-      </w:r>
-    </w:p>
-    <w:p>
-      <w:pPr>
-        <w:spacing w:after="20"/>
-        <w:ind w:left="360" w:hanging="72"/>
-      </w:pPr>
-      <w:r>
-        <w:t>d. A key that can have duplicate values</w:t>
-      </w:r>
-    </w:p>
-    <w:p>
-      <w:pPr>
-        <w:spacing w:before="120" w:after="40"/>
-      </w:pPr>
-      <w:r>
-        <w:rPr>
-          <w:b/>
-        </w:rPr>
-        <w:t>236. What is a composite key?</w:t>
-      </w:r>
-    </w:p>
-    <w:p>
-      <w:pPr>
-        <w:spacing w:after="20"/>
-        <w:ind w:left="360" w:hanging="72"/>
-      </w:pPr>
-      <w:r>
-        <w:t>a. A key with a single column</w:t>
-      </w:r>
-    </w:p>
-    <w:p>
-      <w:pPr>
-        <w:spacing w:after="20"/>
-        <w:ind w:left="360" w:hanging="72"/>
-      </w:pPr>
-      <w:r>
-        <w:t>b. A key with two or more columns</w:t>
-      </w:r>
-    </w:p>
-    <w:p>
-      <w:pPr>
-        <w:spacing w:after="20"/>
-        <w:ind w:left="360" w:hanging="72"/>
-      </w:pPr>
-      <w:r>
-        <w:t>c. A key that is also a foreign key</w:t>
-      </w:r>
-    </w:p>
-    <w:p>
-      <w:pPr>
-        <w:spacing w:after="20"/>
-        <w:ind w:left="360" w:hanging="72"/>
-      </w:pPr>
-      <w:r>
-        <w:t>d. A key that allows NULLs</w:t>
-      </w:r>
-    </w:p>
-    <w:p>
-      <w:pPr>
-        <w:spacing w:before="120" w:after="40"/>
-      </w:pPr>
-      <w:r>
-        <w:rPr>
-          <w:b/>
-        </w:rPr>
-        <w:t>237. Which SQL statement is used to remove rows from a table?</w:t>
-      </w:r>
-    </w:p>
-    <w:p>
-      <w:pPr>
-        <w:spacing w:after="20"/>
-        <w:ind w:left="360" w:hanging="72"/>
-      </w:pPr>
-      <w:r>
-        <w:t>a. REMOVE</w:t>
-      </w:r>
-    </w:p>
-    <w:p>
-      <w:pPr>
-        <w:spacing w:after="20"/>
-        <w:ind w:left="360" w:hanging="72"/>
-      </w:pPr>
-      <w:r>
-        <w:t>b. DROP</w:t>
-      </w:r>
-    </w:p>
-    <w:p>
-      <w:pPr>
-        <w:spacing w:after="20"/>
-        <w:ind w:left="360" w:hanging="72"/>
-      </w:pPr>
-      <w:r>
-        <w:t>c. DELETE</w:t>
-      </w:r>
-    </w:p>
-    <w:p>
-      <w:pPr>
-        <w:spacing w:after="20"/>
-        <w:ind w:left="360" w:hanging="72"/>
-      </w:pPr>
-      <w:r>
-        <w:t>d. ERASE</w:t>
-      </w:r>
-    </w:p>
-    <w:p>
-      <w:pPr>
-        <w:spacing w:before="120" w:after="40"/>
-      </w:pPr>
-      <w:r>
-        <w:rPr>
-          <w:b/>
-        </w:rPr>
-        <w:t>238. Which SQL statement removes the entire table structure?</w:t>
-      </w:r>
-    </w:p>
-    <w:p>
-      <w:pPr>
-        <w:spacing w:after="20"/>
-        <w:ind w:left="360" w:hanging="72"/>
-      </w:pPr>
-      <w:r>
-        <w:t>a. DELETE</w:t>
-      </w:r>
-    </w:p>
-    <w:p>
-      <w:pPr>
-        <w:spacing w:after="20"/>
-        <w:ind w:left="360" w:hanging="72"/>
-      </w:pPr>
-      <w:r>
-        <w:t>b. REMOVE</w:t>
-      </w:r>
-    </w:p>
-    <w:p>
-      <w:pPr>
-        <w:spacing w:after="20"/>
-        <w:ind w:left="360" w:hanging="72"/>
-      </w:pPr>
-      <w:r>
-        <w:t>c. DROP</w:t>
-      </w:r>
-    </w:p>
-    <w:p>
-      <w:pPr>
-        <w:spacing w:after="20"/>
-        <w:ind w:left="360" w:hanging="72"/>
-      </w:pPr>
-      <w:r>
-        <w:t>d. TRUNCATE</w:t>
-      </w:r>
-    </w:p>
-    <w:p>
-      <w:pPr>
-        <w:spacing w:before="120" w:after="40"/>
-      </w:pPr>
-      <w:r>
-        <w:rPr>
-          <w:b/>
-        </w:rPr>
-        <w:t>239. Which command removes all rows but keeps the structure for future inserts?</w:t>
-      </w:r>
-    </w:p>
-    <w:p>
-      <w:pPr>
-        <w:spacing w:after="20"/>
-        <w:ind w:left="360" w:hanging="72"/>
-      </w:pPr>
-      <w:r>
-        <w:t>a. DROP</w:t>
-      </w:r>
-    </w:p>
-    <w:p>
-      <w:pPr>
-        <w:spacing w:after="20"/>
-        <w:ind w:left="360" w:hanging="72"/>
-      </w:pPr>
-      <w:r>
-        <w:t>b. DELETE without WHERE</w:t>
-      </w:r>
-    </w:p>
-    <w:p>
-      <w:pPr>
-        <w:spacing w:after="20"/>
-        <w:ind w:left="360" w:hanging="72"/>
-      </w:pPr>
-      <w:r>
-        <w:t>c. REMOVE</w:t>
-      </w:r>
-    </w:p>
-    <w:p>
-      <w:pPr>
-        <w:spacing w:after="20"/>
-        <w:ind w:left="360" w:hanging="72"/>
-      </w:pPr>
-      <w:r>
-        <w:t>d. PURGE</w:t>
-      </w:r>
-    </w:p>
-    <w:p>
-      <w:pPr>
-        <w:spacing w:before="120" w:after="40"/>
-      </w:pPr>
-      <w:r>
-        <w:rPr>
-          <w:b/>
-        </w:rPr>
-        <w:lastRenderedPageBreak/>
-        <w:t>240. What happens if you run DELETE FROM employees; without a WHERE clause?</w:t>
-      </w:r>
-    </w:p>
-    <w:p>
-      <w:pPr>
-        <w:spacing w:after="20"/>
-        <w:ind w:left="360" w:hanging="72"/>
-      </w:pPr>
-      <w:r>
-        <w:t>a. Only the first row is deleted</w:t>
-      </w:r>
-    </w:p>
-    <w:p>
-      <w:pPr>
-        <w:spacing w:after="20"/>
-        <w:ind w:left="360" w:hanging="72"/>
-      </w:pPr>
-      <w:r>
-        <w:t>b. The table is dropped</w:t>
-      </w:r>
-    </w:p>
-    <w:p>
-      <w:pPr>
-        <w:spacing w:after="20"/>
-        <w:ind w:left="360" w:hanging="72"/>
-      </w:pPr>
-      <w:r>
-        <w:t>c. All rows are deleted</w:t>
-      </w:r>
-    </w:p>
-    <w:p>
-      <w:pPr>
-        <w:spacing w:after="20"/>
-        <w:ind w:left="360" w:hanging="72"/>
-      </w:pPr>
-      <w:r>
-        <w:t>d. No action occurs</w:t>
-      </w:r>
-    </w:p>
-    <w:p>
-      <w:pPr>
-        <w:spacing w:before="120" w:after="40"/>
-      </w:pPr>
-      <w:r>
-        <w:rPr>
-          <w:b/>
-        </w:rPr>
-        <w:t>241. What happens if you run DELETE FROM employees; in a transaction and then ROLLBACK?</w:t>
-      </w:r>
-    </w:p>
-    <w:p>
-      <w:pPr>
-        <w:spacing w:after="20"/>
-        <w:ind w:left="360" w:hanging="72"/>
-      </w:pPr>
-      <w:r>
-        <w:t>a. All rows remain deleted</w:t>
-      </w:r>
-    </w:p>
-    <w:p>
-      <w:pPr>
-        <w:spacing w:after="20"/>
-        <w:ind w:left="360" w:hanging="72"/>
-      </w:pPr>
-      <w:r>
-        <w:t>b. All rows are restored</w:t>
-      </w:r>
-    </w:p>
-    <w:p>
-      <w:pPr>
-        <w:spacing w:after="20"/>
-        <w:ind w:left="360" w:hanging="72"/>
-      </w:pPr>
-      <w:r>
-        <w:t>c. Only the first row is restored</w:t>
-      </w:r>
-    </w:p>
-    <w:p>
-      <w:pPr>
-        <w:spacing w:after="20"/>
-        <w:ind w:left="360" w:hanging="72"/>
-      </w:pPr>
-      <w:r>
-        <w:t>d. An error occurs</w:t>
-      </w:r>
-    </w:p>
-    <w:p>
-      <w:pPr>
-        <w:spacing w:before="120" w:after="40"/>
-      </w:pPr>
-      <w:r>
-        <w:rPr>
-          <w:b/>
-        </w:rPr>
-        <w:t>242. What is the main risk of running DELETE without a WHERE clause?</w:t>
-      </w:r>
-    </w:p>
-    <w:p>
-      <w:pPr>
-        <w:spacing w:after="20"/>
-        <w:ind w:left="360" w:hanging="72"/>
-      </w:pPr>
-      <w:r>
-        <w:t>a. Syntax error</w:t>
-      </w:r>
-    </w:p>
-    <w:p>
-      <w:pPr>
-        <w:spacing w:after="20"/>
-        <w:ind w:left="360" w:hanging="72"/>
-      </w:pPr>
-      <w:r>
-        <w:t>b. Loss of all table data</w:t>
-      </w:r>
-    </w:p>
-    <w:p>
-      <w:pPr>
-        <w:spacing w:after="20"/>
-        <w:ind w:left="360" w:hanging="72"/>
-      </w:pPr>
-      <w:r>
-        <w:t>c. Loss of table structure</w:t>
-      </w:r>
-    </w:p>
-    <w:p>
-      <w:pPr>
-        <w:spacing w:after="20"/>
-        <w:ind w:left="360" w:hanging="72"/>
-      </w:pPr>
-      <w:r>
-        <w:t>d. Database crash</w:t>
-      </w:r>
-    </w:p>
-    <w:p>
-      <w:pPr>
-        <w:spacing w:before="120" w:after="40"/>
-      </w:pPr>
-      <w:r>
-        <w:rPr>
-          <w:b/>
-        </w:rPr>
-        <w:t>243. Which of the following commands will delete all students who got a failing grade?</w:t>
-      </w:r>
-    </w:p>
-    <w:p>
-      <w:pPr>
-        <w:spacing w:after="20"/>
-        <w:ind w:left="360" w:hanging="72"/>
-      </w:pPr>
-      <w:r>
-        <w:t>a. DELETE ALL FROM students;</w:t>
-      </w:r>
-    </w:p>
-    <w:p>
-      <w:pPr>
-        <w:spacing w:after="20"/>
-        <w:ind w:left="360" w:hanging="72"/>
-      </w:pPr>
-      <w:r>
-        <w:t>b. DELETE FROM students WHERE grade='F';</w:t>
-      </w:r>
-    </w:p>
-    <w:p>
-      <w:pPr>
-        <w:spacing w:after="20"/>
-        <w:ind w:left="360" w:hanging="72"/>
-      </w:pPr>
-      <w:r>
-        <w:t>c. REMOVE FROM students WHERE grade='F';</w:t>
-      </w:r>
-    </w:p>
-    <w:p>
-      <w:pPr>
-        <w:spacing w:after="20"/>
-        <w:ind w:left="360" w:hanging="72"/>
-      </w:pPr>
-      <w:r>
-        <w:t>d. DELETE students grade='F';</w:t>
-      </w:r>
-    </w:p>
-    <w:p>
-      <w:pPr>
-        <w:spacing w:before="120" w:after="40"/>
-      </w:pPr>
-      <w:r>
-        <w:rPr>
-          <w:b/>
-        </w:rPr>
-        <w:t>244. How would you delete all students older than 30?</w:t>
-      </w:r>
-    </w:p>
-    <w:p>
-      <w:pPr>
-        <w:spacing w:after="20"/>
-        <w:ind w:left="360" w:hanging="72"/>
-      </w:pPr>
-      <w:r>
-        <w:t>a. DELETE FROM students WHERE age &gt; 30</w:t>
-      </w:r>
-    </w:p>
-    <w:p>
-      <w:pPr>
-        <w:spacing w:after="20"/>
-        <w:ind w:left="360" w:hanging="72"/>
-      </w:pPr>
-      <w:r>
-        <w:t>b. DELETE students WHERE age &gt; 30</w:t>
-      </w:r>
-    </w:p>
-    <w:p>
-      <w:pPr>
-        <w:spacing w:after="20"/>
-        <w:ind w:left="360" w:hanging="72"/>
-      </w:pPr>
-      <w:r>
-        <w:t>c. REMOVE FROM students WHERE age &gt; 30</w:t>
-      </w:r>
-    </w:p>
-    <w:p>
-      <w:pPr>
-        <w:spacing w:after="20"/>
-        <w:ind w:left="360" w:hanging="72"/>
-      </w:pPr>
-      <w:r>
-        <w:t>d. DROP FROM students WHERE age &gt; 30</w:t>
-      </w:r>
-    </w:p>
-    <w:p>
-      <w:pPr>
-        <w:spacing w:before="120" w:after="40"/>
-      </w:pPr>
-      <w:r>
-        <w:rPr>
-          <w:b/>
-        </w:rPr>
-        <w:t>245. How would you delete only the first 10 rows from a table in MySQL?</w:t>
-      </w:r>
-    </w:p>
-    <w:p>
-      <w:pPr>
-        <w:spacing w:after="20"/>
-        <w:ind w:left="360" w:hanging="72"/>
-      </w:pPr>
-      <w:r>
-        <w:t>a. DELETE FROM table LIMIT 10</w:t>
-      </w:r>
-    </w:p>
-    <w:p>
-      <w:pPr>
-        <w:spacing w:after="20"/>
-        <w:ind w:left="360" w:hanging="72"/>
-      </w:pPr>
-      <w:r>
-        <w:t>b. DELETE TOP 10 FROM table</w:t>
-      </w:r>
-    </w:p>
-    <w:p>
-      <w:pPr>
-        <w:spacing w:after="20"/>
-        <w:ind w:left="360" w:hanging="72"/>
-      </w:pPr>
-      <w:r>
-        <w:t>c. DELETE FIRST 10 FROM table</w:t>
-      </w:r>
-    </w:p>
-    <w:p>
-      <w:pPr>
-        <w:spacing w:after="20"/>
-        <w:ind w:left="360" w:hanging="72"/>
-      </w:pPr>
-      <w:r>
-        <w:t>d. DELETE FROM table WHERE ROWNUM &lt;= 10</w:t>
-      </w:r>
-    </w:p>
-    <w:p>
-      <w:pPr>
-        <w:spacing w:before="120" w:after="40"/>
-      </w:pPr>
-      <w:r>
-        <w:rPr>
-          <w:b/>
-        </w:rPr>
-        <w:t>246. What SQL feature allows you to undo a DELETE command before committing changes?</w:t>
-      </w:r>
-    </w:p>
-    <w:p>
-      <w:pPr>
-        <w:spacing w:after="20"/>
-        <w:ind w:left="360" w:hanging="72"/>
-      </w:pPr>
-      <w:r>
-        <w:t>a. ROLLBACK</w:t>
-      </w:r>
-    </w:p>
-    <w:p>
-      <w:pPr>
-        <w:spacing w:after="20"/>
-        <w:ind w:left="360" w:hanging="72"/>
-      </w:pPr>
-      <w:r>
-        <w:t>b. UNDO</w:t>
-      </w:r>
-    </w:p>
-    <w:p>
-      <w:pPr>
-        <w:spacing w:after="20"/>
-        <w:ind w:left="360" w:hanging="72"/>
-      </w:pPr>
-      <w:r>
-        <w:t>c. CANCEL</w:t>
-      </w:r>
-    </w:p>
-    <w:p>
-      <w:pPr>
-        <w:spacing w:after="20"/>
-        <w:ind w:left="360" w:hanging="72"/>
-      </w:pPr>
-      <w:r>
-        <w:t>d. REVERSE</w:t>
-      </w:r>
-    </w:p>
-    <w:p>
-      <w:pPr>
-        <w:spacing w:before="120" w:after="40"/>
-      </w:pPr>
-      <w:r>
-        <w:rPr>
-          <w:b/>
-        </w:rPr>
-        <w:t>247. Which command permanently saves changes to the database?</w:t>
-      </w:r>
-    </w:p>
-    <w:p>
-      <w:pPr>
-        <w:spacing w:after="20"/>
-        <w:ind w:left="360" w:hanging="72"/>
-      </w:pPr>
-      <w:r>
-        <w:t>a. SAVE</w:t>
-      </w:r>
-    </w:p>
-    <w:p>
-      <w:pPr>
-        <w:spacing w:after="20"/>
-        <w:ind w:left="360" w:hanging="72"/>
-      </w:pPr>
-      <w:r>
-        <w:t>b. STORE</w:t>
-      </w:r>
-    </w:p>
-    <w:p>
-      <w:pPr>
-        <w:spacing w:after="20"/>
-        <w:ind w:left="360" w:hanging="72"/>
-      </w:pPr>
-      <w:r>
-        <w:t>c. COMMIT</w:t>
-      </w:r>
-    </w:p>
-    <w:p>
-      <w:pPr>
-        <w:spacing w:after="20"/>
-        <w:ind w:left="360" w:hanging="72"/>
-      </w:pPr>
-      <w:r>
-        <w:t>d. APPLY</w:t>
-      </w:r>
-    </w:p>
-    <w:p>
-      <w:pPr>
-        <w:spacing w:before="120" w:after="40"/>
-      </w:pPr>
-      <w:r>
-        <w:rPr>
-          <w:b/>
-        </w:rPr>
-        <w:lastRenderedPageBreak/>
-        <w:t>248. What is the difference between COMMIT and ROLLBACK?</w:t>
-      </w:r>
-    </w:p>
-    <w:p>
-      <w:pPr>
-        <w:spacing w:after="20"/>
-        <w:ind w:left="360" w:hanging="72"/>
-      </w:pPr>
-      <w:r>
-        <w:t>a. COMMIT saves, ROLLBACK undoes</w:t>
-      </w:r>
-    </w:p>
-    <w:p>
-      <w:pPr>
-        <w:spacing w:after="20"/>
-        <w:ind w:left="360" w:hanging="72"/>
-      </w:pPr>
-      <w:r>
-        <w:t>b. ROLLBACK saves, COMMIT undoes</w:t>
-      </w:r>
-    </w:p>
-    <w:p>
-      <w:pPr>
-        <w:spacing w:after="20"/>
-        <w:ind w:left="360" w:hanging="72"/>
-      </w:pPr>
-      <w:r>
-        <w:t>c. Both save changes</w:t>
-      </w:r>
-    </w:p>
-    <w:p>
-      <w:pPr>
-        <w:spacing w:after="20"/>
-        <w:ind w:left="360" w:hanging="72"/>
-      </w:pPr>
-      <w:r>
-        <w:t>d. Both undo changes</w:t>
-      </w:r>
-    </w:p>
-    <w:p>
-      <w:pPr>
-        <w:spacing w:before="120" w:after="40"/>
-      </w:pPr>
-      <w:r>
-        <w:rPr>
-          <w:b/>
-        </w:rPr>
-        <w:t>249. Which of the following updates both grade and attendance for a student with ID 1101?</w:t>
+        <w:t>.Which of the following updates both grade and attendance for a student with ID 1101?</w:t>
       </w:r>
     </w:p>
     <w:p>
@@ -14625,3413 +13077,6 @@
       </w:pPr>
       <w:r>
         <w:t>h. CHANGE employees salary = salary * 1.10</w:t>
-      </w:r>
-    </w:p>
-    <w:p>
-      <w:pPr>
-        <w:spacing w:before="120" w:after="40"/>
-      </w:pPr>
-      <w:r>
-        <w:rPr>
-          <w:b/>
-        </w:rPr>
-        <w:t>250. What happens if you omit the WHERE clause in an UPDATE statement?</w:t>
-      </w:r>
-    </w:p>
-    <w:p>
-      <w:pPr>
-        <w:spacing w:after="20"/>
-        <w:ind w:left="360" w:hanging="72"/>
-      </w:pPr>
-      <w:r>
-        <w:t>a. No rows are updated</w:t>
-      </w:r>
-    </w:p>
-    <w:p>
-      <w:pPr>
-        <w:spacing w:after="20"/>
-        <w:ind w:left="360" w:hanging="72"/>
-      </w:pPr>
-      <w:r>
-        <w:t>b. Only the first row is updated</w:t>
-      </w:r>
-    </w:p>
-    <w:p>
-      <w:pPr>
-        <w:spacing w:after="20"/>
-        <w:ind w:left="360" w:hanging="72"/>
-      </w:pPr>
-      <w:r>
-        <w:t>c. All rows are updated</w:t>
-      </w:r>
-    </w:p>
-    <w:p>
-      <w:pPr>
-        <w:spacing w:after="20"/>
-        <w:ind w:left="360" w:hanging="72"/>
-      </w:pPr>
-      <w:r>
-        <w:t>d. Syntax error occurs</w:t>
-      </w:r>
-    </w:p>
-    <w:p>
-      <w:pPr>
-        <w:spacing w:before="120" w:after="40"/>
-      </w:pPr>
-      <w:r>
-        <w:rPr>
-          <w:b/>
-        </w:rPr>
-        <w:t>251. Which SQL command is used to add new data into a table?</w:t>
-      </w:r>
-    </w:p>
-    <w:p>
-      <w:pPr>
-        <w:spacing w:after="20"/>
-        <w:ind w:left="360" w:hanging="72"/>
-      </w:pPr>
-      <w:r>
-        <w:t>a. ADD</w:t>
-      </w:r>
-    </w:p>
-    <w:p>
-      <w:pPr>
-        <w:spacing w:after="20"/>
-        <w:ind w:left="360" w:hanging="72"/>
-      </w:pPr>
-      <w:r>
-        <w:t>b. INSERT</w:t>
-      </w:r>
-    </w:p>
-    <w:p>
-      <w:pPr>
-        <w:spacing w:after="20"/>
-        <w:ind w:left="360" w:hanging="72"/>
-      </w:pPr>
-      <w:r>
-        <w:t>c. APPEND</w:t>
-      </w:r>
-    </w:p>
-    <w:p>
-      <w:pPr>
-        <w:spacing w:after="20"/>
-        <w:ind w:left="360" w:hanging="72"/>
-      </w:pPr>
-      <w:r>
-        <w:t>d. CREATE</w:t>
-      </w:r>
-    </w:p>
-    <w:p>
-      <w:pPr>
-        <w:spacing w:before="120" w:after="40"/>
-      </w:pPr>
-      <w:r>
-        <w:rPr>
-          <w:b/>
-        </w:rPr>
-        <w:t>252. Which command is used to add a new column to an existing table?</w:t>
-      </w:r>
-    </w:p>
-    <w:p>
-      <w:pPr>
-        <w:spacing w:after="20"/>
-        <w:ind w:left="360" w:hanging="72"/>
-      </w:pPr>
-      <w:r>
-        <w:t>a. ADD COLUMN</w:t>
-      </w:r>
-    </w:p>
-    <w:p>
-      <w:pPr>
-        <w:spacing w:after="20"/>
-        <w:ind w:left="360" w:hanging="72"/>
-      </w:pPr>
-      <w:r>
-        <w:t>b. INSERT COLUMN</w:t>
-      </w:r>
-    </w:p>
-    <w:p>
-      <w:pPr>
-        <w:spacing w:after="20"/>
-        <w:ind w:left="360" w:hanging="72"/>
-      </w:pPr>
-      <w:r>
-        <w:t>c. ALTER TABLE ... ADD</w:t>
-      </w:r>
-    </w:p>
-    <w:p>
-      <w:pPr>
-        <w:spacing w:after="20"/>
-        <w:ind w:left="360" w:hanging="72"/>
-      </w:pPr>
-      <w:r>
-        <w:t>d. CREATE COLUMN</w:t>
-      </w:r>
-    </w:p>
-    <w:p>
-      <w:pPr>
-        <w:spacing w:before="120" w:after="40"/>
-      </w:pPr>
-      <w:r>
-        <w:rPr>
-          <w:b/>
-        </w:rPr>
-        <w:t>253. What is the difference between INSERT and UPDATE?</w:t>
-      </w:r>
-    </w:p>
-    <w:p>
-      <w:pPr>
-        <w:spacing w:after="20"/>
-        <w:ind w:left="360" w:hanging="72"/>
-      </w:pPr>
-      <w:r>
-        <w:t>a. INSERT adds new rows, UPDATE modifies existing rows</w:t>
-      </w:r>
-    </w:p>
-    <w:p>
-      <w:pPr>
-        <w:spacing w:after="20"/>
-        <w:ind w:left="360" w:hanging="72"/>
-      </w:pPr>
-      <w:r>
-        <w:t>b. UPDATE adds new rows, INSERT modifies existing rows</w:t>
-      </w:r>
-    </w:p>
-    <w:p>
-      <w:pPr>
-        <w:spacing w:after="20"/>
-        <w:ind w:left="360" w:hanging="72"/>
-      </w:pPr>
-      <w:r>
-        <w:t>c. Both add new rows</w:t>
-      </w:r>
-    </w:p>
-    <w:p>
-      <w:pPr>
-        <w:spacing w:after="20"/>
-        <w:ind w:left="360" w:hanging="72"/>
-      </w:pPr>
-      <w:r>
-        <w:t>d. Both modify existing rows</w:t>
-      </w:r>
-    </w:p>
-    <w:p>
-      <w:pPr>
-        <w:spacing w:before="120" w:after="40"/>
-      </w:pPr>
-      <w:r>
-        <w:rPr>
-          <w:b/>
-        </w:rPr>
-        <w:t>254. Which of the following is a correct way to insert values into all columns?</w:t>
-      </w:r>
-    </w:p>
-    <w:p>
-      <w:pPr>
-        <w:spacing w:after="20"/>
-        <w:ind w:left="360" w:hanging="72"/>
-      </w:pPr>
-      <w:r>
-        <w:t>a. INSERT table_name (value1, value2);</w:t>
-      </w:r>
-    </w:p>
-    <w:p>
-      <w:pPr>
-        <w:spacing w:after="20"/>
-        <w:ind w:left="360" w:hanging="72"/>
-      </w:pPr>
-      <w:r>
-        <w:t>b. INSERT INTO table_name VALUES (value1, value2);</w:t>
-      </w:r>
-    </w:p>
-    <w:p>
-      <w:pPr>
-        <w:spacing w:after="20"/>
-        <w:ind w:left="360" w:hanging="72"/>
-      </w:pPr>
-      <w:r>
-        <w:t>c. INSERT VALUES INTO table_name (value1, value2);</w:t>
-      </w:r>
-    </w:p>
-    <w:p>
-      <w:pPr>
-        <w:spacing w:after="20"/>
-        <w:ind w:left="360" w:hanging="72"/>
-      </w:pPr>
-      <w:r>
-        <w:t>d. APPEND table_name (value1, value2);</w:t>
-      </w:r>
-    </w:p>
-    <w:p>
-      <w:pPr>
-        <w:spacing w:before="120" w:after="40"/>
-      </w:pPr>
-      <w:r>
-        <w:rPr>
-          <w:b/>
-        </w:rPr>
-        <w:lastRenderedPageBreak/>
-        <w:t>255. What is the correct syntax to insert multiple rows at once?</w:t>
-      </w:r>
-    </w:p>
-    <w:p>
-      <w:pPr>
-        <w:spacing w:after="20"/>
-        <w:ind w:left="360" w:hanging="72"/>
-      </w:pPr>
-      <w:r>
-        <w:t>a. INSERT INTO table VALUES (1,2), (3,4), (5,6)</w:t>
-      </w:r>
-    </w:p>
-    <w:p>
-      <w:pPr>
-        <w:spacing w:after="20"/>
-        <w:ind w:left="360" w:hanging="72"/>
-      </w:pPr>
-      <w:r>
-        <w:t>b. INSERT MULTIPLE INTO table VALUES (1,2) (3,4)</w:t>
-      </w:r>
-    </w:p>
-    <w:p>
-      <w:pPr>
-        <w:spacing w:after="20"/>
-        <w:ind w:left="360" w:hanging="72"/>
-      </w:pPr>
-      <w:r>
-        <w:t>c. INSERT ALL INTO table VALUES (1,2), (3,4)</w:t>
-      </w:r>
-    </w:p>
-    <w:p>
-      <w:pPr>
-        <w:spacing w:after="20"/>
-        <w:ind w:left="360" w:hanging="72"/>
-      </w:pPr>
-      <w:r>
-        <w:t>d. INSERT ROWS INTO table VALUES (1,2), (3,4)</w:t>
-      </w:r>
-    </w:p>
-    <w:p>
-      <w:pPr>
-        <w:spacing w:before="120" w:after="40"/>
-      </w:pPr>
-      <w:r>
-        <w:rPr>
-          <w:b/>
-        </w:rPr>
-        <w:t>256. What happens if you provide fewer values than columns in an INSERT without specifying column  names?</w:t>
-      </w:r>
-    </w:p>
-    <w:p>
-      <w:pPr>
-        <w:spacing w:after="20"/>
-        <w:ind w:left="360" w:hanging="72"/>
-      </w:pPr>
-      <w:r>
-        <w:t>a. Extra columns get NULL</w:t>
-      </w:r>
-    </w:p>
-    <w:p>
-      <w:pPr>
-        <w:spacing w:after="20"/>
-        <w:ind w:left="360" w:hanging="72"/>
-      </w:pPr>
-      <w:r>
-        <w:t>b. Extra columns get default values</w:t>
-      </w:r>
-    </w:p>
-    <w:p>
-      <w:pPr>
-        <w:spacing w:after="20"/>
-        <w:ind w:left="360" w:hanging="72"/>
-      </w:pPr>
-      <w:r>
-        <w:t>c. Syntax error occurs</w:t>
-      </w:r>
-    </w:p>
-    <w:p>
-      <w:pPr>
-        <w:spacing w:after="20"/>
-        <w:ind w:left="360" w:hanging="72"/>
-      </w:pPr>
-      <w:r>
-        <w:t>d. Only first columns are filled</w:t>
-      </w:r>
-    </w:p>
-    <w:p>
-      <w:pPr>
-        <w:spacing w:before="120" w:after="40"/>
-      </w:pPr>
-      <w:r>
-        <w:rPr>
-          <w:b/>
-        </w:rPr>
-        <w:t>257. What does inserting NULL into a column represent?</w:t>
-      </w:r>
-    </w:p>
-    <w:p>
-      <w:pPr>
-        <w:spacing w:after="20"/>
-        <w:ind w:left="360" w:hanging="72"/>
-      </w:pPr>
-      <w:r>
-        <w:t>a. An empty string</w:t>
-      </w:r>
-    </w:p>
-    <w:p>
-      <w:pPr>
-        <w:spacing w:after="20"/>
-        <w:ind w:left="360" w:hanging="72"/>
-      </w:pPr>
-      <w:r>
-        <w:t>b. A default value</w:t>
-      </w:r>
-    </w:p>
-    <w:p>
-      <w:pPr>
-        <w:spacing w:after="20"/>
-        <w:ind w:left="360" w:hanging="72"/>
-      </w:pPr>
-      <w:r>
-        <w:t>c. Missing or unknown data</w:t>
-      </w:r>
-    </w:p>
-    <w:p>
-      <w:pPr>
-        <w:spacing w:after="20"/>
-        <w:ind w:left="360" w:hanging="72"/>
-      </w:pPr>
-      <w:r>
-        <w:t>d. A zero value</w:t>
-      </w:r>
-    </w:p>
-    <w:p>
-      <w:pPr>
-        <w:spacing w:before="120" w:after="40"/>
-      </w:pPr>
-      <w:r>
-        <w:rPr>
-          <w:b/>
-        </w:rPr>
-        <w:t>258. What is the difference between NULL and an empty string?</w:t>
-      </w:r>
-    </w:p>
-    <w:p>
-      <w:pPr>
-        <w:spacing w:after="20"/>
-        <w:ind w:left="360" w:hanging="72"/>
-      </w:pPr>
-      <w:r>
-        <w:t>a. NULL means no value, empty string means a value that is blank</w:t>
-      </w:r>
-    </w:p>
-    <w:p>
-      <w:pPr>
-        <w:spacing w:after="20"/>
-        <w:ind w:left="360" w:hanging="72"/>
-      </w:pPr>
-      <w:r>
-        <w:t>b. NULL and empty string are the same</w:t>
-      </w:r>
-    </w:p>
-    <w:p>
-      <w:pPr>
-        <w:spacing w:after="20"/>
-        <w:ind w:left="360" w:hanging="72"/>
-      </w:pPr>
-      <w:r>
-        <w:t>c. NULL is a space, empty string is not</w:t>
-      </w:r>
-    </w:p>
-    <w:p>
-      <w:pPr>
-        <w:spacing w:after="20"/>
-        <w:ind w:left="360" w:hanging="72"/>
-      </w:pPr>
-      <w:r>
-        <w:t>d. Empty string is always converted to NULL</w:t>
-      </w:r>
-    </w:p>
-    <w:p>
-      <w:pPr>
-        <w:spacing w:before="120" w:after="40"/>
-      </w:pPr>
-      <w:r>
-        <w:rPr>
-          <w:b/>
-        </w:rPr>
-        <w:t>259. How do you test for NULL values in SQL?</w:t>
-      </w:r>
-    </w:p>
-    <w:p>
-      <w:pPr>
-        <w:spacing w:after="20"/>
-        <w:ind w:left="360" w:hanging="72"/>
-      </w:pPr>
-      <w:r>
-        <w:t>a. = NULL</w:t>
-      </w:r>
-    </w:p>
-    <w:p>
-      <w:pPr>
-        <w:spacing w:after="20"/>
-        <w:ind w:left="360" w:hanging="72"/>
-      </w:pPr>
-      <w:r>
-        <w:t>b. IS NULL</w:t>
-      </w:r>
-    </w:p>
-    <w:p>
-      <w:pPr>
-        <w:spacing w:after="20"/>
-        <w:ind w:left="360" w:hanging="72"/>
-      </w:pPr>
-      <w:r>
-        <w:t>c. == NULL</w:t>
-      </w:r>
-    </w:p>
-    <w:p>
-      <w:pPr>
-        <w:spacing w:after="20"/>
-        <w:ind w:left="360" w:hanging="72"/>
-      </w:pPr>
-      <w:r>
-        <w:t>d. EQUALS NULL</w:t>
-      </w:r>
-    </w:p>
-    <w:p>
-      <w:pPr>
-        <w:spacing w:before="120" w:after="40"/>
-      </w:pPr>
-      <w:r>
-        <w:rPr>
-          <w:b/>
-        </w:rPr>
-        <w:t>260. Which statement copies data from students to alumni for class '12A'?</w:t>
-      </w:r>
-    </w:p>
-    <w:p>
-      <w:pPr>
-        <w:spacing w:after="20"/>
-        <w:ind w:left="360" w:hanging="72"/>
-      </w:pPr>
-      <w:r>
-        <w:t>a. INSERT alumni SELECT id, name, 2024 FROM students WHERE class='12A';</w:t>
-      </w:r>
-    </w:p>
-    <w:p>
-      <w:pPr>
-        <w:spacing w:after="20"/>
-        <w:ind w:left="360" w:hanging="72"/>
-      </w:pPr>
-      <w:r>
-        <w:t>b. INSERT INTO alumni (id, name, grad_year) SELECT id, name, 2024 FROM students WHERE  class='12A';</w:t>
-      </w:r>
-    </w:p>
-    <w:p>
-      <w:pPr>
-        <w:spacing w:after="20"/>
-        <w:ind w:left="360" w:hanging="72"/>
-      </w:pPr>
-      <w:r>
-        <w:t>c. INSERT students INTO alumni id, name, 2024 WHERE class='12A';</w:t>
-      </w:r>
-    </w:p>
-    <w:p>
-      <w:pPr>
-        <w:spacing w:after="20"/>
-        <w:ind w:left="360" w:hanging="72"/>
-      </w:pPr>
-      <w:r>
-        <w:t>d. INSERT INTO alumni id, name SELECT 2024 FROM students class='12A'; How would you copy all columns from students to alumni?</w:t>
-      </w:r>
-    </w:p>
-    <w:p>
-      <w:pPr>
-        <w:spacing w:after="20"/>
-        <w:ind w:left="360" w:hanging="72"/>
-      </w:pPr>
-      <w:r>
-        <w:t>e. INSERT INTO alumni SELECT * FROM students</w:t>
-      </w:r>
-    </w:p>
-    <w:p>
-      <w:pPr>
-        <w:spacing w:after="20"/>
-        <w:ind w:left="360" w:hanging="72"/>
-      </w:pPr>
-      <w:r>
-        <w:t>f. COPY INTO alumni FROM students</w:t>
-      </w:r>
-    </w:p>
-    <w:p>
-      <w:pPr>
-        <w:spacing w:after="20"/>
-        <w:ind w:left="360" w:hanging="72"/>
-      </w:pPr>
-      <w:r>
-        <w:t>g. SELECT * INTO alumni FROM students</w:t>
-      </w:r>
-    </w:p>
-    <w:p>
-      <w:pPr>
-        <w:spacing w:after="20"/>
-        <w:ind w:left="360" w:hanging="72"/>
-      </w:pPr>
-      <w:r>
-        <w:t>h. DUPLICATE students TO alumni</w:t>
-      </w:r>
-    </w:p>
-    <w:p>
-      <w:pPr>
-        <w:spacing w:before="120" w:after="40"/>
-      </w:pPr>
-      <w:r>
-        <w:rPr>
-          <w:b/>
-        </w:rPr>
-        <w:t>261. How would you copy only the structure of a table without data?</w:t>
-      </w:r>
-    </w:p>
-    <w:p>
-      <w:pPr>
-        <w:spacing w:after="20"/>
-        <w:ind w:left="360" w:hanging="72"/>
-      </w:pPr>
-      <w:r>
-        <w:t>a. CREATE TABLE new_table AS SELECT * FROM old_table WHERE 1=0</w:t>
-      </w:r>
-    </w:p>
-    <w:p>
-      <w:pPr>
-        <w:spacing w:after="20"/>
-        <w:ind w:left="360" w:hanging="72"/>
-      </w:pPr>
-      <w:r>
-        <w:t>b. COPY TABLE new_table FROM old_table</w:t>
-      </w:r>
-    </w:p>
-    <w:p>
-      <w:pPr>
-        <w:spacing w:after="20"/>
-        <w:ind w:left="360" w:hanging="72"/>
-      </w:pPr>
-      <w:r>
-        <w:t>c. DUPLICATE TABLE old_table TO new_table</w:t>
-      </w:r>
-    </w:p>
-    <w:p>
-      <w:pPr>
-        <w:spacing w:after="20"/>
-        <w:ind w:left="360" w:hanging="72"/>
-      </w:pPr>
-      <w:r>
-        <w:t>d. CREATE new_table LIKE old_table WITH NO DATA</w:t>
-      </w:r>
-    </w:p>
-    <w:p>
-      <w:pPr>
-        <w:spacing w:before="120" w:after="40"/>
-      </w:pPr>
-      <w:r>
-        <w:rPr>
-          <w:b/>
-        </w:rPr>
-        <w:lastRenderedPageBreak/>
-        <w:t>262. Statement to change a table name is:</w:t>
-      </w:r>
-    </w:p>
-    <w:p>
-      <w:pPr>
-        <w:spacing w:after="20"/>
-        <w:ind w:left="360" w:hanging="72"/>
-      </w:pPr>
-      <w:r>
-        <w:t>a. change</w:t>
-      </w:r>
-    </w:p>
-    <w:p>
-      <w:pPr>
-        <w:spacing w:after="20"/>
-        <w:ind w:left="360" w:hanging="72"/>
-      </w:pPr>
-      <w:r>
-        <w:t>b. change name</w:t>
-      </w:r>
-    </w:p>
-    <w:p>
-      <w:pPr>
-        <w:spacing w:after="20"/>
-        <w:ind w:left="360" w:hanging="72"/>
-      </w:pPr>
-      <w:r>
-        <w:t>c. modify</w:t>
-      </w:r>
-    </w:p>
-    <w:p>
-      <w:pPr>
-        <w:spacing w:after="20"/>
-        <w:ind w:left="360" w:hanging="72"/>
-      </w:pPr>
-      <w:r>
-        <w:t>d. rename</w:t>
-      </w:r>
-    </w:p>
-    <w:p>
-      <w:pPr>
-        <w:spacing w:before="120" w:after="40"/>
-      </w:pPr>
-      <w:r>
-        <w:rPr>
-          <w:b/>
-        </w:rPr>
-        <w:t>263. Which command changes the name of a column?</w:t>
-      </w:r>
-    </w:p>
-    <w:p>
-      <w:pPr>
-        <w:spacing w:after="20"/>
-        <w:ind w:left="360" w:hanging="72"/>
-      </w:pPr>
-      <w:r>
-        <w:t>a. ALTER TABLE ... RENAME COLUMN</w:t>
-      </w:r>
-    </w:p>
-    <w:p>
-      <w:pPr>
-        <w:spacing w:after="20"/>
-        <w:ind w:left="360" w:hanging="72"/>
-      </w:pPr>
-      <w:r>
-        <w:t>b. ALTER TABLE ... CHANGE COLUMN</w:t>
-      </w:r>
-    </w:p>
-    <w:p>
-      <w:pPr>
-        <w:spacing w:after="20"/>
-        <w:ind w:left="360" w:hanging="72"/>
-      </w:pPr>
-      <w:r>
-        <w:t>c. UPDATE TABLE ... RENAME</w:t>
-      </w:r>
-    </w:p>
-    <w:p>
-      <w:pPr>
-        <w:spacing w:after="20"/>
-        <w:ind w:left="360" w:hanging="72"/>
-      </w:pPr>
-      <w:r>
-        <w:t>d. MODIFY TABLE ... CHANGE</w:t>
-      </w:r>
-    </w:p>
-    <w:p>
-      <w:pPr>
-        <w:spacing w:before="120" w:after="40"/>
-      </w:pPr>
-      <w:r>
-        <w:rPr>
-          <w:b/>
-        </w:rPr>
-        <w:t>264. Which command changes the data type of a column?</w:t>
-      </w:r>
-    </w:p>
-    <w:p>
-      <w:pPr>
-        <w:spacing w:after="20"/>
-        <w:ind w:left="360" w:hanging="72"/>
-      </w:pPr>
-      <w:r>
-        <w:t>a. ALTER TABLE ... MODIFY COLUMN</w:t>
-      </w:r>
-    </w:p>
-    <w:p>
-      <w:pPr>
-        <w:spacing w:after="20"/>
-        <w:ind w:left="360" w:hanging="72"/>
-      </w:pPr>
-      <w:r>
-        <w:t>b. ALTER TABLE ... RENAME COLUMN</w:t>
-      </w:r>
-    </w:p>
-    <w:p>
-      <w:pPr>
-        <w:spacing w:after="20"/>
-        <w:ind w:left="360" w:hanging="72"/>
-      </w:pPr>
-      <w:r>
-        <w:t>c. UPDATE TABLE ... CHANGE TYPE</w:t>
-      </w:r>
-    </w:p>
-    <w:p>
-      <w:pPr>
-        <w:spacing w:after="20"/>
-        <w:ind w:left="360" w:hanging="72"/>
-      </w:pPr>
-      <w:r>
-        <w:t>d. CHANGE TABLE ... COLUMN TYPE</w:t>
-      </w:r>
-    </w:p>
-    <w:p>
-      <w:pPr>
-        <w:spacing w:before="120" w:after="40"/>
-      </w:pPr>
-      <w:r>
-        <w:rPr>
-          <w:b/>
-        </w:rPr>
-        <w:t>265. Which keyword is used to add a new column before or after any column on an existing table?</w:t>
-      </w:r>
-    </w:p>
-    <w:p>
-      <w:pPr>
-        <w:spacing w:after="20"/>
-        <w:ind w:left="360" w:hanging="72"/>
-      </w:pPr>
-      <w:r>
-        <w:t>a. before</w:t>
-      </w:r>
-    </w:p>
-    <w:p>
-      <w:pPr>
-        <w:spacing w:after="20"/>
-        <w:ind w:left="360" w:hanging="72"/>
-      </w:pPr>
-      <w:r>
-        <w:t>b. after</w:t>
-      </w:r>
-    </w:p>
-    <w:p>
-      <w:pPr>
-        <w:spacing w:after="20"/>
-        <w:ind w:left="360" w:hanging="72"/>
-      </w:pPr>
-      <w:r>
-        <w:t>c. both A and B</w:t>
-      </w:r>
-    </w:p>
-    <w:p>
-      <w:pPr>
-        <w:spacing w:after="20"/>
-        <w:ind w:left="360" w:hanging="72"/>
-      </w:pPr>
-      <w:r>
-        <w:t>d. None of these</w:t>
-      </w:r>
-    </w:p>
-    <w:p>
-      <w:pPr>
-        <w:spacing w:before="120" w:after="40"/>
-      </w:pPr>
-      <w:r>
-        <w:rPr>
-          <w:b/>
-        </w:rPr>
-        <w:t>266. In MySQL, which keyword places a new column at the beginning of a table?</w:t>
-      </w:r>
-    </w:p>
-    <w:p>
-      <w:pPr>
-        <w:spacing w:after="20"/>
-        <w:ind w:left="360" w:hanging="72"/>
-      </w:pPr>
-      <w:r>
-        <w:t>a. FIRST</w:t>
-      </w:r>
-    </w:p>
-    <w:p>
-      <w:pPr>
-        <w:spacing w:after="20"/>
-        <w:ind w:left="360" w:hanging="72"/>
-      </w:pPr>
-      <w:r>
-        <w:t>b. BEGIN</w:t>
-      </w:r>
-    </w:p>
-    <w:p>
-      <w:pPr>
-        <w:spacing w:after="20"/>
-        <w:ind w:left="360" w:hanging="72"/>
-      </w:pPr>
-      <w:r>
-        <w:t>c. START</w:t>
-      </w:r>
-    </w:p>
-    <w:p>
-      <w:pPr>
-        <w:spacing w:after="20"/>
-        <w:ind w:left="360" w:hanging="72"/>
-      </w:pPr>
-      <w:r>
-        <w:t>d. TOP</w:t>
-      </w:r>
-    </w:p>
-    <w:p>
-      <w:pPr>
-        <w:spacing w:before="120" w:after="40"/>
-      </w:pPr>
-      <w:r>
-        <w:rPr>
-          <w:b/>
-        </w:rPr>
-        <w:t>267. What is the default position when adding a new column without BEFORE or AFTER?</w:t>
-      </w:r>
-    </w:p>
-    <w:p>
-      <w:pPr>
-        <w:spacing w:after="20"/>
-        <w:ind w:left="360" w:hanging="72"/>
-      </w:pPr>
-      <w:r>
-        <w:t>a. First position</w:t>
-      </w:r>
-    </w:p>
-    <w:p>
-      <w:pPr>
-        <w:spacing w:after="20"/>
-        <w:ind w:left="360" w:hanging="72"/>
-      </w:pPr>
-      <w:r>
-        <w:t>b. Last position</w:t>
-      </w:r>
-    </w:p>
-    <w:p>
-      <w:pPr>
-        <w:spacing w:after="20"/>
-        <w:ind w:left="360" w:hanging="72"/>
-      </w:pPr>
-      <w:r>
-        <w:t>c. Before primary key</w:t>
-      </w:r>
-    </w:p>
-    <w:p>
-      <w:pPr>
-        <w:spacing w:after="20"/>
-        <w:ind w:left="360" w:hanging="72"/>
-      </w:pPr>
-      <w:r>
-        <w:t>d. After primary key</w:t>
-      </w:r>
-    </w:p>
-    <w:p>
-      <w:pPr>
-        <w:spacing w:before="120" w:after="40"/>
-      </w:pPr>
-      <w:r>
-        <w:rPr>
-          <w:b/>
-        </w:rPr>
-        <w:t>268. Which one is NOT a clause in the SELECT statement?</w:t>
-      </w:r>
-    </w:p>
-    <w:p>
-      <w:pPr>
-        <w:spacing w:after="20"/>
-        <w:ind w:left="360" w:hanging="72"/>
-      </w:pPr>
-      <w:r>
-        <w:t>a. WHERE</w:t>
-      </w:r>
-    </w:p>
-    <w:p>
-      <w:pPr>
-        <w:spacing w:after="20"/>
-        <w:ind w:left="360" w:hanging="72"/>
-      </w:pPr>
-      <w:r>
-        <w:t>b. ORDER BY</w:t>
-      </w:r>
-    </w:p>
-    <w:p>
-      <w:pPr>
-        <w:spacing w:after="20"/>
-        <w:ind w:left="360" w:hanging="72"/>
-      </w:pPr>
-      <w:r>
-        <w:t>c. HAVE</w:t>
-      </w:r>
-    </w:p>
-    <w:p>
-      <w:pPr>
-        <w:spacing w:after="20"/>
-        <w:ind w:left="360" w:hanging="72"/>
-      </w:pPr>
-      <w:r>
-        <w:t>d. HAVING</w:t>
-      </w:r>
-    </w:p>
-    <w:p>
-      <w:pPr>
-        <w:spacing w:before="120" w:after="40"/>
-      </w:pPr>
-      <w:r>
-        <w:rPr>
-          <w:b/>
-        </w:rPr>
-        <w:t>269. Which clause is used to sort the result set?</w:t>
-      </w:r>
-    </w:p>
-    <w:p>
-      <w:pPr>
-        <w:spacing w:after="20"/>
-        <w:ind w:left="360" w:hanging="72"/>
-      </w:pPr>
-      <w:r>
-        <w:t>a. SORT BY</w:t>
-      </w:r>
-    </w:p>
-    <w:p>
-      <w:pPr>
-        <w:spacing w:after="20"/>
-        <w:ind w:left="360" w:hanging="72"/>
-      </w:pPr>
-      <w:r>
-        <w:t>b. ORDER BY</w:t>
-      </w:r>
-    </w:p>
-    <w:p>
-      <w:pPr>
-        <w:spacing w:after="20"/>
-        <w:ind w:left="360" w:hanging="72"/>
-      </w:pPr>
-      <w:r>
-        <w:t>c. GROUP BY</w:t>
-      </w:r>
-    </w:p>
-    <w:p>
-      <w:pPr>
-        <w:spacing w:after="20"/>
-        <w:ind w:left="360" w:hanging="72"/>
-      </w:pPr>
-      <w:r>
-        <w:t>d. ARRANGE BY</w:t>
-      </w:r>
-    </w:p>
-    <w:p>
-      <w:pPr>
-        <w:spacing w:before="120" w:after="40"/>
-      </w:pPr>
-      <w:r>
-        <w:rPr>
-          <w:b/>
-        </w:rPr>
-        <w:lastRenderedPageBreak/>
-        <w:t>270. Which clause is used to group rows that have the same values?</w:t>
-      </w:r>
-    </w:p>
-    <w:p>
-      <w:pPr>
-        <w:spacing w:after="20"/>
-        <w:ind w:left="360" w:hanging="72"/>
-      </w:pPr>
-      <w:r>
-        <w:t>a. GROUP BY</w:t>
-      </w:r>
-    </w:p>
-    <w:p>
-      <w:pPr>
-        <w:spacing w:after="20"/>
-        <w:ind w:left="360" w:hanging="72"/>
-      </w:pPr>
-      <w:r>
-        <w:t>b. ORDER BY</w:t>
-      </w:r>
-    </w:p>
-    <w:p>
-      <w:pPr>
-        <w:spacing w:after="20"/>
-        <w:ind w:left="360" w:hanging="72"/>
-      </w:pPr>
-      <w:r>
-        <w:t>c. HAVING</w:t>
-      </w:r>
-    </w:p>
-    <w:p>
-      <w:pPr>
-        <w:spacing w:after="20"/>
-        <w:ind w:left="360" w:hanging="72"/>
-      </w:pPr>
-      <w:r>
-        <w:t>d. CLUSTER BY</w:t>
-      </w:r>
-    </w:p>
-    <w:p>
-      <w:pPr>
-        <w:spacing w:before="120" w:after="40"/>
-      </w:pPr>
-      <w:r>
-        <w:rPr>
-          <w:b/>
-        </w:rPr>
-        <w:t>271. Which statement is used to get all data from the student table whose name starts with 'p'?</w:t>
-      </w:r>
-    </w:p>
-    <w:p>
-      <w:pPr>
-        <w:spacing w:after="20"/>
-        <w:ind w:left="360" w:hanging="72"/>
-      </w:pPr>
-      <w:r>
-        <w:t>a. SELECT * FROM student WHERE name LIKE '%p%';</w:t>
-      </w:r>
-    </w:p>
-    <w:p>
-      <w:pPr>
-        <w:spacing w:after="20"/>
-        <w:ind w:left="360" w:hanging="72"/>
-      </w:pPr>
-      <w:r>
-        <w:t>b. SELECT * FROM student WHERE name LIKE 'p%';</w:t>
-      </w:r>
-    </w:p>
-    <w:p>
-      <w:pPr>
-        <w:spacing w:after="20"/>
-        <w:ind w:left="360" w:hanging="72"/>
-      </w:pPr>
-      <w:r>
-        <w:t>c. SELECT * FROM student WHERE name LIKE '_p%';</w:t>
-      </w:r>
-    </w:p>
-    <w:p>
-      <w:pPr>
-        <w:spacing w:after="20"/>
-        <w:ind w:left="360" w:hanging="72"/>
-      </w:pPr>
-      <w:r>
-        <w:t>d. SELECT * FROM student WHERE name LIKE '%p';</w:t>
-      </w:r>
-    </w:p>
-    <w:p>
-      <w:pPr>
-        <w:spacing w:before="120" w:after="40"/>
-      </w:pPr>
-      <w:r>
-        <w:rPr>
-          <w:b/>
-        </w:rPr>
-        <w:t>272. Which statement finds names ending with 'son'?</w:t>
-      </w:r>
-    </w:p>
-    <w:p>
-      <w:pPr>
-        <w:spacing w:after="20"/>
-        <w:ind w:left="360" w:hanging="72"/>
-      </w:pPr>
-      <w:r>
-        <w:t>a. WHERE name LIKE 'son%'</w:t>
-      </w:r>
-    </w:p>
-    <w:p>
-      <w:pPr>
-        <w:spacing w:after="20"/>
-        <w:ind w:left="360" w:hanging="72"/>
-      </w:pPr>
-      <w:r>
-        <w:t>b. WHERE name LIKE '%son'</w:t>
-      </w:r>
-    </w:p>
-    <w:p>
-      <w:pPr>
-        <w:spacing w:after="20"/>
-        <w:ind w:left="360" w:hanging="72"/>
-      </w:pPr>
-      <w:r>
-        <w:t>c. WHERE name LIKE '_son%'</w:t>
-      </w:r>
-    </w:p>
-    <w:p>
-      <w:pPr>
-        <w:spacing w:after="20"/>
-        <w:ind w:left="360" w:hanging="72"/>
-      </w:pPr>
-      <w:r>
-        <w:t>d. WHERE name LIKE '%son%'</w:t>
-      </w:r>
-    </w:p>
-    <w:p>
-      <w:pPr>
-        <w:spacing w:before="120" w:after="40"/>
-      </w:pPr>
-      <w:r>
-        <w:rPr>
-          <w:b/>
-        </w:rPr>
-        <w:t>273. Which statement finds names containing 'an' anywhere?</w:t>
-      </w:r>
-    </w:p>
-    <w:p>
-      <w:pPr>
-        <w:spacing w:after="20"/>
-        <w:ind w:left="360" w:hanging="72"/>
-      </w:pPr>
-      <w:r>
-        <w:t>a. WHERE name LIKE 'an%'</w:t>
-      </w:r>
-    </w:p>
-    <w:p>
-      <w:pPr>
-        <w:spacing w:after="20"/>
-        <w:ind w:left="360" w:hanging="72"/>
-      </w:pPr>
-      <w:r>
-        <w:t>b. WHERE name LIKE '%an'</w:t>
-      </w:r>
-    </w:p>
-    <w:p>
-      <w:pPr>
-        <w:spacing w:after="20"/>
-        <w:ind w:left="360" w:hanging="72"/>
-      </w:pPr>
-      <w:r>
-        <w:t>c. WHERE name LIKE '%an%'</w:t>
-      </w:r>
-    </w:p>
-    <w:p>
-      <w:pPr>
-        <w:spacing w:after="20"/>
-        <w:ind w:left="360" w:hanging="72"/>
-      </w:pPr>
-      <w:r>
-        <w:t>d. WHERE name = 'an'</w:t>
-      </w:r>
-    </w:p>
-    <w:p>
-      <w:pPr>
-        <w:spacing w:before="120" w:after="40"/>
-      </w:pPr>
-      <w:r>
-        <w:rPr>
-          <w:b/>
-        </w:rPr>
-        <w:t>274. The wildcard in a WHERE clause is useful when:</w:t>
-      </w:r>
-    </w:p>
-    <w:p>
-      <w:pPr>
-        <w:spacing w:after="20"/>
-        <w:ind w:left="360" w:hanging="72"/>
-      </w:pPr>
-      <w:r>
-        <w:t>a. An exact match is necessary in a SELECT statement</w:t>
-      </w:r>
-    </w:p>
-    <w:p>
-      <w:pPr>
-        <w:spacing w:after="20"/>
-        <w:ind w:left="360" w:hanging="72"/>
-      </w:pPr>
-      <w:r>
-        <w:t>b. An exact match is not possible in a SELECT statement</w:t>
-      </w:r>
-    </w:p>
-    <w:p>
-      <w:pPr>
-        <w:spacing w:after="20"/>
-        <w:ind w:left="360" w:hanging="72"/>
-      </w:pPr>
-      <w:r>
-        <w:t>c. An exact match is necessary in a CREATE statement</w:t>
-      </w:r>
-    </w:p>
-    <w:p>
-      <w:pPr>
-        <w:spacing w:after="20"/>
-        <w:ind w:left="360" w:hanging="72"/>
-      </w:pPr>
-      <w:r>
-        <w:t>d. An exact match is not possible in a CREATE statement What does the '%' wildcard represent in SQL?</w:t>
-      </w:r>
-    </w:p>
-    <w:p>
-      <w:pPr>
-        <w:spacing w:after="20"/>
-        <w:ind w:left="360" w:hanging="72"/>
-      </w:pPr>
-      <w:r>
-        <w:t>e. Exactly one character</w:t>
-      </w:r>
-    </w:p>
-    <w:p>
-      <w:pPr>
-        <w:spacing w:after="20"/>
-        <w:ind w:left="360" w:hanging="72"/>
-      </w:pPr>
-      <w:r>
-        <w:t>f. Zero or more characters</w:t>
-      </w:r>
-    </w:p>
-    <w:p>
-      <w:pPr>
-        <w:spacing w:after="20"/>
-        <w:ind w:left="360" w:hanging="72"/>
-      </w:pPr>
-      <w:r>
-        <w:t>g. Exactly one digit</w:t>
-      </w:r>
-    </w:p>
-    <w:p>
-      <w:pPr>
-        <w:spacing w:after="20"/>
-        <w:ind w:left="360" w:hanging="72"/>
-      </w:pPr>
-      <w:r>
-        <w:t>h. Exactly one letter</w:t>
-      </w:r>
-    </w:p>
-    <w:p>
-      <w:pPr>
-        <w:spacing w:before="120" w:after="40"/>
-      </w:pPr>
-      <w:r>
-        <w:rPr>
-          <w:b/>
-        </w:rPr>
-        <w:t>275. What does the '_' wildcard represent in SQL?</w:t>
-      </w:r>
-    </w:p>
-    <w:p>
-      <w:pPr>
-        <w:spacing w:after="20"/>
-        <w:ind w:left="360" w:hanging="72"/>
-      </w:pPr>
-      <w:r>
-        <w:t>a. Zero or more characters</w:t>
-      </w:r>
-    </w:p>
-    <w:p>
-      <w:pPr>
-        <w:spacing w:after="20"/>
-        <w:ind w:left="360" w:hanging="72"/>
-      </w:pPr>
-      <w:r>
-        <w:t>b. Exactly one character</w:t>
-      </w:r>
-    </w:p>
-    <w:p>
-      <w:pPr>
-        <w:spacing w:after="20"/>
-        <w:ind w:left="360" w:hanging="72"/>
-      </w:pPr>
-      <w:r>
-        <w:t>c. Any digit</w:t>
-      </w:r>
-    </w:p>
-    <w:p>
-      <w:pPr>
-        <w:spacing w:after="20"/>
-        <w:ind w:left="360" w:hanging="72"/>
-      </w:pPr>
-      <w:r>
-        <w:t>d. Any letter</w:t>
-      </w:r>
-    </w:p>
-    <w:p>
-      <w:pPr>
-        <w:spacing w:before="120" w:after="40"/>
-      </w:pPr>
-      <w:r>
-        <w:rPr>
-          <w:b/>
-        </w:rPr>
-        <w:t>276. Select the Aggregate function(s) among the following:</w:t>
-      </w:r>
-    </w:p>
-    <w:p>
-      <w:pPr>
-        <w:spacing w:after="20"/>
-        <w:ind w:left="360" w:hanging="72"/>
-      </w:pPr>
-      <w:r>
-        <w:t>a. AVG()</w:t>
-      </w:r>
-    </w:p>
-    <w:p>
-      <w:pPr>
-        <w:spacing w:after="20"/>
-        <w:ind w:left="360" w:hanging="72"/>
-      </w:pPr>
-      <w:r>
-        <w:t>b. sum()</w:t>
-      </w:r>
-    </w:p>
-    <w:p>
-      <w:pPr>
-        <w:spacing w:after="20"/>
-        <w:ind w:left="360" w:hanging="72"/>
-      </w:pPr>
-      <w:r>
-        <w:t>c. count()</w:t>
-      </w:r>
-    </w:p>
-    <w:p>
-      <w:pPr>
-        <w:spacing w:after="20"/>
-        <w:ind w:left="360" w:hanging="72"/>
-      </w:pPr>
-      <w:r>
-        <w:t>d. All of the above</w:t>
-      </w:r>
-    </w:p>
-    <w:p>
-      <w:pPr>
-        <w:spacing w:before="120" w:after="40"/>
-      </w:pPr>
-      <w:r>
-        <w:rPr>
-          <w:b/>
-        </w:rPr>
-        <w:t>277. Which of the following is NOT an aggregate function?</w:t>
-      </w:r>
-    </w:p>
-    <w:p>
-      <w:pPr>
-        <w:spacing w:after="20"/>
-        <w:ind w:left="360" w:hanging="72"/>
-      </w:pPr>
-      <w:r>
-        <w:lastRenderedPageBreak/>
-        <w:t>a. SUM()</w:t>
-      </w:r>
-    </w:p>
-    <w:p>
-      <w:pPr>
-        <w:spacing w:after="20"/>
-        <w:ind w:left="360" w:hanging="72"/>
-      </w:pPr>
-      <w:r>
-        <w:t>b. AVG()</w:t>
-      </w:r>
-    </w:p>
-    <w:p>
-      <w:pPr>
-        <w:spacing w:after="20"/>
-        <w:ind w:left="360" w:hanging="72"/>
-      </w:pPr>
-      <w:r>
-        <w:t>c. NOW()</w:t>
-      </w:r>
-    </w:p>
-    <w:p>
-      <w:pPr>
-        <w:spacing w:after="20"/>
-        <w:ind w:left="360" w:hanging="72"/>
-      </w:pPr>
-      <w:r>
-        <w:t>d. COUNT()</w:t>
-      </w:r>
-    </w:p>
-    <w:p>
-      <w:pPr>
-        <w:spacing w:before="120" w:after="40"/>
-      </w:pPr>
-      <w:r>
-        <w:rPr>
-          <w:b/>
-        </w:rPr>
-        <w:t>278. Which aggregate function returns the total of a numeric column?</w:t>
-      </w:r>
-    </w:p>
-    <w:p>
-      <w:pPr>
-        <w:spacing w:after="20"/>
-        <w:ind w:left="360" w:hanging="72"/>
-      </w:pPr>
-      <w:r>
-        <w:t>a. TOTAL()</w:t>
-      </w:r>
-    </w:p>
-    <w:p>
-      <w:pPr>
-        <w:spacing w:after="20"/>
-        <w:ind w:left="360" w:hanging="72"/>
-      </w:pPr>
-      <w:r>
-        <w:t>b. ADD()</w:t>
-      </w:r>
-    </w:p>
-    <w:p>
-      <w:pPr>
-        <w:spacing w:after="20"/>
-        <w:ind w:left="360" w:hanging="72"/>
-      </w:pPr>
-      <w:r>
-        <w:t>c. SUM()</w:t>
-      </w:r>
-    </w:p>
-    <w:p>
-      <w:pPr>
-        <w:spacing w:after="20"/>
-        <w:ind w:left="360" w:hanging="72"/>
-      </w:pPr>
-      <w:r>
-        <w:t>d. TALLY()</w:t>
-      </w:r>
-    </w:p>
-    <w:p>
-      <w:pPr>
-        <w:spacing w:before="120" w:after="40"/>
-      </w:pPr>
-      <w:r>
-        <w:rPr>
-          <w:b/>
-        </w:rPr>
-        <w:t>279. 'COUNT' keyword belongs to which category in MySQL?</w:t>
-      </w:r>
-    </w:p>
-    <w:p>
-      <w:pPr>
-        <w:spacing w:after="20"/>
-        <w:ind w:left="360" w:hanging="72"/>
-      </w:pPr>
-      <w:r>
-        <w:t>a. Aggregate functions</w:t>
-      </w:r>
-    </w:p>
-    <w:p>
-      <w:pPr>
-        <w:spacing w:after="20"/>
-        <w:ind w:left="360" w:hanging="72"/>
-      </w:pPr>
-      <w:r>
-        <w:t>b. Operators</w:t>
-      </w:r>
-    </w:p>
-    <w:p>
-      <w:pPr>
-        <w:spacing w:after="20"/>
-        <w:ind w:left="360" w:hanging="72"/>
-      </w:pPr>
-      <w:r>
-        <w:t>c. Clauses</w:t>
-      </w:r>
-    </w:p>
-    <w:p>
-      <w:pPr>
-        <w:spacing w:after="20"/>
-        <w:ind w:left="360" w:hanging="72"/>
-      </w:pPr>
-      <w:r>
-        <w:t>d. All of the mentioned</w:t>
-      </w:r>
-    </w:p>
-    <w:p>
-      <w:pPr>
-        <w:spacing w:before="120" w:after="40"/>
-      </w:pPr>
-      <w:r>
-        <w:rPr>
-          <w:b/>
-        </w:rPr>
-        <w:t>280. Which aggregate function ignores NULL values?</w:t>
-      </w:r>
-    </w:p>
-    <w:p>
-      <w:pPr>
-        <w:spacing w:after="20"/>
-        <w:ind w:left="360" w:hanging="72"/>
-      </w:pPr>
-      <w:r>
-        <w:t>a. COUNT(*)</w:t>
-      </w:r>
-    </w:p>
-    <w:p>
-      <w:pPr>
-        <w:spacing w:after="20"/>
-        <w:ind w:left="360" w:hanging="72"/>
-      </w:pPr>
-      <w:r>
-        <w:t>b. COUNT(column)</w:t>
-      </w:r>
-    </w:p>
-    <w:p>
-      <w:pPr>
-        <w:spacing w:after="20"/>
-        <w:ind w:left="360" w:hanging="72"/>
-      </w:pPr>
-      <w:r>
-        <w:t>c. Both ignore NULLs</w:t>
-      </w:r>
-    </w:p>
-    <w:p>
-      <w:pPr>
-        <w:spacing w:after="20"/>
-        <w:ind w:left="360" w:hanging="72"/>
-      </w:pPr>
-      <w:r>
-        <w:t>d. Neither ignores NULLs</w:t>
-      </w:r>
-    </w:p>
-    <w:p>
-      <w:pPr>
-        <w:spacing w:before="120" w:after="40"/>
-      </w:pPr>
-      <w:r>
-        <w:rPr>
-          <w:b/>
-        </w:rPr>
-        <w:t>281. Can aggregate functions be nested?</w:t>
-      </w:r>
-    </w:p>
-    <w:p>
-      <w:pPr>
-        <w:spacing w:after="20"/>
-        <w:ind w:left="360" w:hanging="72"/>
-      </w:pPr>
-      <w:r>
-        <w:t>a. Yes, always</w:t>
-      </w:r>
-    </w:p>
-    <w:p>
-      <w:pPr>
-        <w:spacing w:after="20"/>
-        <w:ind w:left="360" w:hanging="72"/>
-      </w:pPr>
-      <w:r>
-        <w:t>b. No, never</w:t>
-      </w:r>
-    </w:p>
-    <w:p>
-      <w:pPr>
-        <w:spacing w:after="20"/>
-        <w:ind w:left="360" w:hanging="72"/>
-      </w:pPr>
-      <w:r>
-        <w:t>c. Yes, but only some databases support it</w:t>
-      </w:r>
-    </w:p>
-    <w:p>
-      <w:pPr>
-        <w:spacing w:after="20"/>
-        <w:ind w:left="360" w:hanging="72"/>
-      </w:pPr>
-      <w:r>
-        <w:t>d. Only COUNT can be nested</w:t>
-      </w:r>
-    </w:p>
-    <w:p>
-      <w:pPr>
-        <w:spacing w:before="120" w:after="40"/>
-      </w:pPr>
-      <w:r>
-        <w:rPr>
-          <w:b/>
-        </w:rPr>
-        <w:t>282. What will be the output of the following code: SELECT SUBSTR("QWERTY",2,4);</w:t>
-      </w:r>
-    </w:p>
-    <w:p>
-      <w:pPr>
-        <w:spacing w:after="20"/>
-        <w:ind w:left="360" w:hanging="72"/>
-      </w:pPr>
-      <w:r>
-        <w:t>a. WER</w:t>
-      </w:r>
-    </w:p>
-    <w:p>
-      <w:pPr>
-        <w:spacing w:after="20"/>
-        <w:ind w:left="360" w:hanging="72"/>
-      </w:pPr>
-      <w:r>
-        <w:t>b. WERT</w:t>
-      </w:r>
-    </w:p>
-    <w:p>
-      <w:pPr>
-        <w:spacing w:after="20"/>
-        <w:ind w:left="360" w:hanging="72"/>
-      </w:pPr>
-      <w:r>
-        <w:t>c. WERTY</w:t>
-      </w:r>
-    </w:p>
-    <w:p>
-      <w:pPr>
-        <w:spacing w:after="20"/>
-        <w:ind w:left="360" w:hanging="72"/>
-      </w:pPr>
-      <w:r>
-        <w:t>d. ERTY</w:t>
-      </w:r>
-    </w:p>
-    <w:p>
-      <w:pPr>
-        <w:spacing w:before="120" w:after="40"/>
-      </w:pPr>
-      <w:r>
-        <w:rPr>
-          <w:b/>
-        </w:rPr>
-        <w:t>283. What does SELECT SUBSTR("DATABASE", 4, 3); return?</w:t>
-      </w:r>
-    </w:p>
-    <w:p>
-      <w:pPr>
-        <w:spacing w:after="20"/>
-        <w:ind w:left="360" w:hanging="72"/>
-      </w:pPr>
-      <w:r>
-        <w:t>a. ABA</w:t>
-      </w:r>
-    </w:p>
-    <w:p>
-      <w:pPr>
-        <w:spacing w:after="20"/>
-        <w:ind w:left="360" w:hanging="72"/>
-      </w:pPr>
-      <w:r>
-        <w:t>b. BAS</w:t>
-      </w:r>
-    </w:p>
-    <w:p>
-      <w:pPr>
-        <w:spacing w:after="20"/>
-        <w:ind w:left="360" w:hanging="72"/>
-      </w:pPr>
-      <w:r>
-        <w:t>c. ASE</w:t>
-      </w:r>
-    </w:p>
-    <w:p>
-      <w:pPr>
-        <w:spacing w:after="20"/>
-        <w:ind w:left="360" w:hanging="72"/>
-      </w:pPr>
-      <w:r>
-        <w:t>d. DAT</w:t>
-      </w:r>
-    </w:p>
-    <w:p>
-      <w:pPr>
-        <w:spacing w:before="120" w:after="40"/>
-      </w:pPr>
-      <w:r>
-        <w:rPr>
-          <w:b/>
-        </w:rPr>
-        <w:t>284. What does SELECT LENGTH("SQL") return?</w:t>
-      </w:r>
-    </w:p>
-    <w:p>
-      <w:pPr>
-        <w:spacing w:after="20"/>
-        <w:ind w:left="360" w:hanging="72"/>
-      </w:pPr>
-      <w:r>
-        <w:t>a. 2</w:t>
-      </w:r>
-    </w:p>
-    <w:p>
-      <w:pPr>
-        <w:spacing w:after="20"/>
-        <w:ind w:left="360" w:hanging="72"/>
-      </w:pPr>
-      <w:r>
-        <w:t>b. 3</w:t>
-      </w:r>
-    </w:p>
-    <w:p>
-      <w:pPr>
-        <w:spacing w:after="20"/>
-        <w:ind w:left="360" w:hanging="72"/>
-      </w:pPr>
-      <w:r>
-        <w:t>c. 4</w:t>
-      </w:r>
-    </w:p>
-    <w:p>
-      <w:pPr>
-        <w:spacing w:after="20"/>
-        <w:ind w:left="360" w:hanging="72"/>
-      </w:pPr>
-      <w:r>
-        <w:t>d. NULL</w:t>
-      </w:r>
-    </w:p>
-    <w:p>
-      <w:pPr>
-        <w:spacing w:before="120" w:after="40"/>
-      </w:pPr>
-      <w:r>
-        <w:rPr>
-          <w:b/>
-        </w:rPr>
-        <w:t>285. Which among the following is used with date_format() to get abbreviated month name?</w:t>
-      </w:r>
-    </w:p>
-    <w:p>
-      <w:pPr>
-        <w:spacing w:after="20"/>
-        <w:ind w:left="360" w:hanging="72"/>
-      </w:pPr>
-      <w:r>
-        <w:lastRenderedPageBreak/>
-        <w:t>a. %a</w:t>
-      </w:r>
-    </w:p>
-    <w:p>
-      <w:pPr>
-        <w:spacing w:after="20"/>
-        <w:ind w:left="360" w:hanging="72"/>
-      </w:pPr>
-      <w:r>
-        <w:t>b. %b</w:t>
-      </w:r>
-    </w:p>
-    <w:p>
-      <w:pPr>
-        <w:spacing w:after="20"/>
-        <w:ind w:left="360" w:hanging="72"/>
-      </w:pPr>
-      <w:r>
-        <w:t>c. %m</w:t>
-      </w:r>
-    </w:p>
-    <w:p>
-      <w:pPr>
-        <w:spacing w:after="20"/>
-        <w:ind w:left="360" w:hanging="72"/>
-      </w:pPr>
-      <w:r>
-        <w:t>d. %M</w:t>
-      </w:r>
-    </w:p>
-    <w:p>
-      <w:pPr>
-        <w:spacing w:before="120" w:after="40"/>
-      </w:pPr>
-      <w:r>
-        <w:rPr>
-          <w:b/>
-        </w:rPr>
-        <w:t>286. Which format specifier with DATE_FORMAT() returns the full month name?</w:t>
-      </w:r>
-    </w:p>
-    <w:p>
-      <w:pPr>
-        <w:spacing w:after="20"/>
-        <w:ind w:left="360" w:hanging="72"/>
-      </w:pPr>
-      <w:r>
-        <w:t>a. %m</w:t>
-      </w:r>
-    </w:p>
-    <w:p>
-      <w:pPr>
-        <w:spacing w:after="20"/>
-        <w:ind w:left="360" w:hanging="72"/>
-      </w:pPr>
-      <w:r>
-        <w:t>b. %M</w:t>
-      </w:r>
-    </w:p>
-    <w:p>
-      <w:pPr>
-        <w:spacing w:after="20"/>
-        <w:ind w:left="360" w:hanging="72"/>
-      </w:pPr>
-      <w:r>
-        <w:t>c. %b</w:t>
-      </w:r>
-    </w:p>
-    <w:p>
-      <w:pPr>
-        <w:spacing w:after="20"/>
-        <w:ind w:left="360" w:hanging="72"/>
-      </w:pPr>
-      <w:r>
-        <w:t>d. %a</w:t>
-      </w:r>
-    </w:p>
-    <w:p>
-      <w:pPr>
-        <w:spacing w:before="120" w:after="40"/>
-      </w:pPr>
-      <w:r>
-        <w:rPr>
-          <w:b/>
-        </w:rPr>
-        <w:t>287. Which format specifier returns the two-digit day of the month?</w:t>
-      </w:r>
-    </w:p>
-    <w:p>
-      <w:pPr>
-        <w:spacing w:after="20"/>
-        <w:ind w:left="360" w:hanging="72"/>
-      </w:pPr>
-      <w:r>
-        <w:t>a. %d</w:t>
-      </w:r>
-    </w:p>
-    <w:p>
-      <w:pPr>
-        <w:spacing w:after="20"/>
-        <w:ind w:left="360" w:hanging="72"/>
-      </w:pPr>
-      <w:r>
-        <w:t>b. %D</w:t>
-      </w:r>
-    </w:p>
-    <w:p>
-      <w:pPr>
-        <w:spacing w:after="20"/>
-        <w:ind w:left="360" w:hanging="72"/>
-      </w:pPr>
-      <w:r>
-        <w:t>c. %m</w:t>
-      </w:r>
-    </w:p>
-    <w:p>
-      <w:pPr>
-        <w:spacing w:after="20"/>
-        <w:ind w:left="360" w:hanging="72"/>
-      </w:pPr>
-      <w:r>
-        <w:t>d. %y</w:t>
-      </w:r>
-    </w:p>
-    <w:p>
-      <w:pPr>
-        <w:spacing w:before="120" w:after="40"/>
-      </w:pPr>
-      <w:r>
-        <w:rPr>
-          <w:b/>
-        </w:rPr>
-        <w:t>288. ___ clause is used to join tables where the column names don't match in both tables.</w:t>
-      </w:r>
-    </w:p>
-    <w:p>
-      <w:pPr>
-        <w:spacing w:after="20"/>
-        <w:ind w:left="360" w:hanging="72"/>
-      </w:pPr>
-      <w:r>
-        <w:t>a. USING</w:t>
-      </w:r>
-    </w:p>
-    <w:p>
-      <w:pPr>
-        <w:spacing w:after="20"/>
-        <w:ind w:left="360" w:hanging="72"/>
-      </w:pPr>
-      <w:r>
-        <w:t>b. ON</w:t>
-      </w:r>
-    </w:p>
-    <w:p>
-      <w:pPr>
-        <w:spacing w:after="20"/>
-        <w:ind w:left="360" w:hanging="72"/>
-      </w:pPr>
-      <w:r>
-        <w:t>c. CLUB</w:t>
-      </w:r>
-    </w:p>
-    <w:p>
-      <w:pPr>
-        <w:spacing w:after="20"/>
-        <w:ind w:left="360" w:hanging="72"/>
-      </w:pPr>
-      <w:r>
-        <w:t>d. IS</w:t>
-      </w:r>
-    </w:p>
-    <w:p>
-      <w:pPr>
-        <w:spacing w:before="120" w:after="40"/>
-      </w:pPr>
-      <w:r>
-        <w:rPr>
-          <w:b/>
-        </w:rPr>
-        <w:t>289. Which clause is used when joining tables with identical column names?</w:t>
-      </w:r>
-    </w:p>
-    <w:p>
-      <w:pPr>
-        <w:spacing w:after="20"/>
-        <w:ind w:left="360" w:hanging="72"/>
-      </w:pPr>
-      <w:r>
-        <w:t>a. ON</w:t>
-      </w:r>
-    </w:p>
-    <w:p>
-      <w:pPr>
-        <w:spacing w:after="20"/>
-        <w:ind w:left="360" w:hanging="72"/>
-      </w:pPr>
-      <w:r>
-        <w:t>b. USING</w:t>
-      </w:r>
-    </w:p>
-    <w:p>
-      <w:pPr>
-        <w:spacing w:after="20"/>
-        <w:ind w:left="360" w:hanging="72"/>
-      </w:pPr>
-      <w:r>
-        <w:t>c. WHERE</w:t>
-      </w:r>
-    </w:p>
-    <w:p>
-      <w:pPr>
-        <w:spacing w:after="20"/>
-        <w:ind w:left="360" w:hanging="72"/>
-      </w:pPr>
-      <w:r>
-        <w:t>d. HAVING</w:t>
-      </w:r>
-    </w:p>
-    <w:p>
-      <w:pPr>
-        <w:spacing w:before="120" w:after="40"/>
-      </w:pPr>
-      <w:r>
-        <w:rPr>
-          <w:b/>
-        </w:rPr>
-        <w:t>290. Which keyword creates a natural join based on same column names?</w:t>
-      </w:r>
-    </w:p>
-    <w:p>
-      <w:pPr>
-        <w:spacing w:after="20"/>
-        <w:ind w:left="360" w:hanging="72"/>
-      </w:pPr>
-      <w:r>
-        <w:t>a. NATURAL JOIN</w:t>
-      </w:r>
-    </w:p>
-    <w:p>
-      <w:pPr>
-        <w:spacing w:after="20"/>
-        <w:ind w:left="360" w:hanging="72"/>
-      </w:pPr>
-      <w:r>
-        <w:t>b. INNER JOIN</w:t>
-      </w:r>
-    </w:p>
-    <w:p>
-      <w:pPr>
-        <w:spacing w:after="20"/>
-        <w:ind w:left="360" w:hanging="72"/>
-      </w:pPr>
-      <w:r>
-        <w:t>c. CROSS JOIN</w:t>
-      </w:r>
-    </w:p>
-    <w:p>
-      <w:pPr>
-        <w:spacing w:after="20"/>
-        <w:ind w:left="360" w:hanging="72"/>
-      </w:pPr>
-      <w:r>
-        <w:t>d. SELF JOIN</w:t>
-      </w:r>
-    </w:p>
-    <w:p>
-      <w:pPr>
-        <w:spacing w:before="120" w:after="40"/>
-      </w:pPr>
-      <w:r>
-        <w:rPr>
-          <w:b/>
-        </w:rPr>
-        <w:t>291. Which of the following conditions has to be satisfied for INNER JOIN to work?</w:t>
-      </w:r>
-    </w:p>
-    <w:p>
-      <w:pPr>
-        <w:spacing w:after="20"/>
-        <w:ind w:left="360" w:hanging="72"/>
-      </w:pPr>
-      <w:r>
-        <w:t>a. Columns used for joining must have the same name</w:t>
-      </w:r>
-    </w:p>
-    <w:p>
-      <w:pPr>
-        <w:spacing w:after="20"/>
-        <w:ind w:left="360" w:hanging="72"/>
-      </w:pPr>
-      <w:r>
-        <w:t>b. Columns used for joining can have the same or different names</w:t>
-      </w:r>
-    </w:p>
-    <w:p>
-      <w:pPr>
-        <w:spacing w:after="20"/>
-        <w:ind w:left="360" w:hanging="72"/>
-      </w:pPr>
-      <w:r>
-        <w:t>c. Columns used for joining must have different names</w:t>
-      </w:r>
-    </w:p>
-    <w:p>
-      <w:pPr>
-        <w:spacing w:after="20"/>
-        <w:ind w:left="360" w:hanging="72"/>
-      </w:pPr>
-      <w:r>
-        <w:t>d. None of the above</w:t>
-      </w:r>
-    </w:p>
-    <w:p>
-      <w:pPr>
-        <w:spacing w:before="120" w:after="40"/>
-      </w:pPr>
-      <w:r>
-        <w:rPr>
-          <w:b/>
-        </w:rPr>
-        <w:t>292. Can you join two tables on columns with different data types?</w:t>
-      </w:r>
-    </w:p>
-    <w:p>
-      <w:pPr>
-        <w:spacing w:after="20"/>
-        <w:ind w:left="360" w:hanging="72"/>
-      </w:pPr>
-      <w:r>
-        <w:t>a. Yes, always</w:t>
-      </w:r>
-    </w:p>
-    <w:p>
-      <w:pPr>
-        <w:spacing w:after="20"/>
-        <w:ind w:left="360" w:hanging="72"/>
-      </w:pPr>
-      <w:r>
-        <w:t>b. No, types must be compatible</w:t>
-      </w:r>
-    </w:p>
-    <w:p>
-      <w:pPr>
-        <w:spacing w:after="20"/>
-        <w:ind w:left="360" w:hanging="72"/>
-      </w:pPr>
-      <w:r>
-        <w:t>c. Only for numeric types</w:t>
-      </w:r>
-    </w:p>
-    <w:p>
-      <w:pPr>
-        <w:spacing w:after="20"/>
-        <w:ind w:left="360" w:hanging="72"/>
-      </w:pPr>
-      <w:r>
-        <w:t>d. Only for string types</w:t>
-      </w:r>
-    </w:p>
-    <w:p>
-      <w:pPr>
-        <w:spacing w:before="120" w:after="40"/>
-      </w:pPr>
-      <w:r>
-        <w:rPr>
-          <w:b/>
-        </w:rPr>
-        <w:t>293. How many conditions can you specify in an INNER JOIN?</w:t>
-      </w:r>
-    </w:p>
-    <w:p>
-      <w:pPr>
-        <w:spacing w:after="20"/>
-        <w:ind w:left="360" w:hanging="72"/>
-      </w:pPr>
-      <w:r>
-        <w:lastRenderedPageBreak/>
-        <w:t>a. Only one</w:t>
-      </w:r>
-    </w:p>
-    <w:p>
-      <w:pPr>
-        <w:spacing w:after="20"/>
-        <w:ind w:left="360" w:hanging="72"/>
-      </w:pPr>
-      <w:r>
-        <w:t>b. Only two</w:t>
-      </w:r>
-    </w:p>
-    <w:p>
-      <w:pPr>
-        <w:spacing w:after="20"/>
-        <w:ind w:left="360" w:hanging="72"/>
-      </w:pPr>
-      <w:r>
-        <w:t>c. As many as needed</w:t>
-      </w:r>
-    </w:p>
-    <w:p>
-      <w:pPr>
-        <w:spacing w:after="20"/>
-        <w:ind w:left="360" w:hanging="72"/>
-      </w:pPr>
-      <w:r>
-        <w:t>d. Maximum three</w:t>
-      </w:r>
-    </w:p>
-    <w:p>
-      <w:pPr>
-        <w:spacing w:before="120" w:after="40"/>
-      </w:pPr>
-      <w:r>
-        <w:rPr>
-          <w:b/>
-        </w:rPr>
-        <w:t>294. ___ is a join of every row of one table to every row of another table.</w:t>
-      </w:r>
-    </w:p>
-    <w:p>
-      <w:pPr>
-        <w:spacing w:after="20"/>
-        <w:ind w:left="360" w:hanging="72"/>
-      </w:pPr>
-      <w:r>
-        <w:t>a. FULL JOIN</w:t>
-      </w:r>
-    </w:p>
-    <w:p>
-      <w:pPr>
-        <w:spacing w:after="20"/>
-        <w:ind w:left="360" w:hanging="72"/>
-      </w:pPr>
-      <w:r>
-        <w:t>b. INNER JOIN</w:t>
-      </w:r>
-    </w:p>
-    <w:p>
-      <w:pPr>
-        <w:spacing w:after="20"/>
-        <w:ind w:left="360" w:hanging="72"/>
-      </w:pPr>
-      <w:r>
-        <w:t>c. CROSS JOIN</w:t>
-      </w:r>
-    </w:p>
-    <w:p>
-      <w:pPr>
-        <w:spacing w:after="20"/>
-        <w:ind w:left="360" w:hanging="72"/>
-      </w:pPr>
-      <w:r>
-        <w:t>d. SELF JOIN</w:t>
-      </w:r>
-    </w:p>
-    <w:p>
-      <w:pPr>
-        <w:spacing w:before="120" w:after="40"/>
-      </w:pPr>
-      <w:r>
-        <w:rPr>
-          <w:b/>
-        </w:rPr>
-        <w:t>295. What is another name for CROSS JOIN?</w:t>
-      </w:r>
-    </w:p>
-    <w:p>
-      <w:pPr>
-        <w:spacing w:after="20"/>
-        <w:ind w:left="360" w:hanging="72"/>
-      </w:pPr>
-      <w:r>
-        <w:t>a. Cartesian Join</w:t>
-      </w:r>
-    </w:p>
-    <w:p>
-      <w:pPr>
-        <w:spacing w:after="20"/>
-        <w:ind w:left="360" w:hanging="72"/>
-      </w:pPr>
-      <w:r>
-        <w:t>b. Full Join</w:t>
-      </w:r>
-    </w:p>
-    <w:p>
-      <w:pPr>
-        <w:spacing w:after="20"/>
-        <w:ind w:left="360" w:hanging="72"/>
-      </w:pPr>
-      <w:r>
-        <w:t>c. Outer Join</w:t>
-      </w:r>
-    </w:p>
-    <w:p>
-      <w:pPr>
-        <w:spacing w:after="20"/>
-        <w:ind w:left="360" w:hanging="72"/>
-      </w:pPr>
-      <w:r>
-        <w:t>d. Natural Join</w:t>
-      </w:r>
-    </w:p>
-    <w:p>
-      <w:pPr>
-        <w:spacing w:before="120" w:after="40"/>
-      </w:pPr>
-      <w:r>
-        <w:rPr>
-          <w:b/>
-        </w:rPr>
-        <w:t>296. If Table A has 5 rows and Table B has 3 rows, how many rows does a CROSS JOIN produce?</w:t>
-      </w:r>
-    </w:p>
-    <w:p>
-      <w:pPr>
-        <w:spacing w:after="20"/>
-        <w:ind w:left="360" w:hanging="72"/>
-      </w:pPr>
-      <w:r>
-        <w:t>a. 5</w:t>
-      </w:r>
-    </w:p>
-    <w:p>
-      <w:pPr>
-        <w:spacing w:after="20"/>
-        <w:ind w:left="360" w:hanging="72"/>
-      </w:pPr>
-      <w:r>
-        <w:t>b. 3</w:t>
-      </w:r>
-    </w:p>
-    <w:p>
-      <w:pPr>
-        <w:spacing w:after="20"/>
-        <w:ind w:left="360" w:hanging="72"/>
-      </w:pPr>
-      <w:r>
-        <w:t>c. 8</w:t>
-      </w:r>
-    </w:p>
-    <w:p>
-      <w:pPr>
-        <w:spacing w:after="20"/>
-        <w:ind w:left="360" w:hanging="72"/>
-      </w:pPr>
-      <w:r>
-        <w:t>d. 15</w:t>
-      </w:r>
-    </w:p>
-    <w:p>
-      <w:pPr>
-        <w:spacing w:before="120" w:after="40"/>
-      </w:pPr>
-      <w:r>
-        <w:rPr>
-          <w:b/>
-        </w:rPr>
-        <w:t>297. Relation R1 has 10 tuples and 5 attributes. Relation R2 has 0 tuples and 7 attributes. When a  CROSS JOIN is achieved between R1 and R2, how many tuples would the resultant set have?</w:t>
-      </w:r>
-    </w:p>
-    <w:p>
-      <w:pPr>
-        <w:spacing w:after="20"/>
-        <w:ind w:left="360" w:hanging="72"/>
-      </w:pPr>
-      <w:r>
-        <w:t>a. 28</w:t>
-      </w:r>
-    </w:p>
-    <w:p>
-      <w:pPr>
-        <w:spacing w:after="20"/>
-        <w:ind w:left="360" w:hanging="72"/>
-      </w:pPr>
-      <w:r>
-        <w:t>b. 10</w:t>
-      </w:r>
-    </w:p>
-    <w:p>
-      <w:pPr>
-        <w:spacing w:after="20"/>
-        <w:ind w:left="360" w:hanging="72"/>
-      </w:pPr>
-      <w:r>
-        <w:t>c. 0</w:t>
-      </w:r>
-    </w:p>
-    <w:p>
-      <w:pPr>
-        <w:spacing w:after="20"/>
-        <w:ind w:left="360" w:hanging="72"/>
-      </w:pPr>
-      <w:r>
-        <w:t>d. 35</w:t>
-      </w:r>
-    </w:p>
-    <w:p>
-      <w:pPr>
-        <w:spacing w:before="120" w:after="40"/>
-      </w:pPr>
-      <w:r>
-        <w:rPr>
-          <w:b/>
-        </w:rPr>
-        <w:t>298. If a CROSS JOIN is performed on two tables where one table is empty, what is the result?</w:t>
-      </w:r>
-    </w:p>
-    <w:p>
-      <w:pPr>
-        <w:spacing w:after="20"/>
-        <w:ind w:left="360" w:hanging="72"/>
-      </w:pPr>
-      <w:r>
-        <w:t>a. All rows from the non-empty table</w:t>
-      </w:r>
-    </w:p>
-    <w:p>
-      <w:pPr>
-        <w:spacing w:after="20"/>
-        <w:ind w:left="360" w:hanging="72"/>
-      </w:pPr>
-      <w:r>
-        <w:t>b. An empty result set</w:t>
-      </w:r>
-    </w:p>
-    <w:p>
-      <w:pPr>
-        <w:spacing w:after="20"/>
-        <w:ind w:left="360" w:hanging="72"/>
-      </w:pPr>
-      <w:r>
-        <w:t>c. All rows from both tables</w:t>
-      </w:r>
-    </w:p>
-    <w:p>
-      <w:pPr>
-        <w:spacing w:after="20"/>
-        <w:ind w:left="360" w:hanging="72"/>
-      </w:pPr>
-      <w:r>
-        <w:t>d. NULL values</w:t>
-      </w:r>
-    </w:p>
-    <w:p>
-      <w:pPr>
-        <w:spacing w:before="120" w:after="40"/>
-      </w:pPr>
-      <w:r>
-        <w:rPr>
-          <w:b/>
-        </w:rPr>
-        <w:t>299. How many attributes will the result of a CROSS JOIN between R1 (5 attributes) and R2 (7  attributes) have?</w:t>
-      </w:r>
-    </w:p>
-    <w:p>
-      <w:pPr>
-        <w:spacing w:after="20"/>
-        <w:ind w:left="360" w:hanging="72"/>
-      </w:pPr>
-      <w:r>
-        <w:t>a. 5</w:t>
-      </w:r>
-    </w:p>
-    <w:p>
-      <w:pPr>
-        <w:spacing w:after="20"/>
-        <w:ind w:left="360" w:hanging="72"/>
-      </w:pPr>
-      <w:r>
-        <w:t>b. 7</w:t>
-      </w:r>
-    </w:p>
-    <w:p>
-      <w:pPr>
-        <w:spacing w:after="20"/>
-        <w:ind w:left="360" w:hanging="72"/>
-      </w:pPr>
-      <w:r>
-        <w:t>c. 12</w:t>
-      </w:r>
-    </w:p>
-    <w:p>
-      <w:pPr>
-        <w:spacing w:after="20"/>
-        <w:ind w:left="360" w:hanging="72"/>
-      </w:pPr>
-      <w:r>
-        <w:t>d. 35</w:t>
-      </w:r>
-    </w:p>
-    <w:p>
-      <w:pPr>
-        <w:spacing w:before="120" w:after="40"/>
-      </w:pPr>
-      <w:r>
-        <w:rPr>
-          <w:b/>
-        </w:rPr>
-        <w:t>300. Which join is used between two tables A and B when the resultant table needs rows from A and B  that match the condition and rows from A that do not match the condition?</w:t>
-      </w:r>
-    </w:p>
-    <w:p>
-      <w:pPr>
-        <w:spacing w:after="20"/>
-        <w:ind w:left="360" w:hanging="72"/>
-      </w:pPr>
-      <w:r>
-        <w:t>a. Left Outer Join</w:t>
-      </w:r>
-    </w:p>
-    <w:p>
-      <w:pPr>
-        <w:spacing w:after="20"/>
-        <w:ind w:left="360" w:hanging="72"/>
-      </w:pPr>
-      <w:r>
-        <w:t>b. Cross Join</w:t>
-      </w:r>
-    </w:p>
-    <w:p>
-      <w:pPr>
-        <w:spacing w:after="20"/>
-        <w:ind w:left="360" w:hanging="72"/>
-      </w:pPr>
-      <w:r>
-        <w:lastRenderedPageBreak/>
-        <w:t>c. Inner Join</w:t>
-      </w:r>
-    </w:p>
-    <w:p>
-      <w:pPr>
-        <w:spacing w:after="20"/>
-        <w:ind w:left="360" w:hanging="72"/>
-      </w:pPr>
-      <w:r>
-        <w:t>d. None of the above</w:t>
-      </w:r>
-    </w:p>
-    <w:p>
-      <w:pPr>
-        <w:spacing w:before="120" w:after="40"/>
-      </w:pPr>
-      <w:r>
-        <w:rPr>
-          <w:b/>
-        </w:rPr>
-        <w:t>301. Which join returns all rows from the right table and matching rows from the left table?</w:t>
-      </w:r>
-    </w:p>
-    <w:p>
-      <w:pPr>
-        <w:spacing w:after="20"/>
-        <w:ind w:left="360" w:hanging="72"/>
-      </w:pPr>
-      <w:r>
-        <w:t>a. Left Outer Join</w:t>
-      </w:r>
-    </w:p>
-    <w:p>
-      <w:pPr>
-        <w:spacing w:after="20"/>
-        <w:ind w:left="360" w:hanging="72"/>
-      </w:pPr>
-      <w:r>
-        <w:t>b. Right Outer Join</w:t>
-      </w:r>
-    </w:p>
-    <w:p>
-      <w:pPr>
-        <w:spacing w:after="20"/>
-        <w:ind w:left="360" w:hanging="72"/>
-      </w:pPr>
-      <w:r>
-        <w:t>c. Full Outer Join</w:t>
-      </w:r>
-    </w:p>
-    <w:p>
-      <w:pPr>
-        <w:spacing w:after="20"/>
-        <w:ind w:left="360" w:hanging="72"/>
-      </w:pPr>
-      <w:r>
-        <w:t>d. Inner Join</w:t>
-      </w:r>
-    </w:p>
-    <w:p>
-      <w:pPr>
-        <w:spacing w:before="120" w:after="40"/>
-      </w:pPr>
-      <w:r>
-        <w:rPr>
-          <w:b/>
-        </w:rPr>
-        <w:t>302. Which join returns all rows from both tables, matching where possible?</w:t>
-      </w:r>
-    </w:p>
-    <w:p>
-      <w:pPr>
-        <w:spacing w:after="20"/>
-        <w:ind w:left="360" w:hanging="72"/>
-      </w:pPr>
-      <w:r>
-        <w:t>a. Left Join</w:t>
-      </w:r>
-    </w:p>
-    <w:p>
-      <w:pPr>
-        <w:spacing w:after="20"/>
-        <w:ind w:left="360" w:hanging="72"/>
-      </w:pPr>
-      <w:r>
-        <w:t>b. Right Join</w:t>
-      </w:r>
-    </w:p>
-    <w:p>
-      <w:pPr>
-        <w:spacing w:after="20"/>
-        <w:ind w:left="360" w:hanging="72"/>
-      </w:pPr>
-      <w:r>
-        <w:t>c. Full Outer Join</w:t>
-      </w:r>
-    </w:p>
-    <w:p>
-      <w:pPr>
-        <w:spacing w:after="20"/>
-        <w:ind w:left="360" w:hanging="72"/>
-      </w:pPr>
-      <w:r>
-        <w:t>d. Inner Join</w:t>
-      </w:r>
-    </w:p>
-    <w:p>
-      <w:pPr>
-        <w:spacing w:before="120" w:after="40"/>
-      </w:pPr>
-      <w:r>
-        <w:rPr>
-          <w:b/>
-        </w:rPr>
-        <w:t>303. What is joining a table to itself called?</w:t>
-      </w:r>
-    </w:p>
-    <w:p>
-      <w:pPr>
-        <w:spacing w:after="20"/>
-        <w:ind w:left="360" w:hanging="72"/>
-      </w:pPr>
-      <w:r>
-        <w:t>a. COMPLETE</w:t>
-      </w:r>
-    </w:p>
-    <w:p>
-      <w:pPr>
-        <w:spacing w:after="20"/>
-        <w:ind w:left="360" w:hanging="72"/>
-      </w:pPr>
-      <w:r>
-        <w:t>b. SELF</w:t>
-      </w:r>
-    </w:p>
-    <w:p>
-      <w:pPr>
-        <w:spacing w:after="20"/>
-        <w:ind w:left="360" w:hanging="72"/>
-      </w:pPr>
-      <w:r>
-        <w:t>c. OBSOLETE</w:t>
-      </w:r>
-    </w:p>
-    <w:p>
-      <w:pPr>
-        <w:spacing w:after="20"/>
-        <w:ind w:left="360" w:hanging="72"/>
-      </w:pPr>
-      <w:r>
-        <w:t>d. CROSS</w:t>
-      </w:r>
-    </w:p>
-    <w:p>
-      <w:pPr>
-        <w:spacing w:before="120" w:after="40"/>
-      </w:pPr>
-      <w:r>
-        <w:rPr>
-          <w:b/>
-        </w:rPr>
-        <w:t>304. What is a common use case for a SELF JOIN?</w:t>
-      </w:r>
-    </w:p>
-    <w:p>
-      <w:pPr>
-        <w:spacing w:after="20"/>
-        <w:ind w:left="360" w:hanging="72"/>
-      </w:pPr>
-      <w:r>
-        <w:t>a. Finding duplicate records</w:t>
-      </w:r>
-    </w:p>
-    <w:p>
-      <w:pPr>
-        <w:spacing w:after="20"/>
-        <w:ind w:left="360" w:hanging="72"/>
-      </w:pPr>
-      <w:r>
-        <w:t>b. Joining unrelated tables</w:t>
-      </w:r>
-    </w:p>
-    <w:p>
-      <w:pPr>
-        <w:spacing w:after="20"/>
-        <w:ind w:left="360" w:hanging="72"/>
-      </w:pPr>
-      <w:r>
-        <w:t>c. Creating cross products</w:t>
-      </w:r>
-    </w:p>
-    <w:p>
-      <w:pPr>
-        <w:spacing w:after="20"/>
-        <w:ind w:left="360" w:hanging="72"/>
-      </w:pPr>
-      <w:r>
-        <w:t>d. Filtering by aggregate functions</w:t>
-      </w:r>
-    </w:p>
-    <w:p>
-      <w:pPr>
-        <w:spacing w:before="120" w:after="40"/>
-      </w:pPr>
-      <w:r>
-        <w:rPr>
-          <w:b/>
-        </w:rPr>
-        <w:t>305. How do you perform a SELF JOIN?</w:t>
-      </w:r>
-    </w:p>
-    <w:p>
-      <w:pPr>
-        <w:spacing w:after="20"/>
-        <w:ind w:left="360" w:hanging="72"/>
-      </w:pPr>
-      <w:r>
-        <w:t>a. Join the table with a different table</w:t>
-      </w:r>
-    </w:p>
-    <w:p>
-      <w:pPr>
-        <w:spacing w:after="20"/>
-        <w:ind w:left="360" w:hanging="72"/>
-      </w:pPr>
-      <w:r>
-        <w:t>b. Join the table with itself using aliases</w:t>
-      </w:r>
-    </w:p>
-    <w:p>
-      <w:pPr>
-        <w:spacing w:after="20"/>
-        <w:ind w:left="360" w:hanging="72"/>
-      </w:pPr>
-      <w:r>
-        <w:t>c. Join the table with a view</w:t>
-      </w:r>
-    </w:p>
-    <w:p>
-      <w:pPr>
-        <w:spacing w:after="20"/>
-        <w:ind w:left="360" w:hanging="72"/>
-      </w:pPr>
-      <w:r>
-        <w:t>d. Join the table with a subquery</w:t>
-      </w:r>
-    </w:p>
-    <w:p>
-      <w:pPr>
-        <w:spacing w:before="120" w:after="40"/>
-      </w:pPr>
-      <w:r>
-        <w:rPr>
-          <w:b/>
-        </w:rPr>
-        <w:t>306. What is the main difference between VARCHAR and TEXT data types?</w:t>
-      </w:r>
-    </w:p>
-    <w:p>
-      <w:pPr>
-        <w:spacing w:after="20"/>
-        <w:ind w:left="360" w:hanging="72"/>
-      </w:pPr>
-      <w:r>
-        <w:t>a. VARCHAR can store longer text than TEXT</w:t>
-      </w:r>
-    </w:p>
-    <w:p>
-      <w:pPr>
-        <w:spacing w:after="20"/>
-        <w:ind w:left="360" w:hanging="72"/>
-      </w:pPr>
-      <w:r>
-        <w:t>b. TEXT supports indexing, VARCHAR does not</w:t>
-      </w:r>
-    </w:p>
-    <w:p>
-      <w:pPr>
-        <w:spacing w:after="20"/>
-        <w:ind w:left="360" w:hanging="72"/>
-      </w:pPr>
-      <w:r>
-        <w:t>c. VARCHAR supports indexing, TEXT is used for large blocks of text</w:t>
-      </w:r>
-    </w:p>
-    <w:p>
-      <w:pPr>
-        <w:spacing w:after="20"/>
-        <w:ind w:left="360" w:hanging="72"/>
-      </w:pPr>
-      <w:r>
-        <w:t>d. TEXT is fixed-length, VARCHAR is variable-length</w:t>
-      </w:r>
-    </w:p>
-    <w:p>
-      <w:pPr>
-        <w:spacing w:before="120" w:after="40"/>
-      </w:pPr>
-      <w:r>
-        <w:rPr>
-          <w:b/>
-        </w:rPr>
-        <w:t>307. What is the maximum length of VARCHAR in MySQL?</w:t>
-      </w:r>
-    </w:p>
-    <w:p>
-      <w:pPr>
-        <w:spacing w:after="20"/>
-        <w:ind w:left="360" w:hanging="72"/>
-      </w:pPr>
-      <w:r>
-        <w:t>a. 255 characters</w:t>
-      </w:r>
-    </w:p>
-    <w:p>
-      <w:pPr>
-        <w:spacing w:after="20"/>
-        <w:ind w:left="360" w:hanging="72"/>
-      </w:pPr>
-      <w:r>
-        <w:t>b. 65,535 characters</w:t>
-      </w:r>
-    </w:p>
-    <w:p>
-      <w:pPr>
-        <w:spacing w:after="20"/>
-        <w:ind w:left="360" w:hanging="72"/>
-      </w:pPr>
-      <w:r>
-        <w:t>c. 255 bytes</w:t>
-      </w:r>
-    </w:p>
-    <w:p>
-      <w:pPr>
-        <w:spacing w:after="20"/>
-        <w:ind w:left="360" w:hanging="72"/>
-      </w:pPr>
-      <w:r>
-        <w:t>d. 65,535 bytes</w:t>
-      </w:r>
-    </w:p>
-    <w:p>
-      <w:pPr>
-        <w:spacing w:before="120" w:after="40"/>
-      </w:pPr>
-      <w:r>
-        <w:rPr>
-          <w:b/>
-        </w:rPr>
-        <w:t>308. Which data type is best for storing very long text like articles or blog posts?</w:t>
-      </w:r>
-    </w:p>
-    <w:p>
-      <w:pPr>
-        <w:spacing w:after="20"/>
-        <w:ind w:left="360" w:hanging="72"/>
-      </w:pPr>
-      <w:r>
-        <w:t>a. VARCHAR</w:t>
-      </w:r>
-    </w:p>
-    <w:p>
-      <w:pPr>
-        <w:spacing w:after="20"/>
-        <w:ind w:left="360" w:hanging="72"/>
-      </w:pPr>
-      <w:r>
-        <w:t>b. CHAR</w:t>
-      </w:r>
-    </w:p>
-    <w:p>
-      <w:pPr>
-        <w:spacing w:after="20"/>
-        <w:ind w:left="360" w:hanging="72"/>
-      </w:pPr>
-      <w:r>
-        <w:lastRenderedPageBreak/>
-        <w:t>c. TEXT</w:t>
-      </w:r>
-    </w:p>
-    <w:p>
-      <w:pPr>
-        <w:spacing w:after="20"/>
-        <w:ind w:left="360" w:hanging="72"/>
-      </w:pPr>
-      <w:r>
-        <w:t>d. BLOB</w:t>
-      </w:r>
-    </w:p>
-    <w:p>
-      <w:pPr>
-        <w:spacing w:before="120" w:after="40"/>
-      </w:pPr>
-      <w:r>
-        <w:rPr>
-          <w:b/>
-        </w:rPr>
-        <w:t>309. What is the primary role of a primary key in a database table?</w:t>
-      </w:r>
-    </w:p>
-    <w:p>
-      <w:pPr>
-        <w:spacing w:after="20"/>
-        <w:ind w:left="360" w:hanging="72"/>
-      </w:pPr>
-      <w:r>
-        <w:t>a. Allows duplicate entries</w:t>
-      </w:r>
-    </w:p>
-    <w:p>
-      <w:pPr>
-        <w:spacing w:after="20"/>
-        <w:ind w:left="360" w:hanging="72"/>
-      </w:pPr>
-      <w:r>
-        <w:t>b. Uniquely identifies each row</w:t>
-      </w:r>
-    </w:p>
-    <w:p>
-      <w:pPr>
-        <w:spacing w:after="20"/>
-        <w:ind w:left="360" w:hanging="72"/>
-      </w:pPr>
-      <w:r>
-        <w:t>c. Stores metadata</w:t>
-      </w:r>
-    </w:p>
-    <w:p>
-      <w:pPr>
-        <w:spacing w:after="20"/>
-        <w:ind w:left="360" w:hanging="72"/>
-      </w:pPr>
-      <w:r>
-        <w:t>d. Acts as a backup column</w:t>
-      </w:r>
-    </w:p>
-    <w:p>
-      <w:pPr>
-        <w:spacing w:before="120" w:after="40"/>
-      </w:pPr>
-      <w:r>
-        <w:rPr>
-          <w:b/>
-        </w:rPr>
-        <w:t>310. How many primary keys can a table have?</w:t>
-      </w:r>
-    </w:p>
-    <w:p>
-      <w:pPr>
-        <w:spacing w:after="20"/>
-        <w:ind w:left="360" w:hanging="72"/>
-      </w:pPr>
-      <w:r>
-        <w:t>a. None</w:t>
-      </w:r>
-    </w:p>
-    <w:p>
-      <w:pPr>
-        <w:spacing w:after="20"/>
-        <w:ind w:left="360" w:hanging="72"/>
-      </w:pPr>
-      <w:r>
-        <w:t>b. Exactly one</w:t>
-      </w:r>
-    </w:p>
-    <w:p>
-      <w:pPr>
-        <w:spacing w:after="20"/>
-        <w:ind w:left="360" w:hanging="72"/>
-      </w:pPr>
-      <w:r>
-        <w:t>c. Up to two</w:t>
-      </w:r>
-    </w:p>
-    <w:p>
-      <w:pPr>
-        <w:spacing w:after="20"/>
-        <w:ind w:left="360" w:hanging="72"/>
-      </w:pPr>
-      <w:r>
-        <w:t>d. As many as needed</w:t>
-      </w:r>
-    </w:p>
-    <w:p>
-      <w:pPr>
-        <w:spacing w:before="120" w:after="40"/>
-      </w:pPr>
-      <w:r>
-        <w:rPr>
-          <w:b/>
-        </w:rPr>
-        <w:t>311. Can a primary key contain NULL values?</w:t>
-      </w:r>
-    </w:p>
-    <w:p>
-      <w:pPr>
-        <w:spacing w:after="20"/>
-        <w:ind w:left="360" w:hanging="72"/>
-      </w:pPr>
-      <w:r>
-        <w:t>a. Yes</w:t>
-      </w:r>
-    </w:p>
-    <w:p>
-      <w:pPr>
-        <w:spacing w:after="20"/>
-        <w:ind w:left="360" w:hanging="72"/>
-      </w:pPr>
-      <w:r>
-        <w:t>b. No</w:t>
-      </w:r>
-    </w:p>
-    <w:p>
-      <w:pPr>
-        <w:spacing w:after="20"/>
-        <w:ind w:left="360" w:hanging="72"/>
-      </w:pPr>
-      <w:r>
-        <w:t>c. Only one NULL allowed</w:t>
-      </w:r>
-    </w:p>
-    <w:p>
-      <w:pPr>
-        <w:spacing w:after="20"/>
-        <w:ind w:left="360" w:hanging="72"/>
-      </w:pPr>
-      <w:r>
-        <w:t>d. Depends on the database</w:t>
-      </w:r>
-    </w:p>
-    <w:p>
-      <w:pPr>
-        <w:spacing w:before="120" w:after="40"/>
-      </w:pPr>
-      <w:r>
-        <w:rPr>
-          <w:b/>
-        </w:rPr>
-        <w:t>312. What does the UPDATE statement do in SQL?</w:t>
-      </w:r>
-    </w:p>
-    <w:p>
-      <w:pPr>
-        <w:spacing w:after="20"/>
-        <w:ind w:left="360" w:hanging="72"/>
-      </w:pPr>
-      <w:r>
-        <w:t>a. Deletes rows from a table</w:t>
-      </w:r>
-    </w:p>
-    <w:p>
-      <w:pPr>
-        <w:spacing w:after="20"/>
-        <w:ind w:left="360" w:hanging="72"/>
-      </w:pPr>
-      <w:r>
-        <w:t>b. Adds new rows to a table</w:t>
-      </w:r>
-    </w:p>
-    <w:p>
-      <w:pPr>
-        <w:spacing w:after="20"/>
-        <w:ind w:left="360" w:hanging="72"/>
-      </w:pPr>
-      <w:r>
-        <w:t>c. Modifies existing data in a table</w:t>
-      </w:r>
-    </w:p>
-    <w:p>
-      <w:pPr>
-        <w:spacing w:after="20"/>
-        <w:ind w:left="360" w:hanging="72"/>
-      </w:pPr>
-      <w:r>
-        <w:t>d. Creates a new table</w:t>
-      </w:r>
-    </w:p>
-    <w:p>
-      <w:pPr>
-        <w:spacing w:before="120" w:after="40"/>
-      </w:pPr>
-      <w:r>
-        <w:rPr>
-          <w:b/>
-        </w:rPr>
-        <w:t>313. Which statement changes multiple columns in a single UPDATE?</w:t>
-      </w:r>
-    </w:p>
-    <w:p>
-      <w:pPr>
-        <w:spacing w:after="20"/>
-        <w:ind w:left="360" w:hanging="72"/>
-      </w:pPr>
-      <w:r>
-        <w:t>a. UPDATE table SET col1=val1, col2=val2 WHERE condition</w:t>
-      </w:r>
-    </w:p>
-    <w:p>
-      <w:pPr>
-        <w:spacing w:after="20"/>
-        <w:ind w:left="360" w:hanging="72"/>
-      </w:pPr>
-      <w:r>
-        <w:t>b. UPDATE table SET col1=val1 AND col2=val2 WHERE condition</w:t>
-      </w:r>
-    </w:p>
-    <w:p>
-      <w:pPr>
-        <w:spacing w:after="20"/>
-        <w:ind w:left="360" w:hanging="72"/>
-      </w:pPr>
-      <w:r>
-        <w:t>c. UPDATE table (col1, col2) VALUES (val1, val2) WHERE condition</w:t>
-      </w:r>
-    </w:p>
-    <w:p>
-      <w:pPr>
-        <w:spacing w:after="20"/>
-        <w:ind w:left="360" w:hanging="72"/>
-      </w:pPr>
-      <w:r>
-        <w:t>d. UPDATE table col1=val1, col2=val2 WHERE condition</w:t>
-      </w:r>
-    </w:p>
-    <w:p>
-      <w:pPr>
-        <w:spacing w:before="120" w:after="40"/>
-      </w:pPr>
-      <w:r>
-        <w:rPr>
-          <w:b/>
-        </w:rPr>
-        <w:t>314. Can UPDATE be used with a JOIN to modify rows based on another table?</w:t>
-      </w:r>
-    </w:p>
-    <w:p>
-      <w:pPr>
-        <w:spacing w:after="20"/>
-        <w:ind w:left="360" w:hanging="72"/>
-      </w:pPr>
-      <w:r>
-        <w:t>a. Yes, in most databases</w:t>
-      </w:r>
-    </w:p>
-    <w:p>
-      <w:pPr>
-        <w:spacing w:after="20"/>
-        <w:ind w:left="360" w:hanging="72"/>
-      </w:pPr>
-      <w:r>
-        <w:t>b. No, UPDATE cannot use JOINs</w:t>
-      </w:r>
-    </w:p>
-    <w:p>
-      <w:pPr>
-        <w:spacing w:after="20"/>
-        <w:ind w:left="360" w:hanging="72"/>
-      </w:pPr>
-      <w:r>
-        <w:t>c. Only with subqueries</w:t>
-      </w:r>
-    </w:p>
-    <w:p>
-      <w:pPr>
-        <w:spacing w:after="20"/>
-        <w:ind w:left="360" w:hanging="72"/>
-      </w:pPr>
-      <w:r>
-        <w:t>d. Only in MySQL</w:t>
-      </w:r>
-    </w:p>
-    <w:p>
-      <w:pPr>
-        <w:spacing w:before="120" w:after="40"/>
-      </w:pPr>
-      <w:r>
-        <w:rPr>
-          <w:b/>
-        </w:rPr>
-        <w:t>315. What happens if you execute UPDATE products SET stock = 0; without a WHERE clause?</w:t>
-      </w:r>
-    </w:p>
-    <w:p>
-      <w:pPr>
-        <w:spacing w:after="20"/>
-        <w:ind w:left="360" w:hanging="72"/>
-      </w:pPr>
-      <w:r>
-        <w:t>a. No rows will be updated</w:t>
-      </w:r>
-    </w:p>
-    <w:p>
-      <w:pPr>
-        <w:spacing w:after="20"/>
-        <w:ind w:left="360" w:hanging="72"/>
-      </w:pPr>
-      <w:r>
-        <w:t>b. Only one row is updated</w:t>
-      </w:r>
-    </w:p>
-    <w:p>
-      <w:pPr>
-        <w:spacing w:after="20"/>
-        <w:ind w:left="360" w:hanging="72"/>
-      </w:pPr>
-      <w:r>
-        <w:t>c. All rows will have stock set to 0</w:t>
-      </w:r>
-    </w:p>
-    <w:p>
-      <w:pPr>
-        <w:spacing w:after="20"/>
-        <w:ind w:left="360" w:hanging="72"/>
-      </w:pPr>
-      <w:r>
-        <w:t>d. It will throw a syntax error</w:t>
-      </w:r>
-    </w:p>
-    <w:p>
-      <w:pPr>
-        <w:spacing w:before="120" w:after="40"/>
-      </w:pPr>
-      <w:r>
-        <w:rPr>
-          <w:b/>
-        </w:rPr>
-        <w:t>316. How would you update only the first 10 rows in MySQL?</w:t>
-      </w:r>
-    </w:p>
-    <w:p>
-      <w:pPr>
-        <w:spacing w:after="20"/>
-        <w:ind w:left="360" w:hanging="72"/>
-      </w:pPr>
-      <w:r>
-        <w:t>a. UPDATE table SET col=val LIMIT 10</w:t>
-      </w:r>
-    </w:p>
-    <w:p>
-      <w:pPr>
-        <w:spacing w:after="20"/>
-        <w:ind w:left="360" w:hanging="72"/>
-      </w:pPr>
-      <w:r>
-        <w:t>b. UPDATE TOP 10 table SET col=val</w:t>
-      </w:r>
-    </w:p>
-    <w:p>
-      <w:pPr>
-        <w:spacing w:after="20"/>
-        <w:ind w:left="360" w:hanging="72"/>
-      </w:pPr>
-      <w:r>
-        <w:lastRenderedPageBreak/>
-        <w:t>c. UPDATE table SET col=val WHERE ROWNUM &lt;= 10</w:t>
-      </w:r>
-    </w:p>
-    <w:p>
-      <w:pPr>
-        <w:spacing w:after="20"/>
-        <w:ind w:left="360" w:hanging="72"/>
-      </w:pPr>
-      <w:r>
-        <w:t>d. UPDATE FIRST 10 table SET col=val</w:t>
-      </w:r>
-    </w:p>
-    <w:p>
-      <w:pPr>
-        <w:spacing w:before="120" w:after="40"/>
-      </w:pPr>
-      <w:r>
-        <w:rPr>
-          <w:b/>
-        </w:rPr>
-        <w:t>317. How can you preview which rows will be updated before running UPDATE?</w:t>
-      </w:r>
-    </w:p>
-    <w:p>
-      <w:pPr>
-        <w:spacing w:after="20"/>
-        <w:ind w:left="360" w:hanging="72"/>
-      </w:pPr>
-      <w:r>
-        <w:t>a. Run a SELECT with the same WHERE clause</w:t>
-      </w:r>
-    </w:p>
-    <w:p>
-      <w:pPr>
-        <w:spacing w:after="20"/>
-        <w:ind w:left="360" w:hanging="72"/>
-      </w:pPr>
-      <w:r>
-        <w:t>b. Use a PREVIEW UPDATE command</w:t>
-      </w:r>
-    </w:p>
-    <w:p>
-      <w:pPr>
-        <w:spacing w:after="20"/>
-        <w:ind w:left="360" w:hanging="72"/>
-      </w:pPr>
-      <w:r>
-        <w:t>c. Use the CHECK UPDATE clause</w:t>
-      </w:r>
-    </w:p>
-    <w:p>
-      <w:pPr>
-        <w:spacing w:after="20"/>
-        <w:ind w:left="360" w:hanging="72"/>
-      </w:pPr>
-      <w:r>
-        <w:t>d. It is not possible</w:t>
-      </w:r>
-    </w:p>
-    <w:p>
-      <w:pPr>
-        <w:spacing w:before="120" w:after="40"/>
-      </w:pPr>
-      <w:r>
-        <w:rPr>
-          <w:b/>
-        </w:rPr>
-        <w:t>318. Which query correctly deletes customers who have placed orders with zero total?</w:t>
-      </w:r>
-    </w:p>
-    <w:p>
-      <w:pPr>
-        <w:spacing w:after="20"/>
-        <w:ind w:left="360" w:hanging="72"/>
-      </w:pPr>
-      <w:r>
-        <w:t>a. DELETE FROM customers WHERE orders.total=0;</w:t>
-      </w:r>
-    </w:p>
-    <w:p>
-      <w:pPr>
-        <w:spacing w:after="20"/>
-        <w:ind w:left="360" w:hanging="72"/>
-      </w:pPr>
-      <w:r>
-        <w:t>b. DELETE customers WHERE IN orders total=0;</w:t>
-      </w:r>
-    </w:p>
-    <w:p>
-      <w:pPr>
-        <w:spacing w:after="20"/>
-        <w:ind w:left="360" w:hanging="72"/>
-      </w:pPr>
-      <w:r>
-        <w:t>c. DELETE FROM customers WHERE customer_id IN (SELECT customer_id FROM orders  WHERE order_total = 0);</w:t>
-      </w:r>
-    </w:p>
-    <w:p>
-      <w:pPr>
-        <w:spacing w:after="20"/>
-        <w:ind w:left="360" w:hanging="72"/>
-      </w:pPr>
-      <w:r>
-        <w:t>d. DELETE customers WITH order_total=0;</w:t>
-      </w:r>
-    </w:p>
-    <w:p>
-      <w:pPr>
-        <w:spacing w:before="120" w:after="40"/>
-      </w:pPr>
-      <w:r>
-        <w:rPr>
-          <w:b/>
-        </w:rPr>
-        <w:t>319. How would you delete all customers who have no orders?</w:t>
-      </w:r>
-    </w:p>
-    <w:p>
-      <w:pPr>
-        <w:spacing w:after="20"/>
-        <w:ind w:left="360" w:hanging="72"/>
-      </w:pPr>
-      <w:r>
-        <w:t>a. DELETE FROM customers WHERE customer_id NOT IN (SELECT customer_id FROM orders)</w:t>
-      </w:r>
-    </w:p>
-    <w:p>
-      <w:pPr>
-        <w:spacing w:after="20"/>
-        <w:ind w:left="360" w:hanging="72"/>
-      </w:pPr>
-      <w:r>
-        <w:t>b. DELETE FROM customers WHERE orders IS NULL</w:t>
-      </w:r>
-    </w:p>
-    <w:p>
-      <w:pPr>
-        <w:spacing w:after="20"/>
-        <w:ind w:left="360" w:hanging="72"/>
-      </w:pPr>
-      <w:r>
-        <w:t>c. DELETE customers WITHOUT orders</w:t>
-      </w:r>
-    </w:p>
-    <w:p>
-      <w:pPr>
-        <w:spacing w:after="20"/>
-        <w:ind w:left="360" w:hanging="72"/>
-      </w:pPr>
-      <w:r>
-        <w:t>d. DELETE FROM customers WHERE customer_id IN (SELECT customer_id FROM orders) What is the risk of using a subquery in a DELETE statement?</w:t>
-      </w:r>
-    </w:p>
-    <w:p>
-      <w:pPr>
-        <w:spacing w:after="20"/>
-        <w:ind w:left="360" w:hanging="72"/>
-      </w:pPr>
-      <w:r>
-        <w:t>e. Subqueries are not allowed in DELETE</w:t>
-      </w:r>
-    </w:p>
-    <w:p>
-      <w:pPr>
-        <w:spacing w:after="20"/>
-        <w:ind w:left="360" w:hanging="72"/>
-      </w:pPr>
-      <w:r>
-        <w:t>f. The subquery is executed for each row, which can be slow</w:t>
-      </w:r>
-    </w:p>
-    <w:p>
-      <w:pPr>
-        <w:spacing w:after="20"/>
-        <w:ind w:left="360" w:hanging="72"/>
-      </w:pPr>
-      <w:r>
-        <w:t>g. DELETE always ignores subqueries</w:t>
-      </w:r>
-    </w:p>
-    <w:p>
-      <w:pPr>
-        <w:spacing w:after="20"/>
-        <w:ind w:left="360" w:hanging="72"/>
-      </w:pPr>
-      <w:r>
-        <w:t>h. Subqueries can only be used with SELECT</w:t>
       </w:r>
     </w:p>
     <w:sectPr>
